--- a/docs/screen-design.docx
+++ b/docs/screen-design.docx
@@ -5113,7 +5113,30 @@
                 <w:sz w:val="19"/>
                 <w:szCs w:val="19"/>
               </w:rPr>
-              <w:t>One page per tool: LVGL, Converting, YOLO, Transformers, Keras.</w:t>
+              <w:t>One page per tool: LVGL, Converting, YOLO, Transformers, Keras. Both image tools — Converting and the LVGL image tab</w:t>
+            </w:r>
+            <w:r>
+              <w:rPr>
+                <w:rFonts w:ascii="Segoe UI" w:eastAsia="Times New Roman" w:hAnsi="Segoe UI" w:cs="Segoe UI"/>
+                <w:sz w:val="19"/>
+                <w:szCs w:val="19"/>
+              </w:rPr>
+              <w:t xml:space="preserve"> — take SVG as well as raster input, and render the vector at each output size rather than scaling one decode of it. The LVGL tab emits the v9 </w:t>
+            </w:r>
+            <w:r>
+              <w:rPr>
+                <w:rStyle w:val="c1"/>
+                <w:rFonts w:eastAsia="Times New Roman" w:cs="Segoe UI"/>
+              </w:rPr>
+              <w:t>lv_image_dsc_t</w:t>
+            </w:r>
+            <w:r>
+              <w:rPr>
+                <w:rFonts w:ascii="Segoe UI" w:eastAsia="Times New Roman" w:hAnsi="Segoe UI" w:cs="Segoe UI"/>
+                <w:sz w:val="19"/>
+                <w:szCs w:val="19"/>
+              </w:rPr>
+              <w:t xml:space="preserve"> form and says so on the output card.</w:t>
             </w:r>
           </w:p>
         </w:tc>
@@ -5460,9 +5483,122 @@
 <file path=word/numbering.xml><?xml version="1.0" encoding="utf-8"?>
 <w:numbering xmlns:wpc="http://schemas.microsoft.com/office/word/2010/wordprocessingCanvas" xmlns:cx="http://schemas.microsoft.com/office/drawing/2014/chartex" xmlns:mc="http://schemas.openxmlformats.org/markup-compatibility/2006" xmlns:o="urn:schemas-microsoft-com:office:office" xmlns:r="http://schemas.openxmlformats.org/officeDocument/2006/relationships" xmlns:m="http://schemas.openxmlformats.org/officeDocument/2006/math" xmlns:v="urn:schemas-microsoft-com:vml" xmlns:wp14="http://schemas.microsoft.com/office/word/2010/wordprocessingDrawing" xmlns:wp="http://schemas.openxmlformats.org/drawingml/2006/wordprocessingDrawing" xmlns:w10="urn:schemas-microsoft-com:office:word" xmlns:w="http://schemas.openxmlformats.org/wordprocessingml/2006/main" xmlns:w14="http://schemas.microsoft.com/office/word/2010/wordml" xmlns:w15="http://schemas.microsoft.com/office/word/2012/wordml" xmlns:w16se="http://schemas.microsoft.com/office/word/2015/wordml/symex" xmlns:wpg="http://schemas.microsoft.com/office/word/2010/wordprocessingGroup" xmlns:wpi="http://schemas.microsoft.com/office/word/2010/wordprocessingInk" xmlns:wne="http://schemas.microsoft.com/office/word/2006/wordml" xmlns:wps="http://schemas.microsoft.com/office/word/2010/wordprocessingShape" mc:Ignorable="w14 w15 w16se wp14">
   <w:abstractNum w:abstractNumId="0" w15:restartNumberingAfterBreak="0">
-    <w:nsid w:val="0C2C2C3C"/>
+    <w:nsid w:val="06983161"/>
     <w:multiLevelType w:val="multilevel"/>
-    <w:tmpl w:val="77020F0A"/>
+    <w:tmpl w:val="2084AC1C"/>
+    <w:lvl w:ilvl="0">
+      <w:start w:val="1"/>
+      <w:numFmt w:val="decimal"/>
+      <w:lvlText w:val="%1."/>
+      <w:lvlJc w:val="left"/>
+      <w:pPr>
+        <w:tabs>
+          <w:tab w:val="num" w:pos="720"/>
+        </w:tabs>
+        <w:ind w:left="720" w:hanging="360"/>
+      </w:pPr>
+    </w:lvl>
+    <w:lvl w:ilvl="1" w:tentative="1">
+      <w:start w:val="1"/>
+      <w:numFmt w:val="decimal"/>
+      <w:lvlText w:val="%2."/>
+      <w:lvlJc w:val="left"/>
+      <w:pPr>
+        <w:tabs>
+          <w:tab w:val="num" w:pos="1440"/>
+        </w:tabs>
+        <w:ind w:left="1440" w:hanging="360"/>
+      </w:pPr>
+    </w:lvl>
+    <w:lvl w:ilvl="2" w:tentative="1">
+      <w:start w:val="1"/>
+      <w:numFmt w:val="decimal"/>
+      <w:lvlText w:val="%3."/>
+      <w:lvlJc w:val="left"/>
+      <w:pPr>
+        <w:tabs>
+          <w:tab w:val="num" w:pos="2160"/>
+        </w:tabs>
+        <w:ind w:left="2160" w:hanging="360"/>
+      </w:pPr>
+    </w:lvl>
+    <w:lvl w:ilvl="3" w:tentative="1">
+      <w:start w:val="1"/>
+      <w:numFmt w:val="decimal"/>
+      <w:lvlText w:val="%4."/>
+      <w:lvlJc w:val="left"/>
+      <w:pPr>
+        <w:tabs>
+          <w:tab w:val="num" w:pos="2880"/>
+        </w:tabs>
+        <w:ind w:left="2880" w:hanging="360"/>
+      </w:pPr>
+    </w:lvl>
+    <w:lvl w:ilvl="4" w:tentative="1">
+      <w:start w:val="1"/>
+      <w:numFmt w:val="decimal"/>
+      <w:lvlText w:val="%5."/>
+      <w:lvlJc w:val="left"/>
+      <w:pPr>
+        <w:tabs>
+          <w:tab w:val="num" w:pos="3600"/>
+        </w:tabs>
+        <w:ind w:left="3600" w:hanging="360"/>
+      </w:pPr>
+    </w:lvl>
+    <w:lvl w:ilvl="5" w:tentative="1">
+      <w:start w:val="1"/>
+      <w:numFmt w:val="decimal"/>
+      <w:lvlText w:val="%6."/>
+      <w:lvlJc w:val="left"/>
+      <w:pPr>
+        <w:tabs>
+          <w:tab w:val="num" w:pos="4320"/>
+        </w:tabs>
+        <w:ind w:left="4320" w:hanging="360"/>
+      </w:pPr>
+    </w:lvl>
+    <w:lvl w:ilvl="6" w:tentative="1">
+      <w:start w:val="1"/>
+      <w:numFmt w:val="decimal"/>
+      <w:lvlText w:val="%7."/>
+      <w:lvlJc w:val="left"/>
+      <w:pPr>
+        <w:tabs>
+          <w:tab w:val="num" w:pos="5040"/>
+        </w:tabs>
+        <w:ind w:left="5040" w:hanging="360"/>
+      </w:pPr>
+    </w:lvl>
+    <w:lvl w:ilvl="7" w:tentative="1">
+      <w:start w:val="1"/>
+      <w:numFmt w:val="decimal"/>
+      <w:lvlText w:val="%8."/>
+      <w:lvlJc w:val="left"/>
+      <w:pPr>
+        <w:tabs>
+          <w:tab w:val="num" w:pos="5760"/>
+        </w:tabs>
+        <w:ind w:left="5760" w:hanging="360"/>
+      </w:pPr>
+    </w:lvl>
+    <w:lvl w:ilvl="8" w:tentative="1">
+      <w:start w:val="1"/>
+      <w:numFmt w:val="decimal"/>
+      <w:lvlText w:val="%9."/>
+      <w:lvlJc w:val="left"/>
+      <w:pPr>
+        <w:tabs>
+          <w:tab w:val="num" w:pos="6480"/>
+        </w:tabs>
+        <w:ind w:left="6480" w:hanging="360"/>
+      </w:pPr>
+    </w:lvl>
+  </w:abstractNum>
+  <w:abstractNum w:abstractNumId="1" w15:restartNumberingAfterBreak="0">
+    <w:nsid w:val="0E2B373C"/>
+    <w:multiLevelType w:val="multilevel"/>
+    <w:tmpl w:val="66A06904"/>
     <w:lvl w:ilvl="0">
       <w:start w:val="1"/>
       <w:numFmt w:val="bullet"/>
@@ -5608,10 +5744,10 @@
       </w:rPr>
     </w:lvl>
   </w:abstractNum>
-  <w:abstractNum w:abstractNumId="1" w15:restartNumberingAfterBreak="0">
-    <w:nsid w:val="30D05E04"/>
+  <w:abstractNum w:abstractNumId="2" w15:restartNumberingAfterBreak="0">
+    <w:nsid w:val="139150D1"/>
     <w:multiLevelType w:val="multilevel"/>
-    <w:tmpl w:val="193458AA"/>
+    <w:tmpl w:val="2DBCF728"/>
     <w:lvl w:ilvl="0">
       <w:start w:val="1"/>
       <w:numFmt w:val="bullet"/>
@@ -5757,10 +5893,10 @@
       </w:rPr>
     </w:lvl>
   </w:abstractNum>
-  <w:abstractNum w:abstractNumId="2" w15:restartNumberingAfterBreak="0">
-    <w:nsid w:val="3729599D"/>
+  <w:abstractNum w:abstractNumId="3" w15:restartNumberingAfterBreak="0">
+    <w:nsid w:val="2F53390C"/>
     <w:multiLevelType w:val="multilevel"/>
-    <w:tmpl w:val="2ACACD96"/>
+    <w:tmpl w:val="7368CCCE"/>
     <w:lvl w:ilvl="0">
       <w:start w:val="1"/>
       <w:numFmt w:val="bullet"/>
@@ -5906,10 +6042,10 @@
       </w:rPr>
     </w:lvl>
   </w:abstractNum>
-  <w:abstractNum w:abstractNumId="3" w15:restartNumberingAfterBreak="0">
-    <w:nsid w:val="393D19E7"/>
+  <w:abstractNum w:abstractNumId="4" w15:restartNumberingAfterBreak="0">
+    <w:nsid w:val="3F8B6D6F"/>
     <w:multiLevelType w:val="multilevel"/>
-    <w:tmpl w:val="CBAC016A"/>
+    <w:tmpl w:val="022E1B08"/>
     <w:lvl w:ilvl="0">
       <w:start w:val="1"/>
       <w:numFmt w:val="bullet"/>
@@ -6055,10 +6191,10 @@
       </w:rPr>
     </w:lvl>
   </w:abstractNum>
-  <w:abstractNum w:abstractNumId="4" w15:restartNumberingAfterBreak="0">
-    <w:nsid w:val="47AD0634"/>
+  <w:abstractNum w:abstractNumId="5" w15:restartNumberingAfterBreak="0">
+    <w:nsid w:val="4657435C"/>
     <w:multiLevelType w:val="multilevel"/>
-    <w:tmpl w:val="76840F2A"/>
+    <w:tmpl w:val="BE90338A"/>
     <w:lvl w:ilvl="0">
       <w:start w:val="1"/>
       <w:numFmt w:val="bullet"/>
@@ -6204,123 +6340,10 @@
       </w:rPr>
     </w:lvl>
   </w:abstractNum>
-  <w:abstractNum w:abstractNumId="5" w15:restartNumberingAfterBreak="0">
-    <w:nsid w:val="4FC502A5"/>
+  <w:abstractNum w:abstractNumId="6" w15:restartNumberingAfterBreak="0">
+    <w:nsid w:val="629B0CF5"/>
     <w:multiLevelType w:val="multilevel"/>
-    <w:tmpl w:val="579086C8"/>
-    <w:lvl w:ilvl="0">
-      <w:start w:val="1"/>
-      <w:numFmt w:val="decimal"/>
-      <w:lvlText w:val="%1."/>
-      <w:lvlJc w:val="left"/>
-      <w:pPr>
-        <w:tabs>
-          <w:tab w:val="num" w:pos="720"/>
-        </w:tabs>
-        <w:ind w:left="720" w:hanging="360"/>
-      </w:pPr>
-    </w:lvl>
-    <w:lvl w:ilvl="1" w:tentative="1">
-      <w:start w:val="1"/>
-      <w:numFmt w:val="decimal"/>
-      <w:lvlText w:val="%2."/>
-      <w:lvlJc w:val="left"/>
-      <w:pPr>
-        <w:tabs>
-          <w:tab w:val="num" w:pos="1440"/>
-        </w:tabs>
-        <w:ind w:left="1440" w:hanging="360"/>
-      </w:pPr>
-    </w:lvl>
-    <w:lvl w:ilvl="2" w:tentative="1">
-      <w:start w:val="1"/>
-      <w:numFmt w:val="decimal"/>
-      <w:lvlText w:val="%3."/>
-      <w:lvlJc w:val="left"/>
-      <w:pPr>
-        <w:tabs>
-          <w:tab w:val="num" w:pos="2160"/>
-        </w:tabs>
-        <w:ind w:left="2160" w:hanging="360"/>
-      </w:pPr>
-    </w:lvl>
-    <w:lvl w:ilvl="3" w:tentative="1">
-      <w:start w:val="1"/>
-      <w:numFmt w:val="decimal"/>
-      <w:lvlText w:val="%4."/>
-      <w:lvlJc w:val="left"/>
-      <w:pPr>
-        <w:tabs>
-          <w:tab w:val="num" w:pos="2880"/>
-        </w:tabs>
-        <w:ind w:left="2880" w:hanging="360"/>
-      </w:pPr>
-    </w:lvl>
-    <w:lvl w:ilvl="4" w:tentative="1">
-      <w:start w:val="1"/>
-      <w:numFmt w:val="decimal"/>
-      <w:lvlText w:val="%5."/>
-      <w:lvlJc w:val="left"/>
-      <w:pPr>
-        <w:tabs>
-          <w:tab w:val="num" w:pos="3600"/>
-        </w:tabs>
-        <w:ind w:left="3600" w:hanging="360"/>
-      </w:pPr>
-    </w:lvl>
-    <w:lvl w:ilvl="5" w:tentative="1">
-      <w:start w:val="1"/>
-      <w:numFmt w:val="decimal"/>
-      <w:lvlText w:val="%6."/>
-      <w:lvlJc w:val="left"/>
-      <w:pPr>
-        <w:tabs>
-          <w:tab w:val="num" w:pos="4320"/>
-        </w:tabs>
-        <w:ind w:left="4320" w:hanging="360"/>
-      </w:pPr>
-    </w:lvl>
-    <w:lvl w:ilvl="6" w:tentative="1">
-      <w:start w:val="1"/>
-      <w:numFmt w:val="decimal"/>
-      <w:lvlText w:val="%7."/>
-      <w:lvlJc w:val="left"/>
-      <w:pPr>
-        <w:tabs>
-          <w:tab w:val="num" w:pos="5040"/>
-        </w:tabs>
-        <w:ind w:left="5040" w:hanging="360"/>
-      </w:pPr>
-    </w:lvl>
-    <w:lvl w:ilvl="7" w:tentative="1">
-      <w:start w:val="1"/>
-      <w:numFmt w:val="decimal"/>
-      <w:lvlText w:val="%8."/>
-      <w:lvlJc w:val="left"/>
-      <w:pPr>
-        <w:tabs>
-          <w:tab w:val="num" w:pos="5760"/>
-        </w:tabs>
-        <w:ind w:left="5760" w:hanging="360"/>
-      </w:pPr>
-    </w:lvl>
-    <w:lvl w:ilvl="8" w:tentative="1">
-      <w:start w:val="1"/>
-      <w:numFmt w:val="decimal"/>
-      <w:lvlText w:val="%9."/>
-      <w:lvlJc w:val="left"/>
-      <w:pPr>
-        <w:tabs>
-          <w:tab w:val="num" w:pos="6480"/>
-        </w:tabs>
-        <w:ind w:left="6480" w:hanging="360"/>
-      </w:pPr>
-    </w:lvl>
-  </w:abstractNum>
-  <w:abstractNum w:abstractNumId="6" w15:restartNumberingAfterBreak="0">
-    <w:nsid w:val="533D0D9C"/>
-    <w:multiLevelType w:val="multilevel"/>
-    <w:tmpl w:val="B0CCFADE"/>
+    <w:tmpl w:val="AB54226A"/>
     <w:lvl w:ilvl="0">
       <w:start w:val="1"/>
       <w:numFmt w:val="bullet"/>
@@ -6467,25 +6490,25 @@
     </w:lvl>
   </w:abstractNum>
   <w:num w:numId="1">
-    <w:abstractNumId w:val="2"/>
+    <w:abstractNumId w:val="6"/>
   </w:num>
   <w:num w:numId="2">
-    <w:abstractNumId w:val="6"/>
+    <w:abstractNumId w:val="4"/>
   </w:num>
   <w:num w:numId="3">
-    <w:abstractNumId w:val="5"/>
+    <w:abstractNumId w:val="0"/>
   </w:num>
   <w:num w:numId="4">
-    <w:abstractNumId w:val="0"/>
+    <w:abstractNumId w:val="1"/>
   </w:num>
   <w:num w:numId="5">
     <w:abstractNumId w:val="3"/>
   </w:num>
   <w:num w:numId="6">
-    <w:abstractNumId w:val="4"/>
+    <w:abstractNumId w:val="5"/>
   </w:num>
   <w:num w:numId="7">
-    <w:abstractNumId w:val="1"/>
+    <w:abstractNumId w:val="2"/>
   </w:num>
 </w:numbering>
 </file>

--- a/docs/screen-design.docx
+++ b/docs/screen-design.docx
@@ -5136,7 +5136,15 @@
                 <w:sz w:val="19"/>
                 <w:szCs w:val="19"/>
               </w:rPr>
-              <w:t xml:space="preserve"> form and says so on the output card.</w:t>
+              <w:t xml:space="preserve"> </w:t>
+            </w:r>
+            <w:r>
+              <w:rPr>
+                <w:rFonts w:ascii="Segoe UI" w:eastAsia="Times New Roman" w:hAnsi="Segoe UI" w:cs="Segoe UI"/>
+                <w:sz w:val="19"/>
+                <w:szCs w:val="19"/>
+              </w:rPr>
+              <w:t>form and says so on the output card. YOLO has a Labelling tab: a folder picker on the left with the class list, the image on a canvas in the middle, and the shape list and exports on the right.</w:t>
             </w:r>
           </w:p>
         </w:tc>
@@ -5193,15 +5201,15 @@
           <w:sz w:val="22"/>
           <w:szCs w:val="22"/>
         </w:rPr>
-        <w:t xml:space="preserve"> </w:t>
-      </w:r>
-      <w:r>
-        <w:rPr>
-          <w:rFonts w:ascii="Segoe UI" w:eastAsia="Times New Roman" w:hAnsi="Segoe UI" w:cs="Segoe UI"/>
-          <w:sz w:val="22"/>
-          <w:szCs w:val="22"/>
-        </w:rPr>
-        <w:t xml:space="preserve">confirms — there is no exception anywhere in </w:t>
+        <w:t xml:space="preserve"> confirms — t</w:t>
+      </w:r>
+      <w:r>
+        <w:rPr>
+          <w:rFonts w:ascii="Segoe UI" w:eastAsia="Times New Roman" w:hAnsi="Segoe UI" w:cs="Segoe UI"/>
+          <w:sz w:val="22"/>
+          <w:szCs w:val="22"/>
+        </w:rPr>
+        <w:t xml:space="preserve">here is no exception anywhere in </w:t>
       </w:r>
       <w:r>
         <w:rPr>
@@ -5210,15 +5218,15 @@
           <w:szCs w:val="22"/>
         </w:rPr>
         <w:br/>
-        <w:t>the application — and the confirmation states what else it takes with it ("its 12 tasks, with every comment and the whole history"), not merely "are you sure?". Where the scope can only be known by asking the s</w:t>
-      </w:r>
-      <w:r>
-        <w:rPr>
-          <w:rFonts w:ascii="Segoe UI" w:eastAsia="Times New Roman" w:hAnsi="Segoe UI" w:cs="Segoe UI"/>
-          <w:sz w:val="22"/>
-          <w:szCs w:val="22"/>
-        </w:rPr>
-        <w:t xml:space="preserve">erver, it is asked before the dialog opens; that is what deleting an account does. </w:t>
+        <w:t>the application — and the confirmation states what else it takes with it ("its 12 tasks, with every comment and the whole history"), not merely "are you sure?". Where the scope can only be known by asking the server, it is</w:t>
+      </w:r>
+      <w:r>
+        <w:rPr>
+          <w:rFonts w:ascii="Segoe UI" w:eastAsia="Times New Roman" w:hAnsi="Segoe UI" w:cs="Segoe UI"/>
+          <w:sz w:val="22"/>
+          <w:szCs w:val="22"/>
+        </w:rPr>
+        <w:t xml:space="preserve"> asked before the dialog opens; that is what deleting an account does. </w:t>
       </w:r>
     </w:p>
     <w:p>
@@ -5289,15 +5297,7 @@
           <w:sz w:val="22"/>
           <w:szCs w:val="22"/>
         </w:rPr>
-        <w:t>The destructive button in a confirmati</w:t>
-      </w:r>
-      <w:r>
-        <w:rPr>
-          <w:rFonts w:ascii="Segoe UI" w:eastAsia="Times New Roman" w:hAnsi="Segoe UI" w:cs="Segoe UI"/>
-          <w:sz w:val="22"/>
-          <w:szCs w:val="22"/>
-        </w:rPr>
-        <w:t xml:space="preserve">on is </w:t>
+        <w:t xml:space="preserve">The destructive button in a confirmation is </w:t>
       </w:r>
       <w:r>
         <w:rPr>
@@ -5374,15 +5374,15 @@
           <w:sz w:val="22"/>
           <w:szCs w:val="22"/>
         </w:rPr>
-        <w:t>Pickers that list peo</w:t>
-      </w:r>
-      <w:r>
-        <w:rPr>
-          <w:rFonts w:ascii="Segoe UI" w:eastAsia="Times New Roman" w:hAnsi="Segoe UI" w:cs="Segoe UI"/>
-          <w:sz w:val="22"/>
-          <w:szCs w:val="22"/>
-        </w:rPr>
-        <w:t xml:space="preserve">ple — project members, task assignee — re-read the </w:t>
+        <w:t>Pickers that list people — projec</w:t>
+      </w:r>
+      <w:r>
+        <w:rPr>
+          <w:rFonts w:ascii="Segoe UI" w:eastAsia="Times New Roman" w:hAnsi="Segoe UI" w:cs="Segoe UI"/>
+          <w:sz w:val="22"/>
+          <w:szCs w:val="22"/>
+        </w:rPr>
+        <w:t xml:space="preserve">t members, task assignee — re-read the </w:t>
       </w:r>
       <w:r>
         <w:rPr>
@@ -5452,22 +5452,23 @@
           <w:rStyle w:val="c1"/>
           <w:rFonts w:cs="Segoe UI"/>
         </w:rPr>
-        <w:t>frontend/public/trans</w:t>
-      </w:r>
-      <w:r>
-        <w:rPr>
-          <w:rStyle w:val="c1"/>
-          <w:rFonts w:cs="Segoe UI"/>
-        </w:rPr>
-        <w:t>lations.xml</w:t>
-      </w:r>
-      <w:r>
-        <w:rPr>
-          <w:rFonts w:ascii="Segoe UI" w:hAnsi="Segoe UI" w:cs="Segoe UI"/>
-          <w:sz w:val="22"/>
-          <w:szCs w:val="22"/>
-        </w:rPr>
-        <w:t xml:space="preserve"> (English, Spanish, Chinese, Japanese). Dates and numbers are formatted with the browser's locale; currency amounts follow the rules in the System Design Document.</w:t>
+        <w:t>frontend/public/translations.xml</w:t>
+      </w:r>
+      <w:r>
+        <w:rPr>
+          <w:rFonts w:ascii="Segoe UI" w:hAnsi="Segoe UI" w:cs="Segoe UI"/>
+          <w:sz w:val="22"/>
+          <w:szCs w:val="22"/>
+        </w:rPr>
+        <w:t xml:space="preserve"> </w:t>
+      </w:r>
+      <w:r>
+        <w:rPr>
+          <w:rFonts w:ascii="Segoe UI" w:hAnsi="Segoe UI" w:cs="Segoe UI"/>
+          <w:sz w:val="22"/>
+          <w:szCs w:val="22"/>
+        </w:rPr>
+        <w:t>(English, Spanish, Chinese, Japanese). Dates and numbers are formatted with the browser's locale; currency amounts follow the rules in the System Design Document.</w:t>
       </w:r>
     </w:p>
     <w:sectPr>
@@ -5483,9 +5484,9 @@
 <file path=word/numbering.xml><?xml version="1.0" encoding="utf-8"?>
 <w:numbering xmlns:wpc="http://schemas.microsoft.com/office/word/2010/wordprocessingCanvas" xmlns:cx="http://schemas.microsoft.com/office/drawing/2014/chartex" xmlns:mc="http://schemas.openxmlformats.org/markup-compatibility/2006" xmlns:o="urn:schemas-microsoft-com:office:office" xmlns:r="http://schemas.openxmlformats.org/officeDocument/2006/relationships" xmlns:m="http://schemas.openxmlformats.org/officeDocument/2006/math" xmlns:v="urn:schemas-microsoft-com:vml" xmlns:wp14="http://schemas.microsoft.com/office/word/2010/wordprocessingDrawing" xmlns:wp="http://schemas.openxmlformats.org/drawingml/2006/wordprocessingDrawing" xmlns:w10="urn:schemas-microsoft-com:office:word" xmlns:w="http://schemas.openxmlformats.org/wordprocessingml/2006/main" xmlns:w14="http://schemas.microsoft.com/office/word/2010/wordml" xmlns:w15="http://schemas.microsoft.com/office/word/2012/wordml" xmlns:w16se="http://schemas.microsoft.com/office/word/2015/wordml/symex" xmlns:wpg="http://schemas.microsoft.com/office/word/2010/wordprocessingGroup" xmlns:wpi="http://schemas.microsoft.com/office/word/2010/wordprocessingInk" xmlns:wne="http://schemas.microsoft.com/office/word/2006/wordml" xmlns:wps="http://schemas.microsoft.com/office/word/2010/wordprocessingShape" mc:Ignorable="w14 w15 w16se wp14">
   <w:abstractNum w:abstractNumId="0" w15:restartNumberingAfterBreak="0">
-    <w:nsid w:val="06983161"/>
+    <w:nsid w:val="0132122D"/>
     <w:multiLevelType w:val="multilevel"/>
-    <w:tmpl w:val="2084AC1C"/>
+    <w:tmpl w:val="172C6C9E"/>
     <w:lvl w:ilvl="0">
       <w:start w:val="1"/>
       <w:numFmt w:val="decimal"/>
@@ -5596,9 +5597,9 @@
     </w:lvl>
   </w:abstractNum>
   <w:abstractNum w:abstractNumId="1" w15:restartNumberingAfterBreak="0">
-    <w:nsid w:val="0E2B373C"/>
+    <w:nsid w:val="07CF376A"/>
     <w:multiLevelType w:val="multilevel"/>
-    <w:tmpl w:val="66A06904"/>
+    <w:tmpl w:val="5D84FAD4"/>
     <w:lvl w:ilvl="0">
       <w:start w:val="1"/>
       <w:numFmt w:val="bullet"/>
@@ -5745,9 +5746,9 @@
     </w:lvl>
   </w:abstractNum>
   <w:abstractNum w:abstractNumId="2" w15:restartNumberingAfterBreak="0">
-    <w:nsid w:val="139150D1"/>
+    <w:nsid w:val="18052605"/>
     <w:multiLevelType w:val="multilevel"/>
-    <w:tmpl w:val="2DBCF728"/>
+    <w:tmpl w:val="8892C7F4"/>
     <w:lvl w:ilvl="0">
       <w:start w:val="1"/>
       <w:numFmt w:val="bullet"/>
@@ -5894,9 +5895,9 @@
     </w:lvl>
   </w:abstractNum>
   <w:abstractNum w:abstractNumId="3" w15:restartNumberingAfterBreak="0">
-    <w:nsid w:val="2F53390C"/>
+    <w:nsid w:val="21EC2024"/>
     <w:multiLevelType w:val="multilevel"/>
-    <w:tmpl w:val="7368CCCE"/>
+    <w:tmpl w:val="6B8C7370"/>
     <w:lvl w:ilvl="0">
       <w:start w:val="1"/>
       <w:numFmt w:val="bullet"/>
@@ -6043,9 +6044,9 @@
     </w:lvl>
   </w:abstractNum>
   <w:abstractNum w:abstractNumId="4" w15:restartNumberingAfterBreak="0">
-    <w:nsid w:val="3F8B6D6F"/>
+    <w:nsid w:val="41046BCB"/>
     <w:multiLevelType w:val="multilevel"/>
-    <w:tmpl w:val="022E1B08"/>
+    <w:tmpl w:val="4DF627D4"/>
     <w:lvl w:ilvl="0">
       <w:start w:val="1"/>
       <w:numFmt w:val="bullet"/>
@@ -6192,9 +6193,9 @@
     </w:lvl>
   </w:abstractNum>
   <w:abstractNum w:abstractNumId="5" w15:restartNumberingAfterBreak="0">
-    <w:nsid w:val="4657435C"/>
+    <w:nsid w:val="41092859"/>
     <w:multiLevelType w:val="multilevel"/>
-    <w:tmpl w:val="BE90338A"/>
+    <w:tmpl w:val="4BBA842C"/>
     <w:lvl w:ilvl="0">
       <w:start w:val="1"/>
       <w:numFmt w:val="bullet"/>
@@ -6341,9 +6342,9 @@
     </w:lvl>
   </w:abstractNum>
   <w:abstractNum w:abstractNumId="6" w15:restartNumberingAfterBreak="0">
-    <w:nsid w:val="629B0CF5"/>
+    <w:nsid w:val="6A726574"/>
     <w:multiLevelType w:val="multilevel"/>
-    <w:tmpl w:val="AB54226A"/>
+    <w:tmpl w:val="9BC8AF38"/>
     <w:lvl w:ilvl="0">
       <w:start w:val="1"/>
       <w:numFmt w:val="bullet"/>
@@ -6490,25 +6491,25 @@
     </w:lvl>
   </w:abstractNum>
   <w:num w:numId="1">
-    <w:abstractNumId w:val="6"/>
+    <w:abstractNumId w:val="5"/>
   </w:num>
   <w:num w:numId="2">
-    <w:abstractNumId w:val="4"/>
+    <w:abstractNumId w:val="1"/>
   </w:num>
   <w:num w:numId="3">
     <w:abstractNumId w:val="0"/>
   </w:num>
   <w:num w:numId="4">
-    <w:abstractNumId w:val="1"/>
+    <w:abstractNumId w:val="3"/>
   </w:num>
   <w:num w:numId="5">
-    <w:abstractNumId w:val="3"/>
+    <w:abstractNumId w:val="2"/>
   </w:num>
   <w:num w:numId="6">
-    <w:abstractNumId w:val="5"/>
+    <w:abstractNumId w:val="4"/>
   </w:num>
   <w:num w:numId="7">
-    <w:abstractNumId w:val="2"/>
+    <w:abstractNumId w:val="6"/>
   </w:num>
 </w:numbering>
 </file>

--- a/docs/screen-design.docx
+++ b/docs/screen-design.docx
@@ -181,33 +181,7 @@
           <w:sz w:val="22"/>
           <w:szCs w:val="22"/>
         </w:rPr>
-        <w:t xml:space="preserve"> Overview · Users · Data · Camera Management · Project Management · Schedule · Tools (LVGL, Converting, YOLO, Transformers, Keras) · Chat · Mail · Meetings · Posts · Database Management · System Monitoring · Basic Data (Category).</w:t>
-      </w:r>
-    </w:p>
-    <w:p>
-      <w:pPr>
-        <w:pStyle w:val="NormalWeb"/>
-        <w:rPr>
-          <w:rFonts w:ascii="Segoe UI" w:hAnsi="Segoe UI" w:cs="Segoe UI"/>
-          <w:sz w:val="22"/>
-          <w:szCs w:val="22"/>
-        </w:rPr>
-      </w:pPr>
-      <w:r>
-        <w:rPr>
-          <w:rFonts w:ascii="Segoe UI" w:hAnsi="Segoe UI" w:cs="Segoe UI"/>
-          <w:sz w:val="22"/>
-          <w:szCs w:val="22"/>
-        </w:rPr>
-        <w:t>A menu entry is prese</w:t>
-      </w:r>
-      <w:r>
-        <w:rPr>
-          <w:rFonts w:ascii="Segoe UI" w:hAnsi="Segoe UI" w:cs="Segoe UI"/>
-          <w:sz w:val="22"/>
-          <w:szCs w:val="22"/>
-        </w:rPr>
-        <w:t xml:space="preserve">nt only if the account can view that page; a parent with no visible children disappears with them. </w:t>
+        <w:t xml:space="preserve"> Overview · Users · Data · Camera Management · Project Management · Schedule · Tools (LVGL, Converting, and an </w:t>
       </w:r>
       <w:r>
         <w:rPr>
@@ -217,15 +191,23 @@
           <w:sz w:val="22"/>
           <w:szCs w:val="22"/>
         </w:rPr>
-        <w:t>My Page is not in the sidebar</w:t>
-      </w:r>
-      <w:r>
-        <w:rPr>
-          <w:rFonts w:ascii="Segoe UI" w:hAnsi="Segoe UI" w:cs="Segoe UI"/>
-          <w:sz w:val="22"/>
-          <w:szCs w:val="22"/>
-        </w:rPr>
-        <w:t xml:space="preserve"> — it is reached from the avatar menu in the header, because it belongs to the person rather than to the organisation.</w:t>
+        <w:t>AI</w:t>
+      </w:r>
+      <w:r>
+        <w:rPr>
+          <w:rFonts w:ascii="Segoe UI" w:hAnsi="Segoe UI" w:cs="Segoe UI"/>
+          <w:sz w:val="22"/>
+          <w:szCs w:val="22"/>
+        </w:rPr>
+        <w:t xml:space="preserve"> group holding YOLO, Transformers and Keras) · Chat · Mail · Meetings · Posts · Database Management · System Monitoring · Basic Data (Categ</w:t>
+      </w:r>
+      <w:r>
+        <w:rPr>
+          <w:rFonts w:ascii="Segoe UI" w:hAnsi="Segoe UI" w:cs="Segoe UI"/>
+          <w:sz w:val="22"/>
+          <w:szCs w:val="22"/>
+        </w:rPr>
+        <w:t>ory).</w:t>
       </w:r>
     </w:p>
     <w:p>
@@ -237,6 +219,14 @@
           <w:szCs w:val="22"/>
         </w:rPr>
       </w:pPr>
+      <w:r>
+        <w:rPr>
+          <w:rFonts w:ascii="Segoe UI" w:hAnsi="Segoe UI" w:cs="Segoe UI"/>
+          <w:sz w:val="22"/>
+          <w:szCs w:val="22"/>
+        </w:rPr>
+        <w:t xml:space="preserve">A menu entry is present only if the account can view that page; a parent with no visible children disappears with them. </w:t>
+      </w:r>
       <w:r>
         <w:rPr>
           <w:rFonts w:ascii="Segoe UI" w:hAnsi="Segoe UI" w:cs="Segoe UI"/>
@@ -245,16 +235,34 @@
           <w:sz w:val="22"/>
           <w:szCs w:val="22"/>
         </w:rPr>
-        <w:t>Chat</w:t>
-      </w:r>
-      <w:r>
-        <w:rPr>
-          <w:rFonts w:ascii="Segoe UI" w:hAnsi="Segoe UI" w:cs="Segoe UI"/>
-          <w:sz w:val="22"/>
-          <w:szCs w:val="22"/>
-        </w:rPr>
-        <w:t xml:space="preserve"> and </w:t>
-      </w:r>
+        <w:t>My Page is not in the sidebar</w:t>
+      </w:r>
+      <w:r>
+        <w:rPr>
+          <w:rFonts w:ascii="Segoe UI" w:hAnsi="Segoe UI" w:cs="Segoe UI"/>
+          <w:sz w:val="22"/>
+          <w:szCs w:val="22"/>
+        </w:rPr>
+        <w:t xml:space="preserve"> — it is reached from the avatar menu in the header, because it belongs to the person rather than to </w:t>
+      </w:r>
+      <w:r>
+        <w:rPr>
+          <w:rFonts w:ascii="Segoe UI" w:hAnsi="Segoe UI" w:cs="Segoe UI"/>
+          <w:sz w:val="22"/>
+          <w:szCs w:val="22"/>
+        </w:rPr>
+        <w:t>the organisation.</w:t>
+      </w:r>
+    </w:p>
+    <w:p>
+      <w:pPr>
+        <w:pStyle w:val="NormalWeb"/>
+        <w:rPr>
+          <w:rFonts w:ascii="Segoe UI" w:hAnsi="Segoe UI" w:cs="Segoe UI"/>
+          <w:sz w:val="22"/>
+          <w:szCs w:val="22"/>
+        </w:rPr>
+      </w:pPr>
       <w:r>
         <w:rPr>
           <w:rFonts w:ascii="Segoe UI" w:hAnsi="Segoe UI" w:cs="Segoe UI"/>
@@ -263,33 +271,15 @@
           <w:sz w:val="22"/>
           <w:szCs w:val="22"/>
         </w:rPr>
-        <w:t>Posts</w:t>
-      </w:r>
-      <w:r>
-        <w:rPr>
-          <w:rFonts w:ascii="Segoe UI" w:hAnsi="Segoe UI" w:cs="Segoe UI"/>
-          <w:sz w:val="22"/>
-          <w:szCs w:val="22"/>
-        </w:rPr>
-        <w:t xml:space="preserve"> carry a count as a blue badge on their own label — unread messages, and posts this account has not opened.</w:t>
-      </w:r>
-    </w:p>
-    <w:p>
-      <w:pPr>
-        <w:pStyle w:val="NormalWeb"/>
-        <w:rPr>
-          <w:rFonts w:ascii="Segoe UI" w:hAnsi="Segoe UI" w:cs="Segoe UI"/>
-          <w:sz w:val="22"/>
-          <w:szCs w:val="22"/>
-        </w:rPr>
-      </w:pPr>
-      <w:r>
-        <w:rPr>
-          <w:rFonts w:ascii="Segoe UI" w:hAnsi="Segoe UI" w:cs="Segoe UI"/>
-          <w:sz w:val="22"/>
-          <w:szCs w:val="22"/>
-        </w:rPr>
-        <w:t xml:space="preserve">The </w:t>
+        <w:t>Chat</w:t>
+      </w:r>
+      <w:r>
+        <w:rPr>
+          <w:rFonts w:ascii="Segoe UI" w:hAnsi="Segoe UI" w:cs="Segoe UI"/>
+          <w:sz w:val="22"/>
+          <w:szCs w:val="22"/>
+        </w:rPr>
+        <w:t xml:space="preserve"> and </w:t>
       </w:r>
       <w:r>
         <w:rPr>
@@ -299,6 +289,42 @@
           <w:sz w:val="22"/>
           <w:szCs w:val="22"/>
         </w:rPr>
+        <w:t>Posts</w:t>
+      </w:r>
+      <w:r>
+        <w:rPr>
+          <w:rFonts w:ascii="Segoe UI" w:hAnsi="Segoe UI" w:cs="Segoe UI"/>
+          <w:sz w:val="22"/>
+          <w:szCs w:val="22"/>
+        </w:rPr>
+        <w:t xml:space="preserve"> carry a count as a blue badge on their own label — unread messages, and posts this account has not opened.</w:t>
+      </w:r>
+    </w:p>
+    <w:p>
+      <w:pPr>
+        <w:pStyle w:val="NormalWeb"/>
+        <w:rPr>
+          <w:rFonts w:ascii="Segoe UI" w:hAnsi="Segoe UI" w:cs="Segoe UI"/>
+          <w:sz w:val="22"/>
+          <w:szCs w:val="22"/>
+        </w:rPr>
+      </w:pPr>
+      <w:r>
+        <w:rPr>
+          <w:rFonts w:ascii="Segoe UI" w:hAnsi="Segoe UI" w:cs="Segoe UI"/>
+          <w:sz w:val="22"/>
+          <w:szCs w:val="22"/>
+        </w:rPr>
+        <w:t xml:space="preserve">The </w:t>
+      </w:r>
+      <w:r>
+        <w:rPr>
+          <w:rFonts w:ascii="Segoe UI" w:hAnsi="Segoe UI" w:cs="Segoe UI"/>
+          <w:b/>
+          <w:bCs/>
+          <w:sz w:val="22"/>
+          <w:szCs w:val="22"/>
+        </w:rPr>
         <w:t>notification bell</w:t>
       </w:r>
       <w:r>
@@ -325,15 +351,15 @@
           <w:sz w:val="22"/>
           <w:szCs w:val="22"/>
         </w:rPr>
-        <w:t xml:space="preserve"> new post(s)" above, then "due tomorrow" for the schedule, separated by a rule. Its badge is the sum.</w:t>
-      </w:r>
-      <w:r>
-        <w:rPr>
-          <w:rFonts w:ascii="Segoe UI" w:hAnsi="Segoe UI" w:cs="Segoe UI"/>
-          <w:sz w:val="22"/>
-          <w:szCs w:val="22"/>
-        </w:rPr>
-        <w:t xml:space="preserve"> Choosing a post opens it on the Posts page; choosing a reminder opens the Schedule. With nothing in either group it reads "nothing due tomorrow".</w:t>
+        <w:t xml:space="preserve"> new post(s)" above, then "due tomorrow" for the schedule, separated by a </w:t>
+      </w:r>
+      <w:r>
+        <w:rPr>
+          <w:rFonts w:ascii="Segoe UI" w:hAnsi="Segoe UI" w:cs="Segoe UI"/>
+          <w:sz w:val="22"/>
+          <w:szCs w:val="22"/>
+        </w:rPr>
+        <w:t>rule. Its badge is the sum. Choosing a post opens it on the Posts page; choosing a reminder opens the Schedule. With nothing in either group it reads "nothing due tomorrow".</w:t>
       </w:r>
     </w:p>
     <w:p>
@@ -397,15 +423,15 @@
           <w:sz w:val="22"/>
           <w:szCs w:val="22"/>
         </w:rPr>
-        <w:t xml:space="preserve"> icon, the notification bell, t</w:t>
-      </w:r>
-      <w:r>
-        <w:rPr>
-          <w:rFonts w:ascii="Segoe UI" w:hAnsi="Segoe UI" w:cs="Segoe UI"/>
-          <w:sz w:val="22"/>
-          <w:szCs w:val="22"/>
-        </w:rPr>
-        <w:t>hen the user menu.</w:t>
+        <w:t xml:space="preserve"> ico</w:t>
+      </w:r>
+      <w:r>
+        <w:rPr>
+          <w:rFonts w:ascii="Segoe UI" w:hAnsi="Segoe UI" w:cs="Segoe UI"/>
+          <w:sz w:val="22"/>
+          <w:szCs w:val="22"/>
+        </w:rPr>
+        <w:t>n, the notification bell, then the user menu.</w:t>
       </w:r>
     </w:p>
     <w:p>
@@ -423,15 +449,15 @@
           <w:sz w:val="22"/>
           <w:szCs w:val="22"/>
         </w:rPr>
-        <w:t>Mail and messages are built the same way, deliberately — two inboxes that behaved differently would be two things to learn. Each carries its unread total as a badge and opens a menu of the five newest items: who it is from in bold, a one</w:t>
-      </w:r>
-      <w:r>
-        <w:rPr>
-          <w:rFonts w:ascii="Segoe UI" w:hAnsi="Segoe UI" w:cs="Segoe UI"/>
-          <w:sz w:val="22"/>
-          <w:szCs w:val="22"/>
-        </w:rPr>
-        <w:t xml:space="preserve">-line preview (the subject, for mail), the time on the right, and a dot marking an unread one. Choosing one opens that page </w:t>
+        <w:t>Mail and messages are built the same way, deliberately — two inboxes that behaved differently would be two things to learn. Each carries its unread total as a badge and opens a menu of the five newest items: wh</w:t>
+      </w:r>
+      <w:r>
+        <w:rPr>
+          <w:rFonts w:ascii="Segoe UI" w:hAnsi="Segoe UI" w:cs="Segoe UI"/>
+          <w:sz w:val="22"/>
+          <w:szCs w:val="22"/>
+        </w:rPr>
+        <w:t xml:space="preserve">o it is from in bold, a one-line preview (the subject, for mail), the time on the right, and a dot marking an unread one. Choosing one opens that page </w:t>
       </w:r>
       <w:r>
         <w:rPr>
@@ -449,15 +475,15 @@
           <w:sz w:val="22"/>
           <w:szCs w:val="22"/>
         </w:rPr>
-        <w:t xml:space="preserve"> — the conversation, or the message, switching to the Inbox if Sent was open. The last entry ("Open Chat" / "Open Mail")</w:t>
-      </w:r>
-      <w:r>
-        <w:rPr>
-          <w:rFonts w:ascii="Segoe UI" w:hAnsi="Segoe UI" w:cs="Segoe UI"/>
-          <w:sz w:val="22"/>
-          <w:szCs w:val="22"/>
-        </w:rPr>
-        <w:t xml:space="preserve"> goes to the page without picking one. An account that cannot use Chat, or Mail, does not see that icon at all.</w:t>
+        <w:t xml:space="preserve"> — the conversation, or the message, switching to the Inbox if Sent was open. The last entry </w:t>
+      </w:r>
+      <w:r>
+        <w:rPr>
+          <w:rFonts w:ascii="Segoe UI" w:hAnsi="Segoe UI" w:cs="Segoe UI"/>
+          <w:sz w:val="22"/>
+          <w:szCs w:val="22"/>
+        </w:rPr>
+        <w:t>("Open Chat" / "Open Mail") goes to the page without picking one. An account that cannot use Chat, or Mail, does not see that icon at all.</w:t>
       </w:r>
     </w:p>
     <w:p>
@@ -491,15 +517,15 @@
           <w:sz w:val="22"/>
           <w:szCs w:val="22"/>
         </w:rPr>
-        <w:t xml:space="preserve"> — the same rounded square, gradient and shield as the sidebar's brand mark, so the tab and t</w:t>
-      </w:r>
-      <w:r>
-        <w:rPr>
-          <w:rFonts w:ascii="Segoe UI" w:hAnsi="Segoe UI" w:cs="Segoe UI"/>
-          <w:sz w:val="22"/>
-          <w:szCs w:val="22"/>
-        </w:rPr>
-        <w:t>he application agree.</w:t>
+        <w:t xml:space="preserve"> — the same rounded square, gradient and shield as the sidebar's b</w:t>
+      </w:r>
+      <w:r>
+        <w:rPr>
+          <w:rFonts w:ascii="Segoe UI" w:hAnsi="Segoe UI" w:cs="Segoe UI"/>
+          <w:sz w:val="22"/>
+          <w:szCs w:val="22"/>
+        </w:rPr>
+        <w:t>rand mark, so the tab and the application agree.</w:t>
       </w:r>
     </w:p>
     <w:p>
@@ -1412,15 +1438,7 @@
           <w:sz w:val="22"/>
           <w:szCs w:val="22"/>
         </w:rPr>
-        <w:t>Split layout: artwork and face-scan illustration on one side, the</w:t>
-      </w:r>
-      <w:r>
-        <w:rPr>
-          <w:rFonts w:ascii="Segoe UI" w:hAnsi="Segoe UI" w:cs="Segoe UI"/>
-          <w:sz w:val="22"/>
-          <w:szCs w:val="22"/>
-        </w:rPr>
-        <w:t xml:space="preserve"> form on the other, with a switch between Login and Register.</w:t>
+        <w:t>Split layout: artwork and face-scan illustration on one side, the form on the other, with a switch between Login and Register.</w:t>
       </w:r>
     </w:p>
     <w:p>
@@ -1479,7 +1497,15 @@
           <w:sz w:val="22"/>
           <w:szCs w:val="22"/>
         </w:rPr>
-        <w:t xml:space="preserve"> button that opens a camera modal. </w:t>
+        <w:t xml:space="preserve"> button that opens a camera mo</w:t>
+      </w:r>
+      <w:r>
+        <w:rPr>
+          <w:rFonts w:ascii="Segoe UI" w:eastAsia="Times New Roman" w:hAnsi="Segoe UI" w:cs="Segoe UI"/>
+          <w:sz w:val="22"/>
+          <w:szCs w:val="22"/>
+        </w:rPr>
+        <w:t xml:space="preserve">dal. </w:t>
       </w:r>
     </w:p>
     <w:p>
@@ -1497,7 +1523,15 @@
           <w:sz w:val="22"/>
           <w:szCs w:val="22"/>
         </w:rPr>
-        <w:t>The divider is the point. These are two ways in, not two steps: the face button no longer validates the username and password first, and sends no username at all. Pressing it opens the camera straight away, and the face on its own identifies the account.</w:t>
+        <w:t>The divider is the point. These are two ways in, not two steps: the face button no longer validates the username and password first, and sends no username at all. Pressing it opens the camera straight away, and the face on its own identifies the acco</w:t>
+      </w:r>
+      <w:r>
+        <w:rPr>
+          <w:rFonts w:ascii="Segoe UI" w:hAnsi="Segoe UI" w:cs="Segoe UI"/>
+          <w:sz w:val="22"/>
+          <w:szCs w:val="22"/>
+        </w:rPr>
+        <w:t>unt.</w:t>
       </w:r>
     </w:p>
     <w:p>
@@ -1515,15 +1549,7 @@
           <w:sz w:val="22"/>
           <w:szCs w:val="22"/>
         </w:rPr>
-        <w:t>A</w:t>
-      </w:r>
-      <w:r>
-        <w:rPr>
-          <w:rFonts w:ascii="Segoe UI" w:hAnsi="Segoe UI" w:cs="Segoe UI"/>
-          <w:sz w:val="22"/>
-          <w:szCs w:val="22"/>
-        </w:rPr>
-        <w:t xml:space="preserve"> failed capture leaves the modal open to try again rather than closing and making the person start over.</w:t>
+        <w:t>A failed capture leaves the modal open to try again rather than closing and making the person start over.</w:t>
       </w:r>
     </w:p>
     <w:p>
@@ -1564,15 +1590,15 @@
           <w:szCs w:val="22"/>
         </w:rPr>
         <w:br/>
-        <w:t>an administrator's approval, then Full name · Username · Email · Password · C</w:t>
-      </w:r>
-      <w:r>
-        <w:rPr>
-          <w:rFonts w:ascii="Segoe UI" w:eastAsia="Times New Roman" w:hAnsi="Segoe UI" w:cs="Segoe UI"/>
-          <w:sz w:val="22"/>
-          <w:szCs w:val="22"/>
-        </w:rPr>
-        <w:t xml:space="preserve">onfirm </w:t>
+        <w:t>an administrator's approval, then Full name · Username · Email · Passwo</w:t>
+      </w:r>
+      <w:r>
+        <w:rPr>
+          <w:rFonts w:ascii="Segoe UI" w:eastAsia="Times New Roman" w:hAnsi="Segoe UI" w:cs="Segoe UI"/>
+          <w:sz w:val="22"/>
+          <w:szCs w:val="22"/>
+        </w:rPr>
+        <w:t xml:space="preserve">rd · Confirm </w:t>
       </w:r>
       <w:r>
         <w:rPr>
@@ -1689,15 +1715,15 @@
           <w:sz w:val="22"/>
           <w:szCs w:val="22"/>
         </w:rPr>
-        <w:t xml:space="preserve">The banner sits above the form rather than appearing as a message after it </w:t>
-      </w:r>
-      <w:r>
-        <w:rPr>
-          <w:rFonts w:ascii="Segoe UI" w:hAnsi="Segoe UI" w:cs="Segoe UI"/>
-          <w:sz w:val="22"/>
-          <w:szCs w:val="22"/>
-        </w:rPr>
-        <w:t>is submitted: somebody expecting to be signed in at the end should find that out before filling anything in. On success the card returns to the Login side, because there is nothing more to do here until an administrator acts.</w:t>
+        <w:t>The banner sits above the form rather than appearing as a message aft</w:t>
+      </w:r>
+      <w:r>
+        <w:rPr>
+          <w:rFonts w:ascii="Segoe UI" w:hAnsi="Segoe UI" w:cs="Segoe UI"/>
+          <w:sz w:val="22"/>
+          <w:szCs w:val="22"/>
+        </w:rPr>
+        <w:t>er it is submitted: somebody expecting to be signed in at the end should find that out before filling anything in. On success the card returns to the Login side, because there is nothing more to do here until an administrator acts.</w:t>
       </w:r>
     </w:p>
     <w:p>
@@ -1715,79 +1741,15 @@
           <w:sz w:val="22"/>
           <w:szCs w:val="22"/>
         </w:rPr>
-        <w:t>The five personal fields are o</w:t>
-      </w:r>
-      <w:r>
-        <w:rPr>
-          <w:rFonts w:ascii="Segoe UI" w:hAnsi="Segoe UI" w:cs="Segoe UI"/>
-          <w:sz w:val="22"/>
-          <w:szCs w:val="22"/>
-        </w:rPr>
-        <w:t>ptional and carry no asterisk; the face capture panel refuses to submit without a photo.</w:t>
-      </w:r>
-    </w:p>
-    <w:p>
-      <w:pPr>
-        <w:pStyle w:val="Heading3"/>
-        <w:rPr>
-          <w:rFonts w:ascii="Segoe UI" w:eastAsia="Times New Roman" w:hAnsi="Segoe UI" w:cs="Segoe UI"/>
-        </w:rPr>
-      </w:pPr>
-      <w:r>
-        <w:rPr>
-          <w:rFonts w:ascii="Segoe UI" w:eastAsia="Times New Roman" w:hAnsi="Segoe UI" w:cs="Segoe UI"/>
-        </w:rPr>
-        <w:t>3.2 Overview</w:t>
-      </w:r>
-    </w:p>
-    <w:p>
-      <w:pPr>
-        <w:pStyle w:val="NormalWeb"/>
-        <w:rPr>
-          <w:rFonts w:ascii="Segoe UI" w:hAnsi="Segoe UI" w:cs="Segoe UI"/>
-          <w:sz w:val="22"/>
-          <w:szCs w:val="22"/>
-        </w:rPr>
-      </w:pPr>
-      <w:r>
-        <w:rPr>
-          <w:rFonts w:ascii="Segoe UI" w:hAnsi="Segoe UI" w:cs="Segoe UI"/>
-          <w:sz w:val="22"/>
-          <w:szCs w:val="22"/>
-        </w:rPr>
-        <w:t>Stat cards for records, users, categories and cameras, a category distribution chart and a recent-activity list.</w:t>
-      </w:r>
-    </w:p>
-    <w:p>
-      <w:pPr>
-        <w:pStyle w:val="Heading3"/>
-        <w:rPr>
-          <w:rFonts w:ascii="Segoe UI" w:eastAsia="Times New Roman" w:hAnsi="Segoe UI" w:cs="Segoe UI"/>
-        </w:rPr>
-      </w:pPr>
-      <w:r>
-        <w:rPr>
-          <w:rFonts w:ascii="Segoe UI" w:eastAsia="Times New Roman" w:hAnsi="Segoe UI" w:cs="Segoe UI"/>
-        </w:rPr>
-        <w:t>3.3 Users</w:t>
-      </w:r>
-    </w:p>
-    <w:p>
-      <w:pPr>
-        <w:pStyle w:val="NormalWeb"/>
-        <w:rPr>
-          <w:rFonts w:ascii="Segoe UI" w:hAnsi="Segoe UI" w:cs="Segoe UI"/>
-          <w:sz w:val="22"/>
-          <w:szCs w:val="22"/>
-        </w:rPr>
-      </w:pPr>
-      <w:r>
-        <w:rPr>
-          <w:rFonts w:ascii="Segoe UI" w:hAnsi="Segoe UI" w:cs="Segoe UI"/>
-          <w:sz w:val="22"/>
-          <w:szCs w:val="22"/>
-        </w:rPr>
-        <w:t xml:space="preserve">Header actions: </w:t>
+        <w:t>The five personal fields</w:t>
+      </w:r>
+      <w:r>
+        <w:rPr>
+          <w:rFonts w:ascii="Segoe UI" w:hAnsi="Segoe UI" w:cs="Segoe UI"/>
+          <w:sz w:val="22"/>
+          <w:szCs w:val="22"/>
+        </w:rPr>
+        <w:t xml:space="preserve"> are optional and carry no asterisk. So is the face capture panel: it says "optional" under its heading, its status line reads "Face not registered — optional" against an information icon rather than a warning one, and once a photo is taken a </w:t>
       </w:r>
       <w:r>
         <w:rPr>
@@ -1797,23 +1759,37 @@
           <w:sz w:val="22"/>
           <w:szCs w:val="22"/>
         </w:rPr>
-        <w:t>Refresh</w:t>
-      </w:r>
-      <w:r>
-        <w:rPr>
-          <w:rFonts w:ascii="Segoe UI" w:hAnsi="Segoe UI" w:cs="Segoe UI"/>
-          <w:sz w:val="22"/>
-          <w:szCs w:val="22"/>
-        </w:rPr>
-        <w:t xml:space="preserve"> and Add</w:t>
-      </w:r>
-      <w:r>
-        <w:rPr>
-          <w:rFonts w:ascii="Segoe UI" w:hAnsi="Segoe UI" w:cs="Segoe UI"/>
-          <w:sz w:val="22"/>
-          <w:szCs w:val="22"/>
-        </w:rPr>
-        <w:t xml:space="preserve"> User (administrators only). The list is re-read whenever the page is opened, so an account created during the session is present without a reload.</w:t>
+        <w:t>Remove</w:t>
+      </w:r>
+      <w:r>
+        <w:rPr>
+          <w:rFonts w:ascii="Segoe UI" w:hAnsi="Segoe UI" w:cs="Segoe UI"/>
+          <w:sz w:val="22"/>
+          <w:szCs w:val="22"/>
+        </w:rPr>
+        <w:t xml:space="preserve"> button</w:t>
+      </w:r>
+      <w:r>
+        <w:rPr>
+          <w:rFonts w:ascii="Segoe UI" w:hAnsi="Segoe UI" w:cs="Segoe UI"/>
+          <w:sz w:val="22"/>
+          <w:szCs w:val="22"/>
+        </w:rPr>
+        <w:t xml:space="preserve"> appears beside Change Face. Nothing on the panel blocks the form.</w:t>
+      </w:r>
+    </w:p>
+    <w:p>
+      <w:pPr>
+        <w:pStyle w:val="Heading3"/>
+        <w:rPr>
+          <w:rFonts w:ascii="Segoe UI" w:eastAsia="Times New Roman" w:hAnsi="Segoe UI" w:cs="Segoe UI"/>
+        </w:rPr>
+      </w:pPr>
+      <w:r>
+        <w:rPr>
+          <w:rFonts w:ascii="Segoe UI" w:eastAsia="Times New Roman" w:hAnsi="Segoe UI" w:cs="Segoe UI"/>
+        </w:rPr>
+        <w:t>3.2 Overview</w:t>
       </w:r>
     </w:p>
     <w:p>
@@ -1831,7 +1807,39 @@
           <w:sz w:val="22"/>
           <w:szCs w:val="22"/>
         </w:rPr>
-        <w:t xml:space="preserve">Stat cards: Total users · Administrators · Regular users · Face ID enrolled · </w:t>
+        <w:t>Stat cards for records, users, categories and cameras, a category distribution chart and a recent-activity list.</w:t>
+      </w:r>
+    </w:p>
+    <w:p>
+      <w:pPr>
+        <w:pStyle w:val="Heading3"/>
+        <w:rPr>
+          <w:rFonts w:ascii="Segoe UI" w:eastAsia="Times New Roman" w:hAnsi="Segoe UI" w:cs="Segoe UI"/>
+        </w:rPr>
+      </w:pPr>
+      <w:r>
+        <w:rPr>
+          <w:rFonts w:ascii="Segoe UI" w:eastAsia="Times New Roman" w:hAnsi="Segoe UI" w:cs="Segoe UI"/>
+        </w:rPr>
+        <w:t>3.3 Users</w:t>
+      </w:r>
+    </w:p>
+    <w:p>
+      <w:pPr>
+        <w:pStyle w:val="NormalWeb"/>
+        <w:rPr>
+          <w:rFonts w:ascii="Segoe UI" w:hAnsi="Segoe UI" w:cs="Segoe UI"/>
+          <w:sz w:val="22"/>
+          <w:szCs w:val="22"/>
+        </w:rPr>
+      </w:pPr>
+      <w:r>
+        <w:rPr>
+          <w:rFonts w:ascii="Segoe UI" w:hAnsi="Segoe UI" w:cs="Segoe UI"/>
+          <w:sz w:val="22"/>
+          <w:szCs w:val="22"/>
+        </w:rPr>
+        <w:t xml:space="preserve">Header actions: </w:t>
       </w:r>
       <w:r>
         <w:rPr>
@@ -1841,23 +1849,23 @@
           <w:sz w:val="22"/>
           <w:szCs w:val="22"/>
         </w:rPr>
-        <w:t>Waiting for approval</w:t>
-      </w:r>
-      <w:r>
-        <w:rPr>
-          <w:rFonts w:ascii="Segoe UI" w:hAnsi="Segoe UI" w:cs="Segoe UI"/>
-          <w:sz w:val="22"/>
-          <w:szCs w:val="22"/>
-        </w:rPr>
-        <w:t>. The last</w:t>
-      </w:r>
-      <w:r>
-        <w:rPr>
-          <w:rFonts w:ascii="Segoe UI" w:hAnsi="Segoe UI" w:cs="Segoe UI"/>
-          <w:sz w:val="22"/>
-          <w:szCs w:val="22"/>
-        </w:rPr>
-        <w:t xml:space="preserve"> one is the only card on the page that is a job rather than a number — somebody registered and cannot use the system until it reaches zero — so it is amber whenever it is not zero, and its sub-line carries the denied count.</w:t>
+        <w:t>Refresh</w:t>
+      </w:r>
+      <w:r>
+        <w:rPr>
+          <w:rFonts w:ascii="Segoe UI" w:hAnsi="Segoe UI" w:cs="Segoe UI"/>
+          <w:sz w:val="22"/>
+          <w:szCs w:val="22"/>
+        </w:rPr>
+        <w:t xml:space="preserve"> and Add User (administrators </w:t>
+      </w:r>
+      <w:r>
+        <w:rPr>
+          <w:rFonts w:ascii="Segoe UI" w:hAnsi="Segoe UI" w:cs="Segoe UI"/>
+          <w:sz w:val="22"/>
+          <w:szCs w:val="22"/>
+        </w:rPr>
+        <w:t>only). The list is re-read whenever the page is opened, so an account created during the session is present without a reload.</w:t>
       </w:r>
     </w:p>
     <w:p>
@@ -1875,15 +1883,7 @@
           <w:sz w:val="22"/>
           <w:szCs w:val="22"/>
         </w:rPr>
-        <w:t>Filter bar: search text, role, f</w:t>
-      </w:r>
-      <w:r>
-        <w:rPr>
-          <w:rFonts w:ascii="Segoe UI" w:hAnsi="Segoe UI" w:cs="Segoe UI"/>
-          <w:sz w:val="22"/>
-          <w:szCs w:val="22"/>
-        </w:rPr>
-        <w:t xml:space="preserve">ace-enrolment state, </w:t>
+        <w:t xml:space="preserve">Stat cards: Total users · Administrators · Regular users · Face ID enrolled · </w:t>
       </w:r>
       <w:r>
         <w:rPr>
@@ -1893,15 +1893,23 @@
           <w:sz w:val="22"/>
           <w:szCs w:val="22"/>
         </w:rPr>
-        <w:t>status</w:t>
-      </w:r>
-      <w:r>
-        <w:rPr>
-          <w:rFonts w:ascii="Segoe UI" w:hAnsi="Segoe UI" w:cs="Segoe UI"/>
-          <w:sz w:val="22"/>
-          <w:szCs w:val="22"/>
-        </w:rPr>
-        <w:t>, Search and Reset.</w:t>
+        <w:t>Waiting for approval</w:t>
+      </w:r>
+      <w:r>
+        <w:rPr>
+          <w:rFonts w:ascii="Segoe UI" w:hAnsi="Segoe UI" w:cs="Segoe UI"/>
+          <w:sz w:val="22"/>
+          <w:szCs w:val="22"/>
+        </w:rPr>
+        <w:t xml:space="preserve">. The last one is the only card </w:t>
+      </w:r>
+      <w:r>
+        <w:rPr>
+          <w:rFonts w:ascii="Segoe UI" w:hAnsi="Segoe UI" w:cs="Segoe UI"/>
+          <w:sz w:val="22"/>
+          <w:szCs w:val="22"/>
+        </w:rPr>
+        <w:t>on the page that is a job rather than a number — somebody registered and cannot use the system until it reaches zero — so it is amber whenever it is not zero, and its sub-line carries the denied count.</w:t>
       </w:r>
     </w:p>
     <w:p>
@@ -1919,7 +1927,7 @@
           <w:sz w:val="22"/>
           <w:szCs w:val="22"/>
         </w:rPr>
-        <w:t xml:space="preserve">Table columns: Name · Photo · Username · Email · Role · </w:t>
+        <w:t xml:space="preserve">Filter bar: search text, role, face-enrolment state, </w:t>
       </w:r>
       <w:r>
         <w:rPr>
@@ -1929,26 +1937,8 @@
           <w:sz w:val="22"/>
           <w:szCs w:val="22"/>
         </w:rPr>
-        <w:t>Status</w:t>
-      </w:r>
-      <w:r>
-        <w:rPr>
-          <w:rFonts w:ascii="Segoe UI" w:hAnsi="Segoe UI" w:cs="Segoe UI"/>
-          <w:sz w:val="22"/>
-          <w:szCs w:val="22"/>
-        </w:rPr>
-        <w:t xml:space="preserve"> · Access · Actions.</w:t>
-      </w:r>
-    </w:p>
-    <w:p>
-      <w:pPr>
-        <w:pStyle w:val="NormalWeb"/>
-        <w:rPr>
-          <w:rFonts w:ascii="Segoe UI" w:hAnsi="Segoe UI" w:cs="Segoe UI"/>
-          <w:sz w:val="22"/>
-          <w:szCs w:val="22"/>
-        </w:rPr>
-      </w:pPr>
+        <w:t>s</w:t>
+      </w:r>
       <w:r>
         <w:rPr>
           <w:rFonts w:ascii="Segoe UI" w:hAnsi="Segoe UI" w:cs="Segoe UI"/>
@@ -1957,23 +1947,15 @@
           <w:sz w:val="22"/>
           <w:szCs w:val="22"/>
         </w:rPr>
-        <w:t>Status</w:t>
-      </w:r>
-      <w:r>
-        <w:rPr>
-          <w:rFonts w:ascii="Segoe UI" w:hAnsi="Segoe UI" w:cs="Segoe UI"/>
-          <w:sz w:val="22"/>
-          <w:szCs w:val="22"/>
-        </w:rPr>
-        <w:t xml:space="preserve"> is a pill: Pending in amber with a dot, Allowed in green, Denied in red. Amber rather than red for Pending, because it </w:t>
-      </w:r>
-      <w:r>
-        <w:rPr>
-          <w:rFonts w:ascii="Segoe UI" w:hAnsi="Segoe UI" w:cs="Segoe UI"/>
-          <w:sz w:val="22"/>
-          <w:szCs w:val="22"/>
-        </w:rPr>
-        <w:t>is a question waiting for an answer and not a failure; red is kept for the decision to refuse.</w:t>
+        <w:t>tatus</w:t>
+      </w:r>
+      <w:r>
+        <w:rPr>
+          <w:rFonts w:ascii="Segoe UI" w:hAnsi="Segoe UI" w:cs="Segoe UI"/>
+          <w:sz w:val="22"/>
+          <w:szCs w:val="22"/>
+        </w:rPr>
+        <w:t>, Search and Reset.</w:t>
       </w:r>
     </w:p>
     <w:p>
@@ -1985,6 +1967,14 @@
           <w:szCs w:val="22"/>
         </w:rPr>
       </w:pPr>
+      <w:r>
+        <w:rPr>
+          <w:rFonts w:ascii="Segoe UI" w:hAnsi="Segoe UI" w:cs="Segoe UI"/>
+          <w:sz w:val="22"/>
+          <w:szCs w:val="22"/>
+        </w:rPr>
+        <w:t xml:space="preserve">Table columns: Name · Photo · Username · Email · Role · </w:t>
+      </w:r>
       <w:r>
         <w:rPr>
           <w:rFonts w:ascii="Segoe UI" w:hAnsi="Segoe UI" w:cs="Segoe UI"/>
@@ -1993,16 +1983,26 @@
           <w:sz w:val="22"/>
           <w:szCs w:val="22"/>
         </w:rPr>
-        <w:t>Actions</w:t>
-      </w:r>
-      <w:r>
-        <w:rPr>
-          <w:rFonts w:ascii="Segoe UI" w:hAnsi="Segoe UI" w:cs="Segoe UI"/>
-          <w:sz w:val="22"/>
-          <w:szCs w:val="22"/>
-        </w:rPr>
-        <w:t xml:space="preserve"> per row, for administrators: </w:t>
-      </w:r>
+        <w:t>Status</w:t>
+      </w:r>
+      <w:r>
+        <w:rPr>
+          <w:rFonts w:ascii="Segoe UI" w:hAnsi="Segoe UI" w:cs="Segoe UI"/>
+          <w:sz w:val="22"/>
+          <w:szCs w:val="22"/>
+        </w:rPr>
+        <w:t xml:space="preserve"> · Access · Actions.</w:t>
+      </w:r>
+    </w:p>
+    <w:p>
+      <w:pPr>
+        <w:pStyle w:val="NormalWeb"/>
+        <w:rPr>
+          <w:rFonts w:ascii="Segoe UI" w:hAnsi="Segoe UI" w:cs="Segoe UI"/>
+          <w:sz w:val="22"/>
+          <w:szCs w:val="22"/>
+        </w:rPr>
+      </w:pPr>
       <w:r>
         <w:rPr>
           <w:rFonts w:ascii="Segoe UI" w:hAnsi="Segoe UI" w:cs="Segoe UI"/>
@@ -2011,16 +2011,34 @@
           <w:sz w:val="22"/>
           <w:szCs w:val="22"/>
         </w:rPr>
-        <w:t>Allow</w:t>
-      </w:r>
-      <w:r>
-        <w:rPr>
-          <w:rFonts w:ascii="Segoe UI" w:hAnsi="Segoe UI" w:cs="Segoe UI"/>
-          <w:sz w:val="22"/>
-          <w:szCs w:val="22"/>
-        </w:rPr>
-        <w:t xml:space="preserve"> (shown unless already allowed), </w:t>
-      </w:r>
+        <w:t>Status</w:t>
+      </w:r>
+      <w:r>
+        <w:rPr>
+          <w:rFonts w:ascii="Segoe UI" w:hAnsi="Segoe UI" w:cs="Segoe UI"/>
+          <w:sz w:val="22"/>
+          <w:szCs w:val="22"/>
+        </w:rPr>
+        <w:t xml:space="preserve"> is a pill: Pending in amber with a dot, Allowed in green, Denied in red. Amber rather than red for Pending, because it is a question waiting </w:t>
+      </w:r>
+      <w:r>
+        <w:rPr>
+          <w:rFonts w:ascii="Segoe UI" w:hAnsi="Segoe UI" w:cs="Segoe UI"/>
+          <w:sz w:val="22"/>
+          <w:szCs w:val="22"/>
+        </w:rPr>
+        <w:t>for an answer and not a failure; red is kept for the decision to refuse.</w:t>
+      </w:r>
+    </w:p>
+    <w:p>
+      <w:pPr>
+        <w:pStyle w:val="NormalWeb"/>
+        <w:rPr>
+          <w:rFonts w:ascii="Segoe UI" w:hAnsi="Segoe UI" w:cs="Segoe UI"/>
+          <w:sz w:val="22"/>
+          <w:szCs w:val="22"/>
+        </w:rPr>
+      </w:pPr>
       <w:r>
         <w:rPr>
           <w:rFonts w:ascii="Segoe UI" w:hAnsi="Segoe UI" w:cs="Segoe UI"/>
@@ -2029,52 +2047,16 @@
           <w:sz w:val="22"/>
           <w:szCs w:val="22"/>
         </w:rPr>
-        <w:t>Deny</w:t>
-      </w:r>
-      <w:r>
-        <w:rPr>
-          <w:rFonts w:ascii="Segoe UI" w:hAnsi="Segoe UI" w:cs="Segoe UI"/>
-          <w:sz w:val="22"/>
-          <w:szCs w:val="22"/>
-        </w:rPr>
-        <w:t xml:space="preserve"> (unless already denied), edit, and delete. Allow and Deny act from the list witho</w:t>
-      </w:r>
-      <w:r>
-        <w:rPr>
-          <w:rFonts w:ascii="Segoe UI" w:hAnsi="Segoe UI" w:cs="Segoe UI"/>
-          <w:sz w:val="22"/>
-          <w:szCs w:val="22"/>
-        </w:rPr>
-        <w:t>ut opening anything — approving a morning's registrations should not mean opening five dialogs.</w:t>
-      </w:r>
-    </w:p>
-    <w:p>
-      <w:pPr>
-        <w:pStyle w:val="NormalWeb"/>
-        <w:rPr>
-          <w:rFonts w:ascii="Segoe UI" w:hAnsi="Segoe UI" w:cs="Segoe UI"/>
-          <w:sz w:val="22"/>
-          <w:szCs w:val="22"/>
-        </w:rPr>
-      </w:pPr>
-      <w:r>
-        <w:rPr>
-          <w:rFonts w:ascii="Segoe UI" w:hAnsi="Segoe UI" w:cs="Segoe UI"/>
-          <w:sz w:val="22"/>
-          <w:szCs w:val="22"/>
-        </w:rPr>
-        <w:t>Deny and Delete are absent from your own row rather than shown and refused. The API blocks both either way, and a button that can only fail is not a choice.</w:t>
-      </w:r>
-    </w:p>
-    <w:p>
-      <w:pPr>
-        <w:pStyle w:val="NormalWeb"/>
-        <w:rPr>
-          <w:rFonts w:ascii="Segoe UI" w:hAnsi="Segoe UI" w:cs="Segoe UI"/>
-          <w:sz w:val="22"/>
-          <w:szCs w:val="22"/>
-        </w:rPr>
-      </w:pPr>
+        <w:t>Actions</w:t>
+      </w:r>
+      <w:r>
+        <w:rPr>
+          <w:rFonts w:ascii="Segoe UI" w:hAnsi="Segoe UI" w:cs="Segoe UI"/>
+          <w:sz w:val="22"/>
+          <w:szCs w:val="22"/>
+        </w:rPr>
+        <w:t xml:space="preserve"> per row, for administrators: </w:t>
+      </w:r>
       <w:r>
         <w:rPr>
           <w:rFonts w:ascii="Segoe UI" w:hAnsi="Segoe UI" w:cs="Segoe UI"/>
@@ -2083,6 +2065,78 @@
           <w:sz w:val="22"/>
           <w:szCs w:val="22"/>
         </w:rPr>
+        <w:t>Allow</w:t>
+      </w:r>
+      <w:r>
+        <w:rPr>
+          <w:rFonts w:ascii="Segoe UI" w:hAnsi="Segoe UI" w:cs="Segoe UI"/>
+          <w:sz w:val="22"/>
+          <w:szCs w:val="22"/>
+        </w:rPr>
+        <w:t xml:space="preserve"> (shown unless already allowed), </w:t>
+      </w:r>
+      <w:r>
+        <w:rPr>
+          <w:rFonts w:ascii="Segoe UI" w:hAnsi="Segoe UI" w:cs="Segoe UI"/>
+          <w:b/>
+          <w:bCs/>
+          <w:sz w:val="22"/>
+          <w:szCs w:val="22"/>
+        </w:rPr>
+        <w:t>Deny</w:t>
+      </w:r>
+      <w:r>
+        <w:rPr>
+          <w:rFonts w:ascii="Segoe UI" w:hAnsi="Segoe UI" w:cs="Segoe UI"/>
+          <w:sz w:val="22"/>
+          <w:szCs w:val="22"/>
+        </w:rPr>
+        <w:t xml:space="preserve"> (unless already denied), edit, and delete. Allow and Deny act from the list without opening anything — </w:t>
+      </w:r>
+      <w:r>
+        <w:rPr>
+          <w:rFonts w:ascii="Segoe UI" w:hAnsi="Segoe UI" w:cs="Segoe UI"/>
+          <w:sz w:val="22"/>
+          <w:szCs w:val="22"/>
+        </w:rPr>
+        <w:t>approving a morning's registrations should not mean opening five dialogs.</w:t>
+      </w:r>
+    </w:p>
+    <w:p>
+      <w:pPr>
+        <w:pStyle w:val="NormalWeb"/>
+        <w:rPr>
+          <w:rFonts w:ascii="Segoe UI" w:hAnsi="Segoe UI" w:cs="Segoe UI"/>
+          <w:sz w:val="22"/>
+          <w:szCs w:val="22"/>
+        </w:rPr>
+      </w:pPr>
+      <w:r>
+        <w:rPr>
+          <w:rFonts w:ascii="Segoe UI" w:hAnsi="Segoe UI" w:cs="Segoe UI"/>
+          <w:sz w:val="22"/>
+          <w:szCs w:val="22"/>
+        </w:rPr>
+        <w:t>Deny and Delete are absent from your own row rather than shown and refused. The API blocks both either way, and a button that can only fail is not a choice.</w:t>
+      </w:r>
+    </w:p>
+    <w:p>
+      <w:pPr>
+        <w:pStyle w:val="NormalWeb"/>
+        <w:rPr>
+          <w:rFonts w:ascii="Segoe UI" w:hAnsi="Segoe UI" w:cs="Segoe UI"/>
+          <w:sz w:val="22"/>
+          <w:szCs w:val="22"/>
+        </w:rPr>
+      </w:pPr>
+      <w:r>
+        <w:rPr>
+          <w:rFonts w:ascii="Segoe UI" w:hAnsi="Segoe UI" w:cs="Segoe UI"/>
+          <w:b/>
+          <w:bCs/>
+          <w:sz w:val="22"/>
+          <w:szCs w:val="22"/>
+        </w:rPr>
         <w:t>Deleting an account</w:t>
       </w:r>
       <w:r>
@@ -2091,23 +2145,31 @@
           <w:sz w:val="22"/>
           <w:szCs w:val="22"/>
         </w:rPr>
-        <w:t xml:space="preserve"> asks with a dialog built from a server-side count of what will actually go: a list of what is destroyed — "12 data records (with their files)", "4 chat conversations (deleted for the other person too)", "2 meetings they host (with their</w:t>
-      </w:r>
-      <w:r>
-        <w:rPr>
-          <w:rFonts w:ascii="Segoe UI" w:hAnsi="Segoe UI" w:cs="Segoe UI"/>
-          <w:sz w:val="22"/>
-          <w:szCs w:val="22"/>
-        </w:rPr>
-        <w:t xml:space="preserve"> recordings)" — and, separately, what is kept and unlinked: projects whose ownership passes to you, tasks that are unassigned. A red line at the bottom says it cannot be undone. Where the account would be the last administrator able to sign in, a warning d</w:t>
-      </w:r>
-      <w:r>
-        <w:rPr>
-          <w:rFonts w:ascii="Segoe UI" w:hAnsi="Segoe UI" w:cs="Segoe UI"/>
-          <w:sz w:val="22"/>
-          <w:szCs w:val="22"/>
-        </w:rPr>
-        <w:t>ialog explains that instead of offering the choice.</w:t>
+        <w:t xml:space="preserve"> </w:t>
+      </w:r>
+      <w:r>
+        <w:rPr>
+          <w:rFonts w:ascii="Segoe UI" w:hAnsi="Segoe UI" w:cs="Segoe UI"/>
+          <w:sz w:val="22"/>
+          <w:szCs w:val="22"/>
+        </w:rPr>
+        <w:t>asks with a dialog built from a server-side count of what will actually go: a list of what is destroyed — "12 data records (with their files)", "4 chat conversations (deleted for the other person too)", "2 meetings they host (with their recordings)" — and,</w:t>
+      </w:r>
+      <w:r>
+        <w:rPr>
+          <w:rFonts w:ascii="Segoe UI" w:hAnsi="Segoe UI" w:cs="Segoe UI"/>
+          <w:sz w:val="22"/>
+          <w:szCs w:val="22"/>
+        </w:rPr>
+        <w:t xml:space="preserve"> separately, what is kept and unlinked: projects whose ownership passes to you, tasks that are unassigned. A red line at the bottom says it cannot be undone. Where the account would be the last administrator able to sign in, a warning dialog explains that </w:t>
+      </w:r>
+      <w:r>
+        <w:rPr>
+          <w:rFonts w:ascii="Segoe UI" w:hAnsi="Segoe UI" w:cs="Segoe UI"/>
+          <w:sz w:val="22"/>
+          <w:szCs w:val="22"/>
+        </w:rPr>
+        <w:t>instead of offering the choice.</w:t>
       </w:r>
     </w:p>
     <w:p>
@@ -2398,15 +2460,7 @@
                 <w:sz w:val="19"/>
                 <w:szCs w:val="19"/>
               </w:rPr>
-              <w:t xml:space="preserve">; Role (disabled when editing </w:t>
-            </w:r>
-            <w:r>
-              <w:rPr>
-                <w:rFonts w:ascii="Segoe UI" w:eastAsia="Times New Roman" w:hAnsi="Segoe UI" w:cs="Segoe UI"/>
-                <w:sz w:val="19"/>
-                <w:szCs w:val="19"/>
-              </w:rPr>
-              <w:t>yourself).</w:t>
+              <w:t>; Role (disabled when editing yourself).</w:t>
             </w:r>
           </w:p>
         </w:tc>
@@ -2443,7 +2497,15 @@
                 <w:sz w:val="19"/>
                 <w:szCs w:val="19"/>
               </w:rPr>
-              <w:t>Permissions</w:t>
+              <w:t>Permissi</w:t>
+            </w:r>
+            <w:r>
+              <w:rPr>
+                <w:rFonts w:ascii="Segoe UI" w:eastAsia="Times New Roman" w:hAnsi="Segoe UI" w:cs="Segoe UI"/>
+                <w:sz w:val="19"/>
+                <w:szCs w:val="19"/>
+              </w:rPr>
+              <w:t>ons</w:t>
             </w:r>
           </w:p>
         </w:tc>
@@ -2621,7 +2683,15 @@
           <w:sz w:val="22"/>
           <w:szCs w:val="22"/>
         </w:rPr>
-        <w:t xml:space="preserve"> (if permitted), </w:t>
+        <w:t xml:space="preserve"> </w:t>
+      </w:r>
+      <w:r>
+        <w:rPr>
+          <w:rFonts w:ascii="Segoe UI" w:hAnsi="Segoe UI" w:cs="Segoe UI"/>
+          <w:sz w:val="22"/>
+          <w:szCs w:val="22"/>
+        </w:rPr>
+        <w:t xml:space="preserve">(if permitted), </w:t>
       </w:r>
       <w:r>
         <w:rPr>
@@ -2698,15 +2768,15 @@
           <w:szCs w:val="22"/>
         </w:rPr>
         <w:br/>
-        <w:t>Gender, Birthday, Phone, Job, Address, Member since. A note states that name, email and face phot</w:t>
-      </w:r>
-      <w:r>
-        <w:rPr>
-          <w:rFonts w:ascii="Segoe UI" w:eastAsia="Times New Roman" w:hAnsi="Segoe UI" w:cs="Segoe UI"/>
-          <w:sz w:val="22"/>
-          <w:szCs w:val="22"/>
-        </w:rPr>
-        <w:t xml:space="preserve">o are changed by an administrator. </w:t>
+        <w:t>Gender, Birthday, Phone, Job, Address, Member since. A note states that name, email and face photo are changed by</w:t>
+      </w:r>
+      <w:r>
+        <w:rPr>
+          <w:rFonts w:ascii="Segoe UI" w:eastAsia="Times New Roman" w:hAnsi="Segoe UI" w:cs="Segoe UI"/>
+          <w:sz w:val="22"/>
+          <w:szCs w:val="22"/>
+        </w:rPr>
+        <w:t xml:space="preserve"> an administrator. </w:t>
       </w:r>
     </w:p>
     <w:p>
@@ -2779,15 +2849,7 @@
           <w:sz w:val="22"/>
           <w:szCs w:val="22"/>
         </w:rPr>
-        <w:t xml:space="preserve"> </w:t>
-      </w:r>
-      <w:r>
-        <w:rPr>
-          <w:rFonts w:ascii="Segoe UI" w:eastAsia="Times New Roman" w:hAnsi="Segoe UI" w:cs="Segoe UI"/>
-          <w:sz w:val="22"/>
-          <w:szCs w:val="22"/>
-        </w:rPr>
-        <w:t xml:space="preserve">— current password, new password, confirmation. </w:t>
+        <w:t xml:space="preserve"> — current password, new password, confirmation. </w:t>
       </w:r>
     </w:p>
     <w:p>
@@ -2819,15 +2881,7 @@
           <w:sz w:val="22"/>
           <w:szCs w:val="22"/>
         </w:rPr>
-        <w:t>Embedded in My Page the toolbar sits on its own line, because that page already carries a header; otherwise the toolbar lives in the PageHeader. Toolbar: Refr</w:t>
-      </w:r>
-      <w:r>
-        <w:rPr>
-          <w:rFonts w:ascii="Segoe UI" w:hAnsi="Segoe UI" w:cs="Segoe UI"/>
-          <w:sz w:val="22"/>
-          <w:szCs w:val="22"/>
-        </w:rPr>
-        <w:t>esh · Add entry.</w:t>
+        <w:t>Embedded in My Page the toolbar sits on its own line, because that page already carries a header; otherwise the toolbar lives in the PageHeader. Toolbar: Refresh · Add entry.</w:t>
       </w:r>
     </w:p>
     <w:p>
@@ -2847,7 +2901,17 @@
           <w:sz w:val="22"/>
           <w:szCs w:val="22"/>
         </w:rPr>
-        <w:t>Statistics show both currencies at once.</w:t>
+        <w:t xml:space="preserve">Statistics show both currencies </w:t>
+      </w:r>
+      <w:r>
+        <w:rPr>
+          <w:rFonts w:ascii="Segoe UI" w:hAnsi="Segoe UI" w:cs="Segoe UI"/>
+          <w:b/>
+          <w:bCs/>
+          <w:sz w:val="22"/>
+          <w:szCs w:val="22"/>
+        </w:rPr>
+        <w:t>at once.</w:t>
       </w:r>
       <w:r>
         <w:rPr>
@@ -2863,10 +2927,7 @@
         <w:pStyle w:val="HTMLPreformatted"/>
       </w:pPr>
       <w:r>
-        <w:t xml:space="preserve">┌ Income · USD ┬ Expense · USD ┬ Balance · USD ┬ Entries · USD </w:t>
-      </w:r>
-      <w:r>
-        <w:t>┐</w:t>
+        <w:t>┌ Income · USD ┬ Expense · USD ┬ Balance · USD ┬ Entries · USD ┐</w:t>
       </w:r>
     </w:p>
     <w:p>
@@ -2874,7 +2935,10 @@
         <w:pStyle w:val="HTMLPreformatted"/>
       </w:pPr>
       <w:r>
-        <w:t>├ Income · REM ┼ Expense · REM ┼ Balance · REM ┼ Entries · REM ┤</w:t>
+        <w:t xml:space="preserve">├ Income · REM ┼ Expense · REM ┼ Balance · REM </w:t>
+      </w:r>
+      <w:r>
+        <w:t>┼ Entries · REM ┤</w:t>
       </w:r>
     </w:p>
     <w:p>
@@ -2911,10 +2975,10 @@
         <w:pStyle w:val="HTMLPreformatted"/>
       </w:pPr>
       <w:r>
-        <w:t xml:space="preserve"> │ [USD]  </w:t>
-      </w:r>
-      <w:r>
-        <w:t>grouped bars, one pair per month                     │</w:t>
+        <w:t xml:space="preserve"> │ [USD]  grouped bars, one pair per month                 </w:t>
+      </w:r>
+      <w:r>
+        <w:t xml:space="preserve">    │</w:t>
       </w:r>
     </w:p>
     <w:p>
@@ -2946,10 +3010,10 @@
         <w:pStyle w:val="HTMLPreformatted"/>
       </w:pPr>
       <w:r>
-        <w:t xml:space="preserve"> ┌ Run</w:t>
-      </w:r>
-      <w:r>
-        <w:t>ning balance (USD, REM) ─┬ Spending by category (USD, REM)┐</w:t>
+        <w:t xml:space="preserve"> ┌ Running balance (USD, REM) ─┬ Spending by category (</w:t>
+      </w:r>
+      <w:r>
+        <w:t>USD, REM)┐</w:t>
       </w:r>
     </w:p>
     <w:p>
@@ -2983,15 +3047,15 @@
           <w:sz w:val="22"/>
           <w:szCs w:val="22"/>
         </w:rPr>
-        <w:t>Each block inside a panel is introduced by a small pill carrying</w:t>
-      </w:r>
-      <w:r>
-        <w:rPr>
-          <w:rFonts w:ascii="Segoe UI" w:hAnsi="Segoe UI" w:cs="Segoe UI"/>
-          <w:sz w:val="22"/>
-          <w:szCs w:val="22"/>
-        </w:rPr>
-        <w:t xml:space="preserve"> its currency code, separated from the next by a rule. A currency with no entries shows "Nothing recorded in &lt;code&gt;" rather than an empty axis.</w:t>
+        <w:t xml:space="preserve">Each block inside a panel is introduced by a small pill carrying its currency code, separated from the next by a </w:t>
+      </w:r>
+      <w:r>
+        <w:rPr>
+          <w:rFonts w:ascii="Segoe UI" w:hAnsi="Segoe UI" w:cs="Segoe UI"/>
+          <w:sz w:val="22"/>
+          <w:szCs w:val="22"/>
+        </w:rPr>
+        <w:t>rule. A currency with no entries shows "Nothing recorded in &lt;code&gt;" rather than an empty axis.</w:t>
       </w:r>
     </w:p>
     <w:p>
@@ -3055,15 +3119,7 @@
           <w:sz w:val="22"/>
           <w:szCs w:val="22"/>
         </w:rPr>
-        <w:t xml:space="preserve"> table columns: Date · Type · </w:t>
-      </w:r>
-      <w:r>
-        <w:rPr>
-          <w:rFonts w:ascii="Segoe UI" w:eastAsia="Times New Roman" w:hAnsi="Segoe UI" w:cs="Segoe UI"/>
-          <w:sz w:val="22"/>
-          <w:szCs w:val="22"/>
-        </w:rPr>
-        <w:t xml:space="preserve">Category · Note · Method · </w:t>
+        <w:t xml:space="preserve"> table columns: Date · Type · Category · Note · Method · </w:t>
       </w:r>
       <w:r>
         <w:rPr>
@@ -3089,7 +3145,15 @@
           <w:sz w:val="22"/>
           <w:szCs w:val="22"/>
         </w:rPr>
-        <w:t xml:space="preserve"> · Amount · Actions. The amount is prefixed + or − and formatted in the entry's own currency. </w:t>
+        <w:t xml:space="preserve"> · Amount · A</w:t>
+      </w:r>
+      <w:r>
+        <w:rPr>
+          <w:rFonts w:ascii="Segoe UI" w:eastAsia="Times New Roman" w:hAnsi="Segoe UI" w:cs="Segoe UI"/>
+          <w:sz w:val="22"/>
+          <w:szCs w:val="22"/>
+        </w:rPr>
+        <w:t xml:space="preserve">ctions. The amount is prefixed + or − and formatted in the entry's own currency. </w:t>
       </w:r>
     </w:p>
     <w:p>
@@ -3148,15 +3212,15 @@
           <w:szCs w:val="22"/>
         </w:rPr>
         <w:br/>
-        <w:t>(USD / REM, preselected from the last entry, with the note "</w:t>
-      </w:r>
-      <w:r>
-        <w:rPr>
-          <w:rFonts w:ascii="Segoe UI" w:eastAsia="Times New Roman" w:hAnsi="Segoe UI" w:cs="Segoe UI"/>
-          <w:sz w:val="22"/>
-          <w:szCs w:val="22"/>
-        </w:rPr>
-        <w:t xml:space="preserve">Kept per entry; totals are never converted") · Date · Category · Method · Note. </w:t>
+        <w:t>(USD / REM, preselected from the last entry, with the note "Kept per entry; totals are never converted") · Da</w:t>
+      </w:r>
+      <w:r>
+        <w:rPr>
+          <w:rFonts w:ascii="Segoe UI" w:eastAsia="Times New Roman" w:hAnsi="Segoe UI" w:cs="Segoe UI"/>
+          <w:sz w:val="22"/>
+          <w:szCs w:val="22"/>
+        </w:rPr>
+        <w:t xml:space="preserve">te · Category · Method · Note. </w:t>
       </w:r>
     </w:p>
     <w:p>
@@ -3209,10 +3273,7 @@
         <w:pStyle w:val="HTMLPreformatted"/>
       </w:pPr>
       <w:r>
-        <w:t xml:space="preserve"> People </w:t>
-      </w:r>
-      <w:r>
-        <w:t xml:space="preserve">      [ </w:t>
+        <w:t xml:space="preserve"> People       [ </w:t>
       </w:r>
       <w:r>
         <w:rPr>
@@ -3256,7 +3317,10 @@
         <w:pStyle w:val="HTMLPreformatted"/>
       </w:pPr>
       <w:r>
-        <w:t xml:space="preserve">              Nobody selected — only you can see this record.</w:t>
+        <w:t xml:space="preserve">        </w:t>
+      </w:r>
+      <w:r>
+        <w:t xml:space="preserve">      Nobody selected — only you can see this record.</w:t>
       </w:r>
     </w:p>
     <w:p>
@@ -3274,15 +3338,15 @@
           <w:sz w:val="22"/>
           <w:szCs w:val="22"/>
         </w:rPr>
-        <w:t>Two questions rather than one list with an "everyone" entry in it: sharing with everyone and sharing with a named set are different answers, and a list t</w:t>
-      </w:r>
-      <w:r>
-        <w:rPr>
-          <w:rFonts w:ascii="Segoe UI" w:hAnsi="Segoe UI" w:cs="Segoe UI"/>
-          <w:sz w:val="22"/>
-          <w:szCs w:val="22"/>
-        </w:rPr>
-        <w:t xml:space="preserve">hat mixes them lets a record claim both at once. The people picker appears only when </w:t>
+        <w:t xml:space="preserve">Two questions rather than one list with an "everyone" entry in it: sharing with everyone and sharing with a named set are different answers, and a list that mixes them lets a record claim both at once. </w:t>
+      </w:r>
+      <w:r>
+        <w:rPr>
+          <w:rFonts w:ascii="Segoe UI" w:hAnsi="Segoe UI" w:cs="Segoe UI"/>
+          <w:sz w:val="22"/>
+          <w:szCs w:val="22"/>
+        </w:rPr>
+        <w:t xml:space="preserve">The people picker appears only when </w:t>
       </w:r>
       <w:r>
         <w:rPr>
@@ -3318,15 +3382,15 @@
           <w:sz w:val="22"/>
           <w:szCs w:val="22"/>
         </w:rPr>
-        <w:t>T</w:t>
-      </w:r>
-      <w:r>
-        <w:rPr>
-          <w:rFonts w:ascii="Segoe UI" w:hAnsi="Segoe UI" w:cs="Segoe UI"/>
-          <w:sz w:val="22"/>
-          <w:szCs w:val="22"/>
-        </w:rPr>
-        <w:t xml:space="preserve">he record detail dialog states the result beside the category tag: </w:t>
+        <w:t xml:space="preserve">The record detail dialog states the result beside </w:t>
+      </w:r>
+      <w:r>
+        <w:rPr>
+          <w:rFonts w:ascii="Segoe UI" w:hAnsi="Segoe UI" w:cs="Segoe UI"/>
+          <w:sz w:val="22"/>
+          <w:szCs w:val="22"/>
+        </w:rPr>
+        <w:t xml:space="preserve">the category tag: </w:t>
       </w:r>
       <w:r>
         <w:rPr>
@@ -3398,15 +3462,7 @@
           <w:sz w:val="22"/>
           <w:szCs w:val="22"/>
         </w:rPr>
-        <w:t>In the record table, the edit and delete buttons are absent on a record you do not own; the preview button i</w:t>
-      </w:r>
-      <w:r>
-        <w:rPr>
-          <w:rFonts w:ascii="Segoe UI" w:hAnsi="Segoe UI" w:cs="Segoe UI"/>
-          <w:sz w:val="22"/>
-          <w:szCs w:val="22"/>
-        </w:rPr>
-        <w:t>s always there.</w:t>
+        <w:t>In the record table, the edit and delete buttons are absent on a record you do not own; the preview button is always there.</w:t>
       </w:r>
     </w:p>
     <w:p>
@@ -3438,7 +3494,15 @@
           <w:sz w:val="22"/>
           <w:szCs w:val="22"/>
         </w:rPr>
-        <w:t>Two columns: conversation list and the open thread.</w:t>
+        <w:t>Two columns: conversatio</w:t>
+      </w:r>
+      <w:r>
+        <w:rPr>
+          <w:rFonts w:ascii="Segoe UI" w:hAnsi="Segoe UI" w:cs="Segoe UI"/>
+          <w:sz w:val="22"/>
+          <w:szCs w:val="22"/>
+        </w:rPr>
+        <w:t>n list and the open thread.</w:t>
       </w:r>
     </w:p>
     <w:p>
@@ -3479,15 +3543,15 @@
           <w:szCs w:val="22"/>
         </w:rPr>
         <w:br/>
-        <w:t>up people to start a new one; results appear under a "People" heading. Each row: avatar, name, time, previ</w:t>
-      </w:r>
-      <w:r>
-        <w:rPr>
-          <w:rFonts w:ascii="Segoe UI" w:eastAsia="Times New Roman" w:hAnsi="Segoe UI" w:cs="Segoe UI"/>
-          <w:sz w:val="22"/>
-          <w:szCs w:val="22"/>
-        </w:rPr>
-        <w:t xml:space="preserve">ew, unread badge. A conversation whose last message is a file previews it as </w:t>
+        <w:t>up people to start a new one; results appear under a "People" heading. Each row: avatar, name, time, preview, unread badge. A conversation whose last messa</w:t>
+      </w:r>
+      <w:r>
+        <w:rPr>
+          <w:rFonts w:ascii="Segoe UI" w:eastAsia="Times New Roman" w:hAnsi="Segoe UI" w:cs="Segoe UI"/>
+          <w:sz w:val="22"/>
+          <w:szCs w:val="22"/>
+        </w:rPr>
+        <w:t xml:space="preserve">ge is a file previews it as </w:t>
       </w:r>
       <w:r>
         <w:rPr>
@@ -3582,15 +3646,7 @@
           <w:sz w:val="22"/>
           <w:szCs w:val="22"/>
         </w:rPr>
-        <w:t xml:space="preserve"> file-type </w:t>
-      </w:r>
-      <w:r>
-        <w:rPr>
-          <w:rFonts w:ascii="Segoe UI" w:eastAsia="Times New Roman" w:hAnsi="Segoe UI" w:cs="Segoe UI"/>
-          <w:sz w:val="22"/>
-          <w:szCs w:val="22"/>
-        </w:rPr>
-        <w:t xml:space="preserve">icon, file name, and a meta line of size </w:t>
+        <w:t xml:space="preserve"> file-type icon, file name, and a meta line of size </w:t>
       </w:r>
       <w:r>
         <w:rPr>
@@ -3599,7 +3655,15 @@
           <w:szCs w:val="22"/>
         </w:rPr>
         <w:br/>
-        <w:t xml:space="preserve">and remaining retention ("Deleted in 5 days"). It is a download link while the file exists. Once swept, the same row is dimmed, is no longer a link, and the name carries its </w:t>
+        <w:t>and rem</w:t>
+      </w:r>
+      <w:r>
+        <w:rPr>
+          <w:rFonts w:ascii="Segoe UI" w:eastAsia="Times New Roman" w:hAnsi="Segoe UI" w:cs="Segoe UI"/>
+          <w:sz w:val="22"/>
+          <w:szCs w:val="22"/>
+        </w:rPr>
+        <w:t xml:space="preserve">aining retention ("Deleted in 5 days"). It is a download link while the file exists. Once swept, the same row is dimmed, is no longer a link, and the name carries its </w:t>
       </w:r>
       <w:r>
         <w:rPr>
@@ -3646,15 +3710,7 @@
           <w:sz w:val="22"/>
           <w:szCs w:val="22"/>
         </w:rPr>
-        <w:t xml:space="preserve"> a paper-clip b</w:t>
-      </w:r>
-      <w:r>
-        <w:rPr>
-          <w:rFonts w:ascii="Segoe UI" w:eastAsia="Times New Roman" w:hAnsi="Segoe UI" w:cs="Segoe UI"/>
-          <w:sz w:val="22"/>
-          <w:szCs w:val="22"/>
-        </w:rPr>
-        <w:t xml:space="preserve">utton, the text area, and Send. Above it, one </w:t>
+        <w:t xml:space="preserve"> a paper-clip button, the text area, and Send. Above it, one </w:t>
       </w:r>
       <w:r>
         <w:rPr>
@@ -3663,7 +3719,15 @@
           <w:szCs w:val="22"/>
         </w:rPr>
         <w:br/>
-        <w:t xml:space="preserve">line states that files are deleted a week after they are sent and that the name is tagged in the conversation. Anything typed in the box when a file is chosen is sent as the note on that file. </w:t>
+        <w:t>li</w:t>
+      </w:r>
+      <w:r>
+        <w:rPr>
+          <w:rFonts w:ascii="Segoe UI" w:eastAsia="Times New Roman" w:hAnsi="Segoe UI" w:cs="Segoe UI"/>
+          <w:sz w:val="22"/>
+          <w:szCs w:val="22"/>
+        </w:rPr>
+        <w:t xml:space="preserve">ne states that files are deleted a week after they are sent and that the name is tagged in the conversation. Anything typed in the box when a file is chosen is sent as the note on that file. </w:t>
       </w:r>
     </w:p>
     <w:p>
@@ -3677,13 +3741,7 @@
         <w:rPr>
           <w:rFonts w:ascii="Segoe UI" w:eastAsia="Times New Roman" w:hAnsi="Segoe UI" w:cs="Segoe UI"/>
         </w:rPr>
-        <w:t>3.7 Project Man</w:t>
-      </w:r>
-      <w:r>
-        <w:rPr>
-          <w:rFonts w:ascii="Segoe UI" w:eastAsia="Times New Roman" w:hAnsi="Segoe UI" w:cs="Segoe UI"/>
-        </w:rPr>
-        <w:t>agement</w:t>
+        <w:t>3.7 Project Management</w:t>
       </w:r>
     </w:p>
     <w:p>
@@ -3701,15 +3759,23 @@
           <w:sz w:val="22"/>
           <w:szCs w:val="22"/>
         </w:rPr>
-        <w:t>Card grid, one card per project: colour accent, key, name, status badge, description, progress bar with "x of y tasks done", and four counts (Open, In progress, To verify, Reopened). The footer holds the due date and three icon-only actions — Edit,</w:t>
-      </w:r>
-      <w:r>
-        <w:rPr>
-          <w:rFonts w:ascii="Segoe UI" w:hAnsi="Segoe UI" w:cs="Segoe UI"/>
-          <w:sz w:val="22"/>
-          <w:szCs w:val="22"/>
-        </w:rPr>
-        <w:t xml:space="preserve"> Delete, Open — each with a tooltip and a label naming the project.</w:t>
+        <w:t>Card grid, one card per project: colour a</w:t>
+      </w:r>
+      <w:r>
+        <w:rPr>
+          <w:rFonts w:ascii="Segoe UI" w:hAnsi="Segoe UI" w:cs="Segoe UI"/>
+          <w:sz w:val="22"/>
+          <w:szCs w:val="22"/>
+        </w:rPr>
+        <w:t>ccent, key, name, status badge, description, progress bar with "x of y tasks done", and four counts (Open, In progress, To verify, Reopened). The footer holds the due date and three icon-only actions — Edit, Delete, Open — each with a tooltip and a label n</w:t>
+      </w:r>
+      <w:r>
+        <w:rPr>
+          <w:rFonts w:ascii="Segoe UI" w:hAnsi="Segoe UI" w:cs="Segoe UI"/>
+          <w:sz w:val="22"/>
+          <w:szCs w:val="22"/>
+        </w:rPr>
+        <w:t>aming the project.</w:t>
       </w:r>
     </w:p>
     <w:p>
@@ -3737,15 +3803,23 @@
           <w:sz w:val="22"/>
           <w:szCs w:val="22"/>
         </w:rPr>
-        <w:t xml:space="preserve"> replaces the list in place. It offers a Kanban board with one column per status, a table view, and a task drawer showing the report, the bug fields, attachments, comments an</w:t>
-      </w:r>
-      <w:r>
-        <w:rPr>
-          <w:rFonts w:ascii="Segoe UI" w:hAnsi="Segoe UI" w:cs="Segoe UI"/>
-          <w:sz w:val="22"/>
-          <w:szCs w:val="22"/>
-        </w:rPr>
-        <w:t>d the full history. Only the moves the lifecycle allows are offered as buttons; columns that cannot accept the dragged card are dimmed.</w:t>
+        <w:t xml:space="preserve"> </w:t>
+      </w:r>
+      <w:r>
+        <w:rPr>
+          <w:rFonts w:ascii="Segoe UI" w:hAnsi="Segoe UI" w:cs="Segoe UI"/>
+          <w:sz w:val="22"/>
+          <w:szCs w:val="22"/>
+        </w:rPr>
+        <w:t>replaces the list in place. It offers a Kanban board with one column per status, a table view, and a task drawer showing the report, the bug fields, attachments, comments and the full history. Only the moves the lifecycle allows are offered as buttons; col</w:t>
+      </w:r>
+      <w:r>
+        <w:rPr>
+          <w:rFonts w:ascii="Segoe UI" w:hAnsi="Segoe UI" w:cs="Segoe UI"/>
+          <w:sz w:val="22"/>
+          <w:szCs w:val="22"/>
+        </w:rPr>
+        <w:t>umns that cannot accept the dragged card are dimmed.</w:t>
       </w:r>
     </w:p>
     <w:p>
@@ -3813,15 +3887,15 @@
           <w:sz w:val="22"/>
           <w:szCs w:val="22"/>
         </w:rPr>
-        <w:t xml:space="preserve"> — a search box, and</w:t>
-      </w:r>
-      <w:r>
-        <w:rPr>
-          <w:rFonts w:ascii="Segoe UI" w:hAnsi="Segoe UI" w:cs="Segoe UI"/>
-          <w:sz w:val="22"/>
-          <w:szCs w:val="22"/>
-        </w:rPr>
-        <w:t xml:space="preserve"> the message list. An unread message carries a bold subject and a dot; a sent one carries an "Opened </w:t>
+        <w:t xml:space="preserve"> — a search box, and the message list. An unread message carries a bold subject and a dot; a sent one c</w:t>
+      </w:r>
+      <w:r>
+        <w:rPr>
+          <w:rFonts w:ascii="Segoe UI" w:hAnsi="Segoe UI" w:cs="Segoe UI"/>
+          <w:sz w:val="22"/>
+          <w:szCs w:val="22"/>
+        </w:rPr>
+        <w:t xml:space="preserve">arries an "Opened </w:t>
       </w:r>
       <w:r>
         <w:rPr>
@@ -3875,15 +3949,7 @@
           <w:sz w:val="22"/>
           <w:szCs w:val="22"/>
         </w:rPr>
-        <w:t>The reading pane shows the sender, the recipients, the time, the body, and the attachment with its size. Then the open tracking, which differs b</w:t>
-      </w:r>
-      <w:r>
-        <w:rPr>
-          <w:rFonts w:ascii="Segoe UI" w:hAnsi="Segoe UI" w:cs="Segoe UI"/>
-          <w:sz w:val="22"/>
-          <w:szCs w:val="22"/>
-        </w:rPr>
-        <w:t>y side:</w:t>
+        <w:t>The reading pane shows the sender, the recipients, the time, the body, and the attachment with its size. Then the open tracking, which differs by side:</w:t>
       </w:r>
     </w:p>
     <w:p>
@@ -3933,7 +3999,17 @@
           <w:sz w:val="22"/>
           <w:szCs w:val="22"/>
         </w:rPr>
-        <w:t>Opened 14 Mar 14:12</w:t>
+        <w:t>Open</w:t>
+      </w:r>
+      <w:r>
+        <w:rPr>
+          <w:rFonts w:ascii="Segoe UI" w:eastAsia="Times New Roman" w:hAnsi="Segoe UI" w:cs="Segoe UI"/>
+          <w:i/>
+          <w:iCs/>
+          <w:sz w:val="22"/>
+          <w:szCs w:val="22"/>
+        </w:rPr>
+        <w:t>ed 14 Mar 14:12</w:t>
       </w:r>
       <w:r>
         <w:rPr>
@@ -4018,7 +4094,15 @@
           <w:sz w:val="22"/>
           <w:szCs w:val="22"/>
         </w:rPr>
-        <w:t>Reply and Delete sit at the top right; Reply is offered only on a message you received, Delete only with the permission.</w:t>
+        <w:t>Reply and Delete sit at the top right; Reply is offered only on a message you received, Delete only with the permission</w:t>
+      </w:r>
+      <w:r>
+        <w:rPr>
+          <w:rFonts w:ascii="Segoe UI" w:hAnsi="Segoe UI" w:cs="Segoe UI"/>
+          <w:sz w:val="22"/>
+          <w:szCs w:val="22"/>
+        </w:rPr>
+        <w:t>.</w:t>
       </w:r>
     </w:p>
     <w:p>
@@ -4046,15 +4130,7 @@
           <w:sz w:val="22"/>
           <w:szCs w:val="22"/>
         </w:rPr>
-        <w:t xml:space="preserve"> is a dialog: recipients as a multi-select of accounts (never a typed address), subject, the rich-text editor, and one attachmen</w:t>
-      </w:r>
-      <w:r>
-        <w:rPr>
-          <w:rFonts w:ascii="Segoe UI" w:hAnsi="Segoe UI" w:cs="Segoe UI"/>
-          <w:sz w:val="22"/>
-          <w:szCs w:val="22"/>
-        </w:rPr>
-        <w:t>t.</w:t>
+        <w:t xml:space="preserve"> is a dialog: recipients as a multi-select of accounts (never a typed address), subject, the rich-text editor, and one attachment.</w:t>
       </w:r>
     </w:p>
     <w:p>
@@ -4104,7 +4180,15 @@
           <w:sz w:val="22"/>
           <w:szCs w:val="22"/>
         </w:rPr>
-        <w:t xml:space="preserve"> badge until you open it) · Author · Posted · </w:t>
+        <w:t xml:space="preserve"> badge until you open it) · Author · Posted</w:t>
+      </w:r>
+      <w:r>
+        <w:rPr>
+          <w:rFonts w:ascii="Segoe UI" w:hAnsi="Segoe UI" w:cs="Segoe UI"/>
+          <w:sz w:val="22"/>
+          <w:szCs w:val="22"/>
+        </w:rPr>
+        <w:t xml:space="preserve"> · </w:t>
       </w:r>
       <w:r>
         <w:rPr>
@@ -4140,15 +4224,7 @@
           <w:sz w:val="22"/>
           <w:szCs w:val="22"/>
         </w:rPr>
-        <w:t>The "Read by" cell is a count that is itself a button — the number and "exactly who" are one question, so one leads</w:t>
-      </w:r>
-      <w:r>
-        <w:rPr>
-          <w:rFonts w:ascii="Segoe UI" w:hAnsi="Segoe UI" w:cs="Segoe UI"/>
-          <w:sz w:val="22"/>
-          <w:szCs w:val="22"/>
-        </w:rPr>
-        <w:t xml:space="preserve"> to the other. It opens a dialog listing every reader with the time they opened it.</w:t>
+        <w:t>The "Read by" cell is a count that is itself a button — the number and "exactly who" are one question, so one leads to the other. It opens a dialog listing every reader with the time they opened it.</w:t>
       </w:r>
     </w:p>
     <w:p>
@@ -4166,7 +4242,15 @@
           <w:sz w:val="22"/>
           <w:szCs w:val="22"/>
         </w:rPr>
-        <w:t xml:space="preserve">Clicking a title opens the post: author, date, and the rich-text body, with "Read by </w:t>
+        <w:t>Clicking a title opens the post: au</w:t>
+      </w:r>
+      <w:r>
+        <w:rPr>
+          <w:rFonts w:ascii="Segoe UI" w:hAnsi="Segoe UI" w:cs="Segoe UI"/>
+          <w:sz w:val="22"/>
+          <w:szCs w:val="22"/>
+        </w:rPr>
+        <w:t xml:space="preserve">thor, date, and the rich-text body, with "Read by </w:t>
       </w:r>
       <w:r>
         <w:rPr>
@@ -4184,15 +4268,7 @@
           <w:sz w:val="22"/>
           <w:szCs w:val="22"/>
         </w:rPr>
-        <w:t>" in the footer. Opening is what records your view, which is what takes it off the not</w:t>
-      </w:r>
-      <w:r>
-        <w:rPr>
-          <w:rFonts w:ascii="Segoe UI" w:hAnsi="Segoe UI" w:cs="Segoe UI"/>
-          <w:sz w:val="22"/>
-          <w:szCs w:val="22"/>
-        </w:rPr>
-        <w:t>ification count.</w:t>
+        <w:t>" in the footer. Opening is what records your view, which is what takes it off the notification count.</w:t>
       </w:r>
     </w:p>
     <w:p>
@@ -4210,7 +4286,15 @@
           <w:sz w:val="22"/>
           <w:szCs w:val="22"/>
         </w:rPr>
-        <w:t>New post, Edit and Delete appear only with the matching permissions; the editor is a dialog with Title, the rich-text editor and a "Pin to the top" switch.</w:t>
+        <w:t>New post, Edit and Delete appear only with the matching permissions; the editor is a dialog with Title</w:t>
+      </w:r>
+      <w:r>
+        <w:rPr>
+          <w:rFonts w:ascii="Segoe UI" w:hAnsi="Segoe UI" w:cs="Segoe UI"/>
+          <w:sz w:val="22"/>
+          <w:szCs w:val="22"/>
+        </w:rPr>
+        <w:t>, the rich-text editor and a "Pin to the top" switch.</w:t>
       </w:r>
     </w:p>
     <w:p>
@@ -5113,15 +5197,41 @@
                 <w:sz w:val="19"/>
                 <w:szCs w:val="19"/>
               </w:rPr>
-              <w:t>One page per tool: LVGL, Converting, YOLO, Transformers, Keras. Both image tools — Converting and the LVGL image tab</w:t>
+              <w:t xml:space="preserve">LVGL and Converting sit directly under Tools; YOLO, Transformers and Keras sit in an </w:t>
             </w:r>
             <w:r>
               <w:rPr>
                 <w:rFonts w:ascii="Segoe UI" w:eastAsia="Times New Roman" w:hAnsi="Segoe UI" w:cs="Segoe UI"/>
-                <w:sz w:val="19"/>
-                <w:szCs w:val="19"/>
-              </w:rPr>
-              <w:t xml:space="preserve"> — take SVG as well as raster input, and render the vector at each output size rather than scaling one decode of it. The LVGL tab emits the v9 </w:t>
+                <w:b/>
+                <w:bCs/>
+                <w:sz w:val="19"/>
+                <w:szCs w:val="19"/>
+              </w:rPr>
+              <w:t>AI</w:t>
+            </w:r>
+            <w:r>
+              <w:rPr>
+                <w:rFonts w:ascii="Segoe UI" w:eastAsia="Times New Roman" w:hAnsi="Segoe UI" w:cs="Segoe UI"/>
+                <w:sz w:val="19"/>
+                <w:szCs w:val="19"/>
+              </w:rPr>
+              <w:t xml:space="preserve"> group beneath them, since th</w:t>
+            </w:r>
+            <w:r>
+              <w:rPr>
+                <w:rFonts w:ascii="Segoe UI" w:eastAsia="Times New Roman" w:hAnsi="Segoe UI" w:cs="Segoe UI"/>
+                <w:sz w:val="19"/>
+                <w:szCs w:val="19"/>
+              </w:rPr>
+              <w:t>ose three are about models where the other two are file converters. Both image tools — Converting and the LVGL image tab — take SVG as well as raster input, and render the vector at each output size rather than scaling one decode of it. Converting also emi</w:t>
+            </w:r>
+            <w:r>
+              <w:rPr>
+                <w:rFonts w:ascii="Segoe UI" w:eastAsia="Times New Roman" w:hAnsi="Segoe UI" w:cs="Segoe UI"/>
+                <w:sz w:val="19"/>
+                <w:szCs w:val="19"/>
+              </w:rPr>
+              <w:t xml:space="preserve">ts SVG, by tracing. The LVGL tab emits the v9 </w:t>
             </w:r>
             <w:r>
               <w:rPr>
@@ -5136,15 +5246,7 @@
                 <w:sz w:val="19"/>
                 <w:szCs w:val="19"/>
               </w:rPr>
-              <w:t xml:space="preserve"> </w:t>
-            </w:r>
-            <w:r>
-              <w:rPr>
-                <w:rFonts w:ascii="Segoe UI" w:eastAsia="Times New Roman" w:hAnsi="Segoe UI" w:cs="Segoe UI"/>
-                <w:sz w:val="19"/>
-                <w:szCs w:val="19"/>
-              </w:rPr>
-              <w:t>form and says so on the output card. YOLO has a Labelling tab: a folder picker on the left with the class list, the image on a canvas in the middle, and the shape list and exports on the right.</w:t>
+              <w:t xml:space="preserve"> form and says so on the output card. YOLO has a Labelling tab: a folder picker on the left with the class list, the image on a canvas in the middle, and the shape list and exports on the right.</w:t>
             </w:r>
           </w:p>
         </w:tc>
@@ -5201,15 +5303,7 @@
           <w:sz w:val="22"/>
           <w:szCs w:val="22"/>
         </w:rPr>
-        <w:t xml:space="preserve"> confirms — t</w:t>
-      </w:r>
-      <w:r>
-        <w:rPr>
-          <w:rFonts w:ascii="Segoe UI" w:eastAsia="Times New Roman" w:hAnsi="Segoe UI" w:cs="Segoe UI"/>
-          <w:sz w:val="22"/>
-          <w:szCs w:val="22"/>
-        </w:rPr>
-        <w:t xml:space="preserve">here is no exception anywhere in </w:t>
+        <w:t xml:space="preserve"> confirms — there is no exception anywhere in </w:t>
       </w:r>
       <w:r>
         <w:rPr>
@@ -5218,15 +5312,15 @@
           <w:szCs w:val="22"/>
         </w:rPr>
         <w:br/>
-        <w:t>the application — and the confirmation states what else it takes with it ("its 12 tasks, with every comment and the whole history"), not merely "are you sure?". Where the scope can only be known by asking the server, it is</w:t>
-      </w:r>
-      <w:r>
-        <w:rPr>
-          <w:rFonts w:ascii="Segoe UI" w:eastAsia="Times New Roman" w:hAnsi="Segoe UI" w:cs="Segoe UI"/>
-          <w:sz w:val="22"/>
-          <w:szCs w:val="22"/>
-        </w:rPr>
-        <w:t xml:space="preserve"> asked before the dialog opens; that is what deleting an account does. </w:t>
+        <w:t xml:space="preserve">the application — and the confirmation states what else it takes with it ("its 12 tasks, with every comment and the whole history"), not merely "are you sure?". </w:t>
+      </w:r>
+      <w:r>
+        <w:rPr>
+          <w:rFonts w:ascii="Segoe UI" w:eastAsia="Times New Roman" w:hAnsi="Segoe UI" w:cs="Segoe UI"/>
+          <w:sz w:val="22"/>
+          <w:szCs w:val="22"/>
+        </w:rPr>
+        <w:t xml:space="preserve">Where the scope can only be known by asking the server, it is asked before the dialog opens; that is what deleting an account does. </w:t>
       </w:r>
     </w:p>
     <w:p>
@@ -5275,7 +5369,15 @@
           <w:szCs w:val="22"/>
         </w:rPr>
         <w:br/>
-        <w:t xml:space="preserve">whole selection and then runs without asking again per item. </w:t>
+        <w:t xml:space="preserve">whole selection and then runs without asking again </w:t>
+      </w:r>
+      <w:r>
+        <w:rPr>
+          <w:rFonts w:ascii="Segoe UI" w:eastAsia="Times New Roman" w:hAnsi="Segoe UI" w:cs="Segoe UI"/>
+          <w:sz w:val="22"/>
+          <w:szCs w:val="22"/>
+        </w:rPr>
+        <w:t xml:space="preserve">per item. </w:t>
       </w:r>
     </w:p>
     <w:p>
@@ -5352,7 +5454,15 @@
           <w:szCs w:val="22"/>
         </w:rPr>
         <w:br/>
-        <w:t xml:space="preserve">generic one, and the page keeps the data it already had. </w:t>
+        <w:t>generic one, and the page keep</w:t>
+      </w:r>
+      <w:r>
+        <w:rPr>
+          <w:rFonts w:ascii="Segoe UI" w:eastAsia="Times New Roman" w:hAnsi="Segoe UI" w:cs="Segoe UI"/>
+          <w:sz w:val="22"/>
+          <w:szCs w:val="22"/>
+        </w:rPr>
+        <w:t xml:space="preserve">s the data it already had. </w:t>
       </w:r>
     </w:p>
     <w:p>
@@ -5374,15 +5484,7 @@
           <w:sz w:val="22"/>
           <w:szCs w:val="22"/>
         </w:rPr>
-        <w:t>Pickers that list people — projec</w:t>
-      </w:r>
-      <w:r>
-        <w:rPr>
-          <w:rFonts w:ascii="Segoe UI" w:eastAsia="Times New Roman" w:hAnsi="Segoe UI" w:cs="Segoe UI"/>
-          <w:sz w:val="22"/>
-          <w:szCs w:val="22"/>
-        </w:rPr>
-        <w:t xml:space="preserve">t members, task assignee — re-read the </w:t>
+        <w:t xml:space="preserve">Pickers that list people — project members, task assignee — re-read the </w:t>
       </w:r>
       <w:r>
         <w:rPr>
@@ -5445,7 +5547,15 @@
           <w:sz w:val="22"/>
           <w:szCs w:val="22"/>
         </w:rPr>
-        <w:t xml:space="preserve">All interface strings come from </w:t>
+        <w:t xml:space="preserve">All </w:t>
+      </w:r>
+      <w:r>
+        <w:rPr>
+          <w:rFonts w:ascii="Segoe UI" w:hAnsi="Segoe UI" w:cs="Segoe UI"/>
+          <w:sz w:val="22"/>
+          <w:szCs w:val="22"/>
+        </w:rPr>
+        <w:t xml:space="preserve">interface strings come from </w:t>
       </w:r>
       <w:r>
         <w:rPr>
@@ -5460,15 +5570,7 @@
           <w:sz w:val="22"/>
           <w:szCs w:val="22"/>
         </w:rPr>
-        <w:t xml:space="preserve"> </w:t>
-      </w:r>
-      <w:r>
-        <w:rPr>
-          <w:rFonts w:ascii="Segoe UI" w:hAnsi="Segoe UI" w:cs="Segoe UI"/>
-          <w:sz w:val="22"/>
-          <w:szCs w:val="22"/>
-        </w:rPr>
-        <w:t>(English, Spanish, Chinese, Japanese). Dates and numbers are formatted with the browser's locale; currency amounts follow the rules in the System Design Document.</w:t>
+        <w:t xml:space="preserve"> (English, Spanish, Chinese, Japanese). Dates and numbers are formatted with the browser's locale; currency amounts follow the rules in the System Design Document.</w:t>
       </w:r>
     </w:p>
     <w:sectPr>
@@ -5484,122 +5586,9 @@
 <file path=word/numbering.xml><?xml version="1.0" encoding="utf-8"?>
 <w:numbering xmlns:wpc="http://schemas.microsoft.com/office/word/2010/wordprocessingCanvas" xmlns:cx="http://schemas.microsoft.com/office/drawing/2014/chartex" xmlns:mc="http://schemas.openxmlformats.org/markup-compatibility/2006" xmlns:o="urn:schemas-microsoft-com:office:office" xmlns:r="http://schemas.openxmlformats.org/officeDocument/2006/relationships" xmlns:m="http://schemas.openxmlformats.org/officeDocument/2006/math" xmlns:v="urn:schemas-microsoft-com:vml" xmlns:wp14="http://schemas.microsoft.com/office/word/2010/wordprocessingDrawing" xmlns:wp="http://schemas.openxmlformats.org/drawingml/2006/wordprocessingDrawing" xmlns:w10="urn:schemas-microsoft-com:office:word" xmlns:w="http://schemas.openxmlformats.org/wordprocessingml/2006/main" xmlns:w14="http://schemas.microsoft.com/office/word/2010/wordml" xmlns:w15="http://schemas.microsoft.com/office/word/2012/wordml" xmlns:w16se="http://schemas.microsoft.com/office/word/2015/wordml/symex" xmlns:wpg="http://schemas.microsoft.com/office/word/2010/wordprocessingGroup" xmlns:wpi="http://schemas.microsoft.com/office/word/2010/wordprocessingInk" xmlns:wne="http://schemas.microsoft.com/office/word/2006/wordml" xmlns:wps="http://schemas.microsoft.com/office/word/2010/wordprocessingShape" mc:Ignorable="w14 w15 w16se wp14">
   <w:abstractNum w:abstractNumId="0" w15:restartNumberingAfterBreak="0">
-    <w:nsid w:val="0132122D"/>
+    <w:nsid w:val="151A3B1F"/>
     <w:multiLevelType w:val="multilevel"/>
-    <w:tmpl w:val="172C6C9E"/>
-    <w:lvl w:ilvl="0">
-      <w:start w:val="1"/>
-      <w:numFmt w:val="decimal"/>
-      <w:lvlText w:val="%1."/>
-      <w:lvlJc w:val="left"/>
-      <w:pPr>
-        <w:tabs>
-          <w:tab w:val="num" w:pos="720"/>
-        </w:tabs>
-        <w:ind w:left="720" w:hanging="360"/>
-      </w:pPr>
-    </w:lvl>
-    <w:lvl w:ilvl="1" w:tentative="1">
-      <w:start w:val="1"/>
-      <w:numFmt w:val="decimal"/>
-      <w:lvlText w:val="%2."/>
-      <w:lvlJc w:val="left"/>
-      <w:pPr>
-        <w:tabs>
-          <w:tab w:val="num" w:pos="1440"/>
-        </w:tabs>
-        <w:ind w:left="1440" w:hanging="360"/>
-      </w:pPr>
-    </w:lvl>
-    <w:lvl w:ilvl="2" w:tentative="1">
-      <w:start w:val="1"/>
-      <w:numFmt w:val="decimal"/>
-      <w:lvlText w:val="%3."/>
-      <w:lvlJc w:val="left"/>
-      <w:pPr>
-        <w:tabs>
-          <w:tab w:val="num" w:pos="2160"/>
-        </w:tabs>
-        <w:ind w:left="2160" w:hanging="360"/>
-      </w:pPr>
-    </w:lvl>
-    <w:lvl w:ilvl="3" w:tentative="1">
-      <w:start w:val="1"/>
-      <w:numFmt w:val="decimal"/>
-      <w:lvlText w:val="%4."/>
-      <w:lvlJc w:val="left"/>
-      <w:pPr>
-        <w:tabs>
-          <w:tab w:val="num" w:pos="2880"/>
-        </w:tabs>
-        <w:ind w:left="2880" w:hanging="360"/>
-      </w:pPr>
-    </w:lvl>
-    <w:lvl w:ilvl="4" w:tentative="1">
-      <w:start w:val="1"/>
-      <w:numFmt w:val="decimal"/>
-      <w:lvlText w:val="%5."/>
-      <w:lvlJc w:val="left"/>
-      <w:pPr>
-        <w:tabs>
-          <w:tab w:val="num" w:pos="3600"/>
-        </w:tabs>
-        <w:ind w:left="3600" w:hanging="360"/>
-      </w:pPr>
-    </w:lvl>
-    <w:lvl w:ilvl="5" w:tentative="1">
-      <w:start w:val="1"/>
-      <w:numFmt w:val="decimal"/>
-      <w:lvlText w:val="%6."/>
-      <w:lvlJc w:val="left"/>
-      <w:pPr>
-        <w:tabs>
-          <w:tab w:val="num" w:pos="4320"/>
-        </w:tabs>
-        <w:ind w:left="4320" w:hanging="360"/>
-      </w:pPr>
-    </w:lvl>
-    <w:lvl w:ilvl="6" w:tentative="1">
-      <w:start w:val="1"/>
-      <w:numFmt w:val="decimal"/>
-      <w:lvlText w:val="%7."/>
-      <w:lvlJc w:val="left"/>
-      <w:pPr>
-        <w:tabs>
-          <w:tab w:val="num" w:pos="5040"/>
-        </w:tabs>
-        <w:ind w:left="5040" w:hanging="360"/>
-      </w:pPr>
-    </w:lvl>
-    <w:lvl w:ilvl="7" w:tentative="1">
-      <w:start w:val="1"/>
-      <w:numFmt w:val="decimal"/>
-      <w:lvlText w:val="%8."/>
-      <w:lvlJc w:val="left"/>
-      <w:pPr>
-        <w:tabs>
-          <w:tab w:val="num" w:pos="5760"/>
-        </w:tabs>
-        <w:ind w:left="5760" w:hanging="360"/>
-      </w:pPr>
-    </w:lvl>
-    <w:lvl w:ilvl="8" w:tentative="1">
-      <w:start w:val="1"/>
-      <w:numFmt w:val="decimal"/>
-      <w:lvlText w:val="%9."/>
-      <w:lvlJc w:val="left"/>
-      <w:pPr>
-        <w:tabs>
-          <w:tab w:val="num" w:pos="6480"/>
-        </w:tabs>
-        <w:ind w:left="6480" w:hanging="360"/>
-      </w:pPr>
-    </w:lvl>
-  </w:abstractNum>
-  <w:abstractNum w:abstractNumId="1" w15:restartNumberingAfterBreak="0">
-    <w:nsid w:val="07CF376A"/>
-    <w:multiLevelType w:val="multilevel"/>
-    <w:tmpl w:val="5D84FAD4"/>
+    <w:tmpl w:val="BED46E00"/>
     <w:lvl w:ilvl="0">
       <w:start w:val="1"/>
       <w:numFmt w:val="bullet"/>
@@ -5745,10 +5734,10 @@
       </w:rPr>
     </w:lvl>
   </w:abstractNum>
-  <w:abstractNum w:abstractNumId="2" w15:restartNumberingAfterBreak="0">
-    <w:nsid w:val="18052605"/>
+  <w:abstractNum w:abstractNumId="1" w15:restartNumberingAfterBreak="0">
+    <w:nsid w:val="32FB070C"/>
     <w:multiLevelType w:val="multilevel"/>
-    <w:tmpl w:val="8892C7F4"/>
+    <w:tmpl w:val="EE1071CE"/>
     <w:lvl w:ilvl="0">
       <w:start w:val="1"/>
       <w:numFmt w:val="bullet"/>
@@ -5894,10 +5883,10 @@
       </w:rPr>
     </w:lvl>
   </w:abstractNum>
-  <w:abstractNum w:abstractNumId="3" w15:restartNumberingAfterBreak="0">
-    <w:nsid w:val="21EC2024"/>
+  <w:abstractNum w:abstractNumId="2" w15:restartNumberingAfterBreak="0">
+    <w:nsid w:val="3D6B615A"/>
     <w:multiLevelType w:val="multilevel"/>
-    <w:tmpl w:val="6B8C7370"/>
+    <w:tmpl w:val="2D42C504"/>
     <w:lvl w:ilvl="0">
       <w:start w:val="1"/>
       <w:numFmt w:val="bullet"/>
@@ -6043,10 +6032,10 @@
       </w:rPr>
     </w:lvl>
   </w:abstractNum>
-  <w:abstractNum w:abstractNumId="4" w15:restartNumberingAfterBreak="0">
-    <w:nsid w:val="41046BCB"/>
+  <w:abstractNum w:abstractNumId="3" w15:restartNumberingAfterBreak="0">
+    <w:nsid w:val="4D992DE6"/>
     <w:multiLevelType w:val="multilevel"/>
-    <w:tmpl w:val="4DF627D4"/>
+    <w:tmpl w:val="2CCE20EE"/>
     <w:lvl w:ilvl="0">
       <w:start w:val="1"/>
       <w:numFmt w:val="bullet"/>
@@ -6192,10 +6181,10 @@
       </w:rPr>
     </w:lvl>
   </w:abstractNum>
-  <w:abstractNum w:abstractNumId="5" w15:restartNumberingAfterBreak="0">
-    <w:nsid w:val="41092859"/>
+  <w:abstractNum w:abstractNumId="4" w15:restartNumberingAfterBreak="0">
+    <w:nsid w:val="4E9A2F6C"/>
     <w:multiLevelType w:val="multilevel"/>
-    <w:tmpl w:val="4BBA842C"/>
+    <w:tmpl w:val="0D70EE86"/>
     <w:lvl w:ilvl="0">
       <w:start w:val="1"/>
       <w:numFmt w:val="bullet"/>
@@ -6341,10 +6330,123 @@
       </w:rPr>
     </w:lvl>
   </w:abstractNum>
+  <w:abstractNum w:abstractNumId="5" w15:restartNumberingAfterBreak="0">
+    <w:nsid w:val="5CE048FA"/>
+    <w:multiLevelType w:val="multilevel"/>
+    <w:tmpl w:val="C89EF968"/>
+    <w:lvl w:ilvl="0">
+      <w:start w:val="1"/>
+      <w:numFmt w:val="decimal"/>
+      <w:lvlText w:val="%1."/>
+      <w:lvlJc w:val="left"/>
+      <w:pPr>
+        <w:tabs>
+          <w:tab w:val="num" w:pos="720"/>
+        </w:tabs>
+        <w:ind w:left="720" w:hanging="360"/>
+      </w:pPr>
+    </w:lvl>
+    <w:lvl w:ilvl="1" w:tentative="1">
+      <w:start w:val="1"/>
+      <w:numFmt w:val="decimal"/>
+      <w:lvlText w:val="%2."/>
+      <w:lvlJc w:val="left"/>
+      <w:pPr>
+        <w:tabs>
+          <w:tab w:val="num" w:pos="1440"/>
+        </w:tabs>
+        <w:ind w:left="1440" w:hanging="360"/>
+      </w:pPr>
+    </w:lvl>
+    <w:lvl w:ilvl="2" w:tentative="1">
+      <w:start w:val="1"/>
+      <w:numFmt w:val="decimal"/>
+      <w:lvlText w:val="%3."/>
+      <w:lvlJc w:val="left"/>
+      <w:pPr>
+        <w:tabs>
+          <w:tab w:val="num" w:pos="2160"/>
+        </w:tabs>
+        <w:ind w:left="2160" w:hanging="360"/>
+      </w:pPr>
+    </w:lvl>
+    <w:lvl w:ilvl="3" w:tentative="1">
+      <w:start w:val="1"/>
+      <w:numFmt w:val="decimal"/>
+      <w:lvlText w:val="%4."/>
+      <w:lvlJc w:val="left"/>
+      <w:pPr>
+        <w:tabs>
+          <w:tab w:val="num" w:pos="2880"/>
+        </w:tabs>
+        <w:ind w:left="2880" w:hanging="360"/>
+      </w:pPr>
+    </w:lvl>
+    <w:lvl w:ilvl="4" w:tentative="1">
+      <w:start w:val="1"/>
+      <w:numFmt w:val="decimal"/>
+      <w:lvlText w:val="%5."/>
+      <w:lvlJc w:val="left"/>
+      <w:pPr>
+        <w:tabs>
+          <w:tab w:val="num" w:pos="3600"/>
+        </w:tabs>
+        <w:ind w:left="3600" w:hanging="360"/>
+      </w:pPr>
+    </w:lvl>
+    <w:lvl w:ilvl="5" w:tentative="1">
+      <w:start w:val="1"/>
+      <w:numFmt w:val="decimal"/>
+      <w:lvlText w:val="%6."/>
+      <w:lvlJc w:val="left"/>
+      <w:pPr>
+        <w:tabs>
+          <w:tab w:val="num" w:pos="4320"/>
+        </w:tabs>
+        <w:ind w:left="4320" w:hanging="360"/>
+      </w:pPr>
+    </w:lvl>
+    <w:lvl w:ilvl="6" w:tentative="1">
+      <w:start w:val="1"/>
+      <w:numFmt w:val="decimal"/>
+      <w:lvlText w:val="%7."/>
+      <w:lvlJc w:val="left"/>
+      <w:pPr>
+        <w:tabs>
+          <w:tab w:val="num" w:pos="5040"/>
+        </w:tabs>
+        <w:ind w:left="5040" w:hanging="360"/>
+      </w:pPr>
+    </w:lvl>
+    <w:lvl w:ilvl="7" w:tentative="1">
+      <w:start w:val="1"/>
+      <w:numFmt w:val="decimal"/>
+      <w:lvlText w:val="%8."/>
+      <w:lvlJc w:val="left"/>
+      <w:pPr>
+        <w:tabs>
+          <w:tab w:val="num" w:pos="5760"/>
+        </w:tabs>
+        <w:ind w:left="5760" w:hanging="360"/>
+      </w:pPr>
+    </w:lvl>
+    <w:lvl w:ilvl="8" w:tentative="1">
+      <w:start w:val="1"/>
+      <w:numFmt w:val="decimal"/>
+      <w:lvlText w:val="%9."/>
+      <w:lvlJc w:val="left"/>
+      <w:pPr>
+        <w:tabs>
+          <w:tab w:val="num" w:pos="6480"/>
+        </w:tabs>
+        <w:ind w:left="6480" w:hanging="360"/>
+      </w:pPr>
+    </w:lvl>
+  </w:abstractNum>
   <w:abstractNum w:abstractNumId="6" w15:restartNumberingAfterBreak="0">
-    <w:nsid w:val="6A726574"/>
+    <w:nsid w:val="6EE522BF"/>
     <w:multiLevelType w:val="multilevel"/>
-    <w:tmpl w:val="9BC8AF38"/>
+    <w:tmpl w:val="89365C5E"/>
     <w:lvl w:ilvl="0">
       <w:start w:val="1"/>
       <w:numFmt w:val="bullet"/>
@@ -6491,25 +6593,25 @@
     </w:lvl>
   </w:abstractNum>
   <w:num w:numId="1">
-    <w:abstractNumId w:val="5"/>
+    <w:abstractNumId w:val="2"/>
   </w:num>
   <w:num w:numId="2">
-    <w:abstractNumId w:val="1"/>
+    <w:abstractNumId w:val="6"/>
   </w:num>
   <w:num w:numId="3">
-    <w:abstractNumId w:val="0"/>
+    <w:abstractNumId w:val="5"/>
   </w:num>
   <w:num w:numId="4">
     <w:abstractNumId w:val="3"/>
   </w:num>
   <w:num w:numId="5">
-    <w:abstractNumId w:val="2"/>
+    <w:abstractNumId w:val="4"/>
   </w:num>
   <w:num w:numId="6">
-    <w:abstractNumId w:val="4"/>
+    <w:abstractNumId w:val="0"/>
   </w:num>
   <w:num w:numId="7">
-    <w:abstractNumId w:val="6"/>
+    <w:abstractNumId w:val="1"/>
   </w:num>
 </w:numbering>
 </file>

--- a/docs/screen-design.docx
+++ b/docs/screen-design.docx
@@ -199,15 +199,15 @@
           <w:sz w:val="22"/>
           <w:szCs w:val="22"/>
         </w:rPr>
-        <w:t xml:space="preserve"> group holding YOLO, Transformers and Keras) · Chat · Mail · Meetings · Posts · Database Management · System Monitoring · Basic Data (Categ</w:t>
-      </w:r>
-      <w:r>
-        <w:rPr>
-          <w:rFonts w:ascii="Segoe UI" w:hAnsi="Segoe UI" w:cs="Segoe UI"/>
-          <w:sz w:val="22"/>
-          <w:szCs w:val="22"/>
-        </w:rPr>
-        <w:t>ory).</w:t>
+        <w:t xml:space="preserve"> group holding YOLO, TTS, Transformers and Keras) · Chat · Mail · Meetings · Posts · Database Management · System Monitoring · Basic Data (</w:t>
+      </w:r>
+      <w:r>
+        <w:rPr>
+          <w:rFonts w:ascii="Segoe UI" w:hAnsi="Segoe UI" w:cs="Segoe UI"/>
+          <w:sz w:val="22"/>
+          <w:szCs w:val="22"/>
+        </w:rPr>
+        <w:t>Category).</w:t>
       </w:r>
     </w:p>
     <w:p>
@@ -243,15 +243,15 @@
           <w:sz w:val="22"/>
           <w:szCs w:val="22"/>
         </w:rPr>
-        <w:t xml:space="preserve"> — it is reached from the avatar menu in the header, because it belongs to the person rather than to </w:t>
-      </w:r>
-      <w:r>
-        <w:rPr>
-          <w:rFonts w:ascii="Segoe UI" w:hAnsi="Segoe UI" w:cs="Segoe UI"/>
-          <w:sz w:val="22"/>
-          <w:szCs w:val="22"/>
-        </w:rPr>
-        <w:t>the organisation.</w:t>
+        <w:t xml:space="preserve"> — it is reached from the avatar menu in the header, because it belongs to the person rather tha</w:t>
+      </w:r>
+      <w:r>
+        <w:rPr>
+          <w:rFonts w:ascii="Segoe UI" w:hAnsi="Segoe UI" w:cs="Segoe UI"/>
+          <w:sz w:val="22"/>
+          <w:szCs w:val="22"/>
+        </w:rPr>
+        <w:t>n to the organisation.</w:t>
       </w:r>
     </w:p>
     <w:p>
@@ -351,15 +351,15 @@
           <w:sz w:val="22"/>
           <w:szCs w:val="22"/>
         </w:rPr>
-        <w:t xml:space="preserve"> new post(s)" above, then "due tomorrow" for the schedule, separated by a </w:t>
-      </w:r>
-      <w:r>
-        <w:rPr>
-          <w:rFonts w:ascii="Segoe UI" w:hAnsi="Segoe UI" w:cs="Segoe UI"/>
-          <w:sz w:val="22"/>
-          <w:szCs w:val="22"/>
-        </w:rPr>
-        <w:t>rule. Its badge is the sum. Choosing a post opens it on the Posts page; choosing a reminder opens the Schedule. With nothing in either group it reads "nothing due tomorrow".</w:t>
+        <w:t xml:space="preserve"> new post(s)" above, then "due tomorrow" for the schedule, separated </w:t>
+      </w:r>
+      <w:r>
+        <w:rPr>
+          <w:rFonts w:ascii="Segoe UI" w:hAnsi="Segoe UI" w:cs="Segoe UI"/>
+          <w:sz w:val="22"/>
+          <w:szCs w:val="22"/>
+        </w:rPr>
+        <w:t>by a rule. Its badge is the sum. Choosing a post opens it on the Posts page; choosing a reminder opens the Schedule. With nothing in either group it reads "nothing due tomorrow".</w:t>
       </w:r>
     </w:p>
     <w:p>
@@ -415,49 +415,7 @@
           <w:sz w:val="22"/>
           <w:szCs w:val="22"/>
         </w:rPr>
-        <w:t>message</w:t>
-      </w:r>
-      <w:r>
-        <w:rPr>
-          <w:rFonts w:ascii="Segoe UI" w:hAnsi="Segoe UI" w:cs="Segoe UI"/>
-          <w:sz w:val="22"/>
-          <w:szCs w:val="22"/>
-        </w:rPr>
-        <w:t xml:space="preserve"> ico</w:t>
-      </w:r>
-      <w:r>
-        <w:rPr>
-          <w:rFonts w:ascii="Segoe UI" w:hAnsi="Segoe UI" w:cs="Segoe UI"/>
-          <w:sz w:val="22"/>
-          <w:szCs w:val="22"/>
-        </w:rPr>
-        <w:t>n, the notification bell, then the user menu.</w:t>
-      </w:r>
-    </w:p>
-    <w:p>
-      <w:pPr>
-        <w:pStyle w:val="NormalWeb"/>
-        <w:rPr>
-          <w:rFonts w:ascii="Segoe UI" w:hAnsi="Segoe UI" w:cs="Segoe UI"/>
-          <w:sz w:val="22"/>
-          <w:szCs w:val="22"/>
-        </w:rPr>
-      </w:pPr>
-      <w:r>
-        <w:rPr>
-          <w:rFonts w:ascii="Segoe UI" w:hAnsi="Segoe UI" w:cs="Segoe UI"/>
-          <w:sz w:val="22"/>
-          <w:szCs w:val="22"/>
-        </w:rPr>
-        <w:t>Mail and messages are built the same way, deliberately — two inboxes that behaved differently would be two things to learn. Each carries its unread total as a badge and opens a menu of the five newest items: wh</w:t>
-      </w:r>
-      <w:r>
-        <w:rPr>
-          <w:rFonts w:ascii="Segoe UI" w:hAnsi="Segoe UI" w:cs="Segoe UI"/>
-          <w:sz w:val="22"/>
-          <w:szCs w:val="22"/>
-        </w:rPr>
-        <w:t xml:space="preserve">o it is from in bold, a one-line preview (the subject, for mail), the time on the right, and a dot marking an unread one. Choosing one opens that page </w:t>
+        <w:t>messag</w:t>
       </w:r>
       <w:r>
         <w:rPr>
@@ -467,6 +425,50 @@
           <w:sz w:val="22"/>
           <w:szCs w:val="22"/>
         </w:rPr>
+        <w:t>e</w:t>
+      </w:r>
+      <w:r>
+        <w:rPr>
+          <w:rFonts w:ascii="Segoe UI" w:hAnsi="Segoe UI" w:cs="Segoe UI"/>
+          <w:sz w:val="22"/>
+          <w:szCs w:val="22"/>
+        </w:rPr>
+        <w:t xml:space="preserve"> icon, the notification bell, then the user menu.</w:t>
+      </w:r>
+    </w:p>
+    <w:p>
+      <w:pPr>
+        <w:pStyle w:val="NormalWeb"/>
+        <w:rPr>
+          <w:rFonts w:ascii="Segoe UI" w:hAnsi="Segoe UI" w:cs="Segoe UI"/>
+          <w:sz w:val="22"/>
+          <w:szCs w:val="22"/>
+        </w:rPr>
+      </w:pPr>
+      <w:r>
+        <w:rPr>
+          <w:rFonts w:ascii="Segoe UI" w:hAnsi="Segoe UI" w:cs="Segoe UI"/>
+          <w:sz w:val="22"/>
+          <w:szCs w:val="22"/>
+        </w:rPr>
+        <w:t>Mail and messages are built the same way, deliberately — two inboxes that behaved differently would be two things to learn. Each carries its unread total as a badge and opens a menu of the five newest item</w:t>
+      </w:r>
+      <w:r>
+        <w:rPr>
+          <w:rFonts w:ascii="Segoe UI" w:hAnsi="Segoe UI" w:cs="Segoe UI"/>
+          <w:sz w:val="22"/>
+          <w:szCs w:val="22"/>
+        </w:rPr>
+        <w:t xml:space="preserve">s: who it is from in bold, a one-line preview (the subject, for mail), the time on the right, and a dot marking an unread one. Choosing one opens that page </w:t>
+      </w:r>
+      <w:r>
+        <w:rPr>
+          <w:rFonts w:ascii="Segoe UI" w:hAnsi="Segoe UI" w:cs="Segoe UI"/>
+          <w:b/>
+          <w:bCs/>
+          <w:sz w:val="22"/>
+          <w:szCs w:val="22"/>
+        </w:rPr>
         <w:t>on that item</w:t>
       </w:r>
       <w:r>
@@ -475,15 +477,15 @@
           <w:sz w:val="22"/>
           <w:szCs w:val="22"/>
         </w:rPr>
-        <w:t xml:space="preserve"> — the conversation, or the message, switching to the Inbox if Sent was open. The last entry </w:t>
-      </w:r>
-      <w:r>
-        <w:rPr>
-          <w:rFonts w:ascii="Segoe UI" w:hAnsi="Segoe UI" w:cs="Segoe UI"/>
-          <w:sz w:val="22"/>
-          <w:szCs w:val="22"/>
-        </w:rPr>
-        <w:t>("Open Chat" / "Open Mail") goes to the page without picking one. An account that cannot use Chat, or Mail, does not see that icon at all.</w:t>
+        <w:t xml:space="preserve"> — the conversation, or the message, switching to the Inbox if Sent was open. The last e</w:t>
+      </w:r>
+      <w:r>
+        <w:rPr>
+          <w:rFonts w:ascii="Segoe UI" w:hAnsi="Segoe UI" w:cs="Segoe UI"/>
+          <w:sz w:val="22"/>
+          <w:szCs w:val="22"/>
+        </w:rPr>
+        <w:t>ntry ("Open Chat" / "Open Mail") goes to the page without picking one. An account that cannot use Chat, or Mail, does not see that icon at all.</w:t>
       </w:r>
     </w:p>
     <w:p>
@@ -517,15 +519,15 @@
           <w:sz w:val="22"/>
           <w:szCs w:val="22"/>
         </w:rPr>
-        <w:t xml:space="preserve"> — the same rounded square, gradient and shield as the sidebar's b</w:t>
-      </w:r>
-      <w:r>
-        <w:rPr>
-          <w:rFonts w:ascii="Segoe UI" w:hAnsi="Segoe UI" w:cs="Segoe UI"/>
-          <w:sz w:val="22"/>
-          <w:szCs w:val="22"/>
-        </w:rPr>
-        <w:t>rand mark, so the tab and the application agree.</w:t>
+        <w:t xml:space="preserve"> — the same rounded square, gradient and shield as the sideba</w:t>
+      </w:r>
+      <w:r>
+        <w:rPr>
+          <w:rFonts w:ascii="Segoe UI" w:hAnsi="Segoe UI" w:cs="Segoe UI"/>
+          <w:sz w:val="22"/>
+          <w:szCs w:val="22"/>
+        </w:rPr>
+        <w:t>r's brand mark, so the tab and the application agree.</w:t>
       </w:r>
     </w:p>
     <w:p>
@@ -866,7 +868,15 @@
                 <w:sz w:val="19"/>
                 <w:szCs w:val="19"/>
               </w:rPr>
-              <w:t xml:space="preserve"> grid</w:t>
+              <w:t xml:space="preserve"> </w:t>
+            </w:r>
+            <w:r>
+              <w:rPr>
+                <w:rFonts w:ascii="Segoe UI" w:eastAsia="Times New Roman" w:hAnsi="Segoe UI" w:cs="Segoe UI"/>
+                <w:sz w:val="19"/>
+                <w:szCs w:val="19"/>
+              </w:rPr>
+              <w:t>grid</w:t>
             </w:r>
           </w:p>
         </w:tc>
@@ -1113,7 +1123,7 @@
                 <w:sz w:val="19"/>
                 <w:szCs w:val="19"/>
               </w:rPr>
-              <w:t>A titled panel per block; tables scroll horizontally in</w:t>
+              <w:t>A titled panel per block; tables scroll horizontal</w:t>
             </w:r>
             <w:r>
               <w:rPr>
@@ -1121,7 +1131,7 @@
                 <w:sz w:val="19"/>
                 <w:szCs w:val="19"/>
               </w:rPr>
-              <w:t xml:space="preserve">side </w:t>
+              <w:t xml:space="preserve">ly inside </w:t>
             </w:r>
             <w:r>
               <w:rPr>
@@ -5197,7 +5207,7 @@
                 <w:sz w:val="19"/>
                 <w:szCs w:val="19"/>
               </w:rPr>
-              <w:t xml:space="preserve">LVGL and Converting sit directly under Tools; YOLO, Transformers and Keras sit in an </w:t>
+              <w:t xml:space="preserve">LVGL and Converting sit directly under Tools; YOLO, TTS, Transformers and Keras sit in an </w:t>
             </w:r>
             <w:r>
               <w:rPr>
@@ -5215,7 +5225,7 @@
                 <w:sz w:val="19"/>
                 <w:szCs w:val="19"/>
               </w:rPr>
-              <w:t xml:space="preserve"> group beneath them, since th</w:t>
+              <w:t xml:space="preserve"> group beneath them, sin</w:t>
             </w:r>
             <w:r>
               <w:rPr>
@@ -5223,7 +5233,7 @@
                 <w:sz w:val="19"/>
                 <w:szCs w:val="19"/>
               </w:rPr>
-              <w:t>ose three are about models where the other two are file converters. Both image tools — Converting and the LVGL image tab — take SVG as well as raster input, and render the vector at each output size rather than scaling one decode of it. Converting also emi</w:t>
+              <w:t>ce those are about models where the other two are file converters. Both image tools — Converting and the LVGL image tab — take SVG as well as raster input, and render the vector at each output size rather than scaling one decode of it. Converting also emit</w:t>
             </w:r>
             <w:r>
               <w:rPr>
@@ -5231,7 +5241,7 @@
                 <w:sz w:val="19"/>
                 <w:szCs w:val="19"/>
               </w:rPr>
-              <w:t xml:space="preserve">ts SVG, by tracing. The LVGL tab emits the v9 </w:t>
+              <w:t xml:space="preserve">s SVG, by tracing. The LVGL tab emits the v9 </w:t>
             </w:r>
             <w:r>
               <w:rPr>
@@ -5246,7 +5256,15 @@
                 <w:sz w:val="19"/>
                 <w:szCs w:val="19"/>
               </w:rPr>
-              <w:t xml:space="preserve"> form and says so on the output card. YOLO has a Labelling tab: a folder picker on the left with the class list, the image on a canvas in the middle, and the shape list and exports on the right.</w:t>
+              <w:t xml:space="preserve"> form and says so on the output card. YOLO has a Labelling tab: a folder picker on the left with the class list, the image on a canvas in the middle, and the shape list and exports on the right. TT</w:t>
+            </w:r>
+            <w:r>
+              <w:rPr>
+                <w:rFonts w:ascii="Segoe UI" w:eastAsia="Times New Roman" w:hAnsi="Segoe UI" w:cs="Segoe UI"/>
+                <w:sz w:val="19"/>
+                <w:szCs w:val="19"/>
+              </w:rPr>
+              <w:t>S mirrors that shape for audio: folder picker, rejected-file list and exports on the left; the player and transcript box in the middle; the text history on the right, ticking off clips as they are done.</w:t>
             </w:r>
           </w:p>
         </w:tc>
@@ -5303,7 +5321,15 @@
           <w:sz w:val="22"/>
           <w:szCs w:val="22"/>
         </w:rPr>
-        <w:t xml:space="preserve"> confirms — there is no exception anywhere in </w:t>
+        <w:t xml:space="preserve"> con</w:t>
+      </w:r>
+      <w:r>
+        <w:rPr>
+          <w:rFonts w:ascii="Segoe UI" w:eastAsia="Times New Roman" w:hAnsi="Segoe UI" w:cs="Segoe UI"/>
+          <w:sz w:val="22"/>
+          <w:szCs w:val="22"/>
+        </w:rPr>
+        <w:t xml:space="preserve">firms — there is no exception anywhere in </w:t>
       </w:r>
       <w:r>
         <w:rPr>
@@ -5312,15 +5338,15 @@
           <w:szCs w:val="22"/>
         </w:rPr>
         <w:br/>
-        <w:t xml:space="preserve">the application — and the confirmation states what else it takes with it ("its 12 tasks, with every comment and the whole history"), not merely "are you sure?". </w:t>
-      </w:r>
-      <w:r>
-        <w:rPr>
-          <w:rFonts w:ascii="Segoe UI" w:eastAsia="Times New Roman" w:hAnsi="Segoe UI" w:cs="Segoe UI"/>
-          <w:sz w:val="22"/>
-          <w:szCs w:val="22"/>
-        </w:rPr>
-        <w:t xml:space="preserve">Where the scope can only be known by asking the server, it is asked before the dialog opens; that is what deleting an account does. </w:t>
+        <w:t>the application — and the confirmation states what else it takes with it ("its 12 tasks, with every comment and the whole history"), not merely "are you sure?". Where the scope can only be known by asking the serv</w:t>
+      </w:r>
+      <w:r>
+        <w:rPr>
+          <w:rFonts w:ascii="Segoe UI" w:eastAsia="Times New Roman" w:hAnsi="Segoe UI" w:cs="Segoe UI"/>
+          <w:sz w:val="22"/>
+          <w:szCs w:val="22"/>
+        </w:rPr>
+        <w:t xml:space="preserve">er, it is asked before the dialog opens; that is what deleting an account does. </w:t>
       </w:r>
     </w:p>
     <w:p>
@@ -5369,15 +5395,7 @@
           <w:szCs w:val="22"/>
         </w:rPr>
         <w:br/>
-        <w:t xml:space="preserve">whole selection and then runs without asking again </w:t>
-      </w:r>
-      <w:r>
-        <w:rPr>
-          <w:rFonts w:ascii="Segoe UI" w:eastAsia="Times New Roman" w:hAnsi="Segoe UI" w:cs="Segoe UI"/>
-          <w:sz w:val="22"/>
-          <w:szCs w:val="22"/>
-        </w:rPr>
-        <w:t xml:space="preserve">per item. </w:t>
+        <w:t xml:space="preserve">whole selection and then runs without asking again per item. </w:t>
       </w:r>
     </w:p>
     <w:p>
@@ -5399,7 +5417,15 @@
           <w:sz w:val="22"/>
           <w:szCs w:val="22"/>
         </w:rPr>
-        <w:t xml:space="preserve">The destructive button in a confirmation is </w:t>
+        <w:t xml:space="preserve">The destructive button in a confirmation </w:t>
+      </w:r>
+      <w:r>
+        <w:rPr>
+          <w:rFonts w:ascii="Segoe UI" w:eastAsia="Times New Roman" w:hAnsi="Segoe UI" w:cs="Segoe UI"/>
+          <w:sz w:val="22"/>
+          <w:szCs w:val="22"/>
+        </w:rPr>
+        <w:t xml:space="preserve">is </w:t>
       </w:r>
       <w:r>
         <w:rPr>
@@ -5454,15 +5480,7 @@
           <w:szCs w:val="22"/>
         </w:rPr>
         <w:br/>
-        <w:t>generic one, and the page keep</w:t>
-      </w:r>
-      <w:r>
-        <w:rPr>
-          <w:rFonts w:ascii="Segoe UI" w:eastAsia="Times New Roman" w:hAnsi="Segoe UI" w:cs="Segoe UI"/>
-          <w:sz w:val="22"/>
-          <w:szCs w:val="22"/>
-        </w:rPr>
-        <w:t xml:space="preserve">s the data it already had. </w:t>
+        <w:t xml:space="preserve">generic one, and the page keeps the data it already had. </w:t>
       </w:r>
     </w:p>
     <w:p>
@@ -5484,7 +5502,15 @@
           <w:sz w:val="22"/>
           <w:szCs w:val="22"/>
         </w:rPr>
-        <w:t xml:space="preserve">Pickers that list people — project members, task assignee — re-read the </w:t>
+        <w:t>Pickers that list people</w:t>
+      </w:r>
+      <w:r>
+        <w:rPr>
+          <w:rFonts w:ascii="Segoe UI" w:eastAsia="Times New Roman" w:hAnsi="Segoe UI" w:cs="Segoe UI"/>
+          <w:sz w:val="22"/>
+          <w:szCs w:val="22"/>
+        </w:rPr>
+        <w:t xml:space="preserve"> — project members, task assignee — re-read the </w:t>
       </w:r>
       <w:r>
         <w:rPr>
@@ -5547,22 +5573,21 @@
           <w:sz w:val="22"/>
           <w:szCs w:val="22"/>
         </w:rPr>
-        <w:t xml:space="preserve">All </w:t>
-      </w:r>
-      <w:r>
-        <w:rPr>
-          <w:rFonts w:ascii="Segoe UI" w:hAnsi="Segoe UI" w:cs="Segoe UI"/>
-          <w:sz w:val="22"/>
-          <w:szCs w:val="22"/>
-        </w:rPr>
-        <w:t xml:space="preserve">interface strings come from </w:t>
+        <w:t xml:space="preserve">All interface strings come from </w:t>
       </w:r>
       <w:r>
         <w:rPr>
           <w:rStyle w:val="c1"/>
           <w:rFonts w:cs="Segoe UI"/>
         </w:rPr>
-        <w:t>frontend/public/translations.xml</w:t>
+        <w:t>frontend/public/translat</w:t>
+      </w:r>
+      <w:r>
+        <w:rPr>
+          <w:rStyle w:val="c1"/>
+          <w:rFonts w:cs="Segoe UI"/>
+        </w:rPr>
+        <w:t>ions.xml</w:t>
       </w:r>
       <w:r>
         <w:rPr>
@@ -5586,9 +5611,122 @@
 <file path=word/numbering.xml><?xml version="1.0" encoding="utf-8"?>
 <w:numbering xmlns:wpc="http://schemas.microsoft.com/office/word/2010/wordprocessingCanvas" xmlns:cx="http://schemas.microsoft.com/office/drawing/2014/chartex" xmlns:mc="http://schemas.openxmlformats.org/markup-compatibility/2006" xmlns:o="urn:schemas-microsoft-com:office:office" xmlns:r="http://schemas.openxmlformats.org/officeDocument/2006/relationships" xmlns:m="http://schemas.openxmlformats.org/officeDocument/2006/math" xmlns:v="urn:schemas-microsoft-com:vml" xmlns:wp14="http://schemas.microsoft.com/office/word/2010/wordprocessingDrawing" xmlns:wp="http://schemas.openxmlformats.org/drawingml/2006/wordprocessingDrawing" xmlns:w10="urn:schemas-microsoft-com:office:word" xmlns:w="http://schemas.openxmlformats.org/wordprocessingml/2006/main" xmlns:w14="http://schemas.microsoft.com/office/word/2010/wordml" xmlns:w15="http://schemas.microsoft.com/office/word/2012/wordml" xmlns:w16se="http://schemas.microsoft.com/office/word/2015/wordml/symex" xmlns:wpg="http://schemas.microsoft.com/office/word/2010/wordprocessingGroup" xmlns:wpi="http://schemas.microsoft.com/office/word/2010/wordprocessingInk" xmlns:wne="http://schemas.microsoft.com/office/word/2006/wordml" xmlns:wps="http://schemas.microsoft.com/office/word/2010/wordprocessingShape" mc:Ignorable="w14 w15 w16se wp14">
   <w:abstractNum w:abstractNumId="0" w15:restartNumberingAfterBreak="0">
-    <w:nsid w:val="151A3B1F"/>
+    <w:nsid w:val="05B7779E"/>
     <w:multiLevelType w:val="multilevel"/>
-    <w:tmpl w:val="BED46E00"/>
+    <w:tmpl w:val="751C4C12"/>
+    <w:lvl w:ilvl="0">
+      <w:start w:val="1"/>
+      <w:numFmt w:val="decimal"/>
+      <w:lvlText w:val="%1."/>
+      <w:lvlJc w:val="left"/>
+      <w:pPr>
+        <w:tabs>
+          <w:tab w:val="num" w:pos="720"/>
+        </w:tabs>
+        <w:ind w:left="720" w:hanging="360"/>
+      </w:pPr>
+    </w:lvl>
+    <w:lvl w:ilvl="1" w:tentative="1">
+      <w:start w:val="1"/>
+      <w:numFmt w:val="decimal"/>
+      <w:lvlText w:val="%2."/>
+      <w:lvlJc w:val="left"/>
+      <w:pPr>
+        <w:tabs>
+          <w:tab w:val="num" w:pos="1440"/>
+        </w:tabs>
+        <w:ind w:left="1440" w:hanging="360"/>
+      </w:pPr>
+    </w:lvl>
+    <w:lvl w:ilvl="2" w:tentative="1">
+      <w:start w:val="1"/>
+      <w:numFmt w:val="decimal"/>
+      <w:lvlText w:val="%3."/>
+      <w:lvlJc w:val="left"/>
+      <w:pPr>
+        <w:tabs>
+          <w:tab w:val="num" w:pos="2160"/>
+        </w:tabs>
+        <w:ind w:left="2160" w:hanging="360"/>
+      </w:pPr>
+    </w:lvl>
+    <w:lvl w:ilvl="3" w:tentative="1">
+      <w:start w:val="1"/>
+      <w:numFmt w:val="decimal"/>
+      <w:lvlText w:val="%4."/>
+      <w:lvlJc w:val="left"/>
+      <w:pPr>
+        <w:tabs>
+          <w:tab w:val="num" w:pos="2880"/>
+        </w:tabs>
+        <w:ind w:left="2880" w:hanging="360"/>
+      </w:pPr>
+    </w:lvl>
+    <w:lvl w:ilvl="4" w:tentative="1">
+      <w:start w:val="1"/>
+      <w:numFmt w:val="decimal"/>
+      <w:lvlText w:val="%5."/>
+      <w:lvlJc w:val="left"/>
+      <w:pPr>
+        <w:tabs>
+          <w:tab w:val="num" w:pos="3600"/>
+        </w:tabs>
+        <w:ind w:left="3600" w:hanging="360"/>
+      </w:pPr>
+    </w:lvl>
+    <w:lvl w:ilvl="5" w:tentative="1">
+      <w:start w:val="1"/>
+      <w:numFmt w:val="decimal"/>
+      <w:lvlText w:val="%6."/>
+      <w:lvlJc w:val="left"/>
+      <w:pPr>
+        <w:tabs>
+          <w:tab w:val="num" w:pos="4320"/>
+        </w:tabs>
+        <w:ind w:left="4320" w:hanging="360"/>
+      </w:pPr>
+    </w:lvl>
+    <w:lvl w:ilvl="6" w:tentative="1">
+      <w:start w:val="1"/>
+      <w:numFmt w:val="decimal"/>
+      <w:lvlText w:val="%7."/>
+      <w:lvlJc w:val="left"/>
+      <w:pPr>
+        <w:tabs>
+          <w:tab w:val="num" w:pos="5040"/>
+        </w:tabs>
+        <w:ind w:left="5040" w:hanging="360"/>
+      </w:pPr>
+    </w:lvl>
+    <w:lvl w:ilvl="7" w:tentative="1">
+      <w:start w:val="1"/>
+      <w:numFmt w:val="decimal"/>
+      <w:lvlText w:val="%8."/>
+      <w:lvlJc w:val="left"/>
+      <w:pPr>
+        <w:tabs>
+          <w:tab w:val="num" w:pos="5760"/>
+        </w:tabs>
+        <w:ind w:left="5760" w:hanging="360"/>
+      </w:pPr>
+    </w:lvl>
+    <w:lvl w:ilvl="8" w:tentative="1">
+      <w:start w:val="1"/>
+      <w:numFmt w:val="decimal"/>
+      <w:lvlText w:val="%9."/>
+      <w:lvlJc w:val="left"/>
+      <w:pPr>
+        <w:tabs>
+          <w:tab w:val="num" w:pos="6480"/>
+        </w:tabs>
+        <w:ind w:left="6480" w:hanging="360"/>
+      </w:pPr>
+    </w:lvl>
+  </w:abstractNum>
+  <w:abstractNum w:abstractNumId="1" w15:restartNumberingAfterBreak="0">
+    <w:nsid w:val="1F25036F"/>
+    <w:multiLevelType w:val="multilevel"/>
+    <w:tmpl w:val="CA3E3138"/>
     <w:lvl w:ilvl="0">
       <w:start w:val="1"/>
       <w:numFmt w:val="bullet"/>
@@ -5734,10 +5872,10 @@
       </w:rPr>
     </w:lvl>
   </w:abstractNum>
-  <w:abstractNum w:abstractNumId="1" w15:restartNumberingAfterBreak="0">
-    <w:nsid w:val="32FB070C"/>
+  <w:abstractNum w:abstractNumId="2" w15:restartNumberingAfterBreak="0">
+    <w:nsid w:val="3EC00C2E"/>
     <w:multiLevelType w:val="multilevel"/>
-    <w:tmpl w:val="EE1071CE"/>
+    <w:tmpl w:val="C9E84E06"/>
     <w:lvl w:ilvl="0">
       <w:start w:val="1"/>
       <w:numFmt w:val="bullet"/>
@@ -5883,10 +6021,10 @@
       </w:rPr>
     </w:lvl>
   </w:abstractNum>
-  <w:abstractNum w:abstractNumId="2" w15:restartNumberingAfterBreak="0">
-    <w:nsid w:val="3D6B615A"/>
+  <w:abstractNum w:abstractNumId="3" w15:restartNumberingAfterBreak="0">
+    <w:nsid w:val="526B1010"/>
     <w:multiLevelType w:val="multilevel"/>
-    <w:tmpl w:val="2D42C504"/>
+    <w:tmpl w:val="D9DA0E9C"/>
     <w:lvl w:ilvl="0">
       <w:start w:val="1"/>
       <w:numFmt w:val="bullet"/>
@@ -6032,10 +6170,10 @@
       </w:rPr>
     </w:lvl>
   </w:abstractNum>
-  <w:abstractNum w:abstractNumId="3" w15:restartNumberingAfterBreak="0">
-    <w:nsid w:val="4D992DE6"/>
+  <w:abstractNum w:abstractNumId="4" w15:restartNumberingAfterBreak="0">
+    <w:nsid w:val="5672159D"/>
     <w:multiLevelType w:val="multilevel"/>
-    <w:tmpl w:val="2CCE20EE"/>
+    <w:tmpl w:val="A4C0DC8E"/>
     <w:lvl w:ilvl="0">
       <w:start w:val="1"/>
       <w:numFmt w:val="bullet"/>
@@ -6181,10 +6319,10 @@
       </w:rPr>
     </w:lvl>
   </w:abstractNum>
-  <w:abstractNum w:abstractNumId="4" w15:restartNumberingAfterBreak="0">
-    <w:nsid w:val="4E9A2F6C"/>
+  <w:abstractNum w:abstractNumId="5" w15:restartNumberingAfterBreak="0">
+    <w:nsid w:val="59EC6F41"/>
     <w:multiLevelType w:val="multilevel"/>
-    <w:tmpl w:val="0D70EE86"/>
+    <w:tmpl w:val="BDB2FD76"/>
     <w:lvl w:ilvl="0">
       <w:start w:val="1"/>
       <w:numFmt w:val="bullet"/>
@@ -6330,123 +6468,10 @@
       </w:rPr>
     </w:lvl>
   </w:abstractNum>
-  <w:abstractNum w:abstractNumId="5" w15:restartNumberingAfterBreak="0">
-    <w:nsid w:val="5CE048FA"/>
+  <w:abstractNum w:abstractNumId="6" w15:restartNumberingAfterBreak="0">
+    <w:nsid w:val="71441265"/>
     <w:multiLevelType w:val="multilevel"/>
-    <w:tmpl w:val="C89EF968"/>
-    <w:lvl w:ilvl="0">
-      <w:start w:val="1"/>
-      <w:numFmt w:val="decimal"/>
-      <w:lvlText w:val="%1."/>
-      <w:lvlJc w:val="left"/>
-      <w:pPr>
-        <w:tabs>
-          <w:tab w:val="num" w:pos="720"/>
-        </w:tabs>
-        <w:ind w:left="720" w:hanging="360"/>
-      </w:pPr>
-    </w:lvl>
-    <w:lvl w:ilvl="1" w:tentative="1">
-      <w:start w:val="1"/>
-      <w:numFmt w:val="decimal"/>
-      <w:lvlText w:val="%2."/>
-      <w:lvlJc w:val="left"/>
-      <w:pPr>
-        <w:tabs>
-          <w:tab w:val="num" w:pos="1440"/>
-        </w:tabs>
-        <w:ind w:left="1440" w:hanging="360"/>
-      </w:pPr>
-    </w:lvl>
-    <w:lvl w:ilvl="2" w:tentative="1">
-      <w:start w:val="1"/>
-      <w:numFmt w:val="decimal"/>
-      <w:lvlText w:val="%3."/>
-      <w:lvlJc w:val="left"/>
-      <w:pPr>
-        <w:tabs>
-          <w:tab w:val="num" w:pos="2160"/>
-        </w:tabs>
-        <w:ind w:left="2160" w:hanging="360"/>
-      </w:pPr>
-    </w:lvl>
-    <w:lvl w:ilvl="3" w:tentative="1">
-      <w:start w:val="1"/>
-      <w:numFmt w:val="decimal"/>
-      <w:lvlText w:val="%4."/>
-      <w:lvlJc w:val="left"/>
-      <w:pPr>
-        <w:tabs>
-          <w:tab w:val="num" w:pos="2880"/>
-        </w:tabs>
-        <w:ind w:left="2880" w:hanging="360"/>
-      </w:pPr>
-    </w:lvl>
-    <w:lvl w:ilvl="4" w:tentative="1">
-      <w:start w:val="1"/>
-      <w:numFmt w:val="decimal"/>
-      <w:lvlText w:val="%5."/>
-      <w:lvlJc w:val="left"/>
-      <w:pPr>
-        <w:tabs>
-          <w:tab w:val="num" w:pos="3600"/>
-        </w:tabs>
-        <w:ind w:left="3600" w:hanging="360"/>
-      </w:pPr>
-    </w:lvl>
-    <w:lvl w:ilvl="5" w:tentative="1">
-      <w:start w:val="1"/>
-      <w:numFmt w:val="decimal"/>
-      <w:lvlText w:val="%6."/>
-      <w:lvlJc w:val="left"/>
-      <w:pPr>
-        <w:tabs>
-          <w:tab w:val="num" w:pos="4320"/>
-        </w:tabs>
-        <w:ind w:left="4320" w:hanging="360"/>
-      </w:pPr>
-    </w:lvl>
-    <w:lvl w:ilvl="6" w:tentative="1">
-      <w:start w:val="1"/>
-      <w:numFmt w:val="decimal"/>
-      <w:lvlText w:val="%7."/>
-      <w:lvlJc w:val="left"/>
-      <w:pPr>
-        <w:tabs>
-          <w:tab w:val="num" w:pos="5040"/>
-        </w:tabs>
-        <w:ind w:left="5040" w:hanging="360"/>
-      </w:pPr>
-    </w:lvl>
-    <w:lvl w:ilvl="7" w:tentative="1">
-      <w:start w:val="1"/>
-      <w:numFmt w:val="decimal"/>
-      <w:lvlText w:val="%8."/>
-      <w:lvlJc w:val="left"/>
-      <w:pPr>
-        <w:tabs>
-          <w:tab w:val="num" w:pos="5760"/>
-        </w:tabs>
-        <w:ind w:left="5760" w:hanging="360"/>
-      </w:pPr>
-    </w:lvl>
-    <w:lvl w:ilvl="8" w:tentative="1">
-      <w:start w:val="1"/>
-      <w:numFmt w:val="decimal"/>
-      <w:lvlText w:val="%9."/>
-      <w:lvlJc w:val="left"/>
-      <w:pPr>
-        <w:tabs>
-          <w:tab w:val="num" w:pos="6480"/>
-        </w:tabs>
-        <w:ind w:left="6480" w:hanging="360"/>
-      </w:pPr>
-    </w:lvl>
-  </w:abstractNum>
-  <w:abstractNum w:abstractNumId="6" w15:restartNumberingAfterBreak="0">
-    <w:nsid w:val="6EE522BF"/>
-    <w:multiLevelType w:val="multilevel"/>
-    <w:tmpl w:val="89365C5E"/>
+    <w:tmpl w:val="C4DA8866"/>
     <w:lvl w:ilvl="0">
       <w:start w:val="1"/>
       <w:numFmt w:val="bullet"/>
@@ -6593,25 +6618,25 @@
     </w:lvl>
   </w:abstractNum>
   <w:num w:numId="1">
-    <w:abstractNumId w:val="2"/>
+    <w:abstractNumId w:val="3"/>
   </w:num>
   <w:num w:numId="2">
     <w:abstractNumId w:val="6"/>
   </w:num>
   <w:num w:numId="3">
+    <w:abstractNumId w:val="0"/>
+  </w:num>
+  <w:num w:numId="4">
+    <w:abstractNumId w:val="4"/>
+  </w:num>
+  <w:num w:numId="5">
     <w:abstractNumId w:val="5"/>
   </w:num>
-  <w:num w:numId="4">
-    <w:abstractNumId w:val="3"/>
-  </w:num>
-  <w:num w:numId="5">
-    <w:abstractNumId w:val="4"/>
-  </w:num>
   <w:num w:numId="6">
-    <w:abstractNumId w:val="0"/>
+    <w:abstractNumId w:val="1"/>
   </w:num>
   <w:num w:numId="7">
-    <w:abstractNumId w:val="1"/>
+    <w:abstractNumId w:val="2"/>
   </w:num>
 </w:numbering>
 </file>

--- a/docs/screen-design.docx
+++ b/docs/screen-design.docx
@@ -181,7 +181,7 @@
           <w:sz w:val="22"/>
           <w:szCs w:val="22"/>
         </w:rPr>
-        <w:t xml:space="preserve"> Overview · Users · Data · Camera Management · Project Management · Schedule · Tools (LVGL, Converting, and an </w:t>
+        <w:t xml:space="preserve"> Overview · Users · Data · Camera Management (a group holding Cameras and Automatic Attendance) · Project Management · Schedule · Tools (LVGL, Converting, and an </w:t>
       </w:r>
       <w:r>
         <w:rPr>
@@ -199,15 +199,15 @@
           <w:sz w:val="22"/>
           <w:szCs w:val="22"/>
         </w:rPr>
-        <w:t xml:space="preserve"> group holding YOLO, TTS, Transformers and Keras) · Chat · Mail · Meetings · Posts · Database Management · System Monitoring · Basic Data (</w:t>
-      </w:r>
-      <w:r>
-        <w:rPr>
-          <w:rFonts w:ascii="Segoe UI" w:hAnsi="Segoe UI" w:cs="Segoe UI"/>
-          <w:sz w:val="22"/>
-          <w:szCs w:val="22"/>
-        </w:rPr>
-        <w:t>Category).</w:t>
+        <w:t xml:space="preserve"> group holding YOLO, TTS, Transformers and Keras) · Chat · Mail · Meetings · Posts · Dat</w:t>
+      </w:r>
+      <w:r>
+        <w:rPr>
+          <w:rFonts w:ascii="Segoe UI" w:hAnsi="Segoe UI" w:cs="Segoe UI"/>
+          <w:sz w:val="22"/>
+          <w:szCs w:val="22"/>
+        </w:rPr>
+        <w:t>abase Management · System Monitoring · Basic Data (Category).</w:t>
       </w:r>
     </w:p>
     <w:p>
@@ -243,15 +243,15 @@
           <w:sz w:val="22"/>
           <w:szCs w:val="22"/>
         </w:rPr>
-        <w:t xml:space="preserve"> — it is reached from the avatar menu in the header, because it belongs to the person rather tha</w:t>
-      </w:r>
-      <w:r>
-        <w:rPr>
-          <w:rFonts w:ascii="Segoe UI" w:hAnsi="Segoe UI" w:cs="Segoe UI"/>
-          <w:sz w:val="22"/>
-          <w:szCs w:val="22"/>
-        </w:rPr>
-        <w:t>n to the organisation.</w:t>
+        <w:t xml:space="preserve"> — it is reached from the avatar menu in the </w:t>
+      </w:r>
+      <w:r>
+        <w:rPr>
+          <w:rFonts w:ascii="Segoe UI" w:hAnsi="Segoe UI" w:cs="Segoe UI"/>
+          <w:sz w:val="22"/>
+          <w:szCs w:val="22"/>
+        </w:rPr>
+        <w:t>header, because it belongs to the person rather than to the organisation.</w:t>
       </w:r>
     </w:p>
     <w:p>
@@ -351,15 +351,15 @@
           <w:sz w:val="22"/>
           <w:szCs w:val="22"/>
         </w:rPr>
-        <w:t xml:space="preserve"> new post(s)" above, then "due tomorrow" for the schedule, separated </w:t>
-      </w:r>
-      <w:r>
-        <w:rPr>
-          <w:rFonts w:ascii="Segoe UI" w:hAnsi="Segoe UI" w:cs="Segoe UI"/>
-          <w:sz w:val="22"/>
-          <w:szCs w:val="22"/>
-        </w:rPr>
-        <w:t>by a rule. Its badge is the sum. Choosing a post opens it on the Posts page; choosing a reminder opens the Schedule. With nothing in either group it reads "nothing due tomorrow".</w:t>
+        <w:t xml:space="preserve"> new post(s)" abov</w:t>
+      </w:r>
+      <w:r>
+        <w:rPr>
+          <w:rFonts w:ascii="Segoe UI" w:hAnsi="Segoe UI" w:cs="Segoe UI"/>
+          <w:sz w:val="22"/>
+          <w:szCs w:val="22"/>
+        </w:rPr>
+        <w:t>e, then "due tomorrow" for the schedule, separated by a rule. Its badge is the sum. Choosing a post opens it on the Posts page; choosing a reminder opens the Schedule. With nothing in either group it reads "nothing due tomorrow".</w:t>
       </w:r>
     </w:p>
     <w:p>
@@ -387,7 +387,15 @@
           <w:sz w:val="22"/>
           <w:szCs w:val="22"/>
         </w:rPr>
-        <w:t xml:space="preserve">, right of the clock and language selector: a </w:t>
+        <w:t>, right of the</w:t>
+      </w:r>
+      <w:r>
+        <w:rPr>
+          <w:rFonts w:ascii="Segoe UI" w:hAnsi="Segoe UI" w:cs="Segoe UI"/>
+          <w:sz w:val="22"/>
+          <w:szCs w:val="22"/>
+        </w:rPr>
+        <w:t xml:space="preserve"> clock and language selector: a </w:t>
       </w:r>
       <w:r>
         <w:rPr>
@@ -415,7 +423,41 @@
           <w:sz w:val="22"/>
           <w:szCs w:val="22"/>
         </w:rPr>
-        <w:t>messag</w:t>
+        <w:t>message</w:t>
+      </w:r>
+      <w:r>
+        <w:rPr>
+          <w:rFonts w:ascii="Segoe UI" w:hAnsi="Segoe UI" w:cs="Segoe UI"/>
+          <w:sz w:val="22"/>
+          <w:szCs w:val="22"/>
+        </w:rPr>
+        <w:t xml:space="preserve"> icon, the notification bell, then the user menu.</w:t>
+      </w:r>
+    </w:p>
+    <w:p>
+      <w:pPr>
+        <w:pStyle w:val="NormalWeb"/>
+        <w:rPr>
+          <w:rFonts w:ascii="Segoe UI" w:hAnsi="Segoe UI" w:cs="Segoe UI"/>
+          <w:sz w:val="22"/>
+          <w:szCs w:val="22"/>
+        </w:rPr>
+      </w:pPr>
+      <w:r>
+        <w:rPr>
+          <w:rFonts w:ascii="Segoe UI" w:hAnsi="Segoe UI" w:cs="Segoe UI"/>
+          <w:sz w:val="22"/>
+          <w:szCs w:val="22"/>
+        </w:rPr>
+        <w:t xml:space="preserve">Mail and messages are built the same way, deliberately — two inboxes that behaved differently would be two things to learn. Each carries its unread total </w:t>
+      </w:r>
+      <w:r>
+        <w:rPr>
+          <w:rFonts w:ascii="Segoe UI" w:hAnsi="Segoe UI" w:cs="Segoe UI"/>
+          <w:sz w:val="22"/>
+          <w:szCs w:val="22"/>
+        </w:rPr>
+        <w:t xml:space="preserve">as a badge and opens a menu of the five newest items: who it is from in bold, a one-line preview (the subject, for mail), the time on the right, and a dot marking an unread one. Choosing one opens that page </w:t>
       </w:r>
       <w:r>
         <w:rPr>
@@ -425,15 +467,23 @@
           <w:sz w:val="22"/>
           <w:szCs w:val="22"/>
         </w:rPr>
-        <w:t>e</w:t>
-      </w:r>
-      <w:r>
-        <w:rPr>
-          <w:rFonts w:ascii="Segoe UI" w:hAnsi="Segoe UI" w:cs="Segoe UI"/>
-          <w:sz w:val="22"/>
-          <w:szCs w:val="22"/>
-        </w:rPr>
-        <w:t xml:space="preserve"> icon, the notification bell, then the user menu.</w:t>
+        <w:t>on that item</w:t>
+      </w:r>
+      <w:r>
+        <w:rPr>
+          <w:rFonts w:ascii="Segoe UI" w:hAnsi="Segoe UI" w:cs="Segoe UI"/>
+          <w:sz w:val="22"/>
+          <w:szCs w:val="22"/>
+        </w:rPr>
+        <w:t xml:space="preserve"> — the conversation, or the message, </w:t>
+      </w:r>
+      <w:r>
+        <w:rPr>
+          <w:rFonts w:ascii="Segoe UI" w:hAnsi="Segoe UI" w:cs="Segoe UI"/>
+          <w:sz w:val="22"/>
+          <w:szCs w:val="22"/>
+        </w:rPr>
+        <w:t>switching to the Inbox if Sent was open. The last entry ("Open Chat" / "Open Mail") goes to the page without picking one. An account that cannot use Chat, or Mail, does not see that icon at all.</w:t>
       </w:r>
     </w:p>
     <w:p>
@@ -451,59 +501,6 @@
           <w:sz w:val="22"/>
           <w:szCs w:val="22"/>
         </w:rPr>
-        <w:t>Mail and messages are built the same way, deliberately — two inboxes that behaved differently would be two things to learn. Each carries its unread total as a badge and opens a menu of the five newest item</w:t>
-      </w:r>
-      <w:r>
-        <w:rPr>
-          <w:rFonts w:ascii="Segoe UI" w:hAnsi="Segoe UI" w:cs="Segoe UI"/>
-          <w:sz w:val="22"/>
-          <w:szCs w:val="22"/>
-        </w:rPr>
-        <w:t xml:space="preserve">s: who it is from in bold, a one-line preview (the subject, for mail), the time on the right, and a dot marking an unread one. Choosing one opens that page </w:t>
-      </w:r>
-      <w:r>
-        <w:rPr>
-          <w:rFonts w:ascii="Segoe UI" w:hAnsi="Segoe UI" w:cs="Segoe UI"/>
-          <w:b/>
-          <w:bCs/>
-          <w:sz w:val="22"/>
-          <w:szCs w:val="22"/>
-        </w:rPr>
-        <w:t>on that item</w:t>
-      </w:r>
-      <w:r>
-        <w:rPr>
-          <w:rFonts w:ascii="Segoe UI" w:hAnsi="Segoe UI" w:cs="Segoe UI"/>
-          <w:sz w:val="22"/>
-          <w:szCs w:val="22"/>
-        </w:rPr>
-        <w:t xml:space="preserve"> — the conversation, or the message, switching to the Inbox if Sent was open. The last e</w:t>
-      </w:r>
-      <w:r>
-        <w:rPr>
-          <w:rFonts w:ascii="Segoe UI" w:hAnsi="Segoe UI" w:cs="Segoe UI"/>
-          <w:sz w:val="22"/>
-          <w:szCs w:val="22"/>
-        </w:rPr>
-        <w:t>ntry ("Open Chat" / "Open Mail") goes to the page without picking one. An account that cannot use Chat, or Mail, does not see that icon at all.</w:t>
-      </w:r>
-    </w:p>
-    <w:p>
-      <w:pPr>
-        <w:pStyle w:val="NormalWeb"/>
-        <w:rPr>
-          <w:rFonts w:ascii="Segoe UI" w:hAnsi="Segoe UI" w:cs="Segoe UI"/>
-          <w:sz w:val="22"/>
-          <w:szCs w:val="22"/>
-        </w:rPr>
-      </w:pPr>
-      <w:r>
-        <w:rPr>
-          <w:rFonts w:ascii="Segoe UI" w:hAnsi="Segoe UI" w:cs="Segoe UI"/>
-          <w:sz w:val="22"/>
-          <w:szCs w:val="22"/>
-        </w:rPr>
-        <w:lastRenderedPageBreak/>
         <w:t xml:space="preserve">The browser tab carries </w:t>
       </w:r>
       <w:r>
@@ -519,15 +516,15 @@
           <w:sz w:val="22"/>
           <w:szCs w:val="22"/>
         </w:rPr>
-        <w:t xml:space="preserve"> — the same rounded square, gradient and shield as the sideba</w:t>
-      </w:r>
-      <w:r>
-        <w:rPr>
-          <w:rFonts w:ascii="Segoe UI" w:hAnsi="Segoe UI" w:cs="Segoe UI"/>
-          <w:sz w:val="22"/>
-          <w:szCs w:val="22"/>
-        </w:rPr>
-        <w:t>r's brand mark, so the tab and the application agree.</w:t>
+        <w:t xml:space="preserve"> — the sam</w:t>
+      </w:r>
+      <w:r>
+        <w:rPr>
+          <w:rFonts w:ascii="Segoe UI" w:hAnsi="Segoe UI" w:cs="Segoe UI"/>
+          <w:sz w:val="22"/>
+          <w:szCs w:val="22"/>
+        </w:rPr>
+        <w:t>e rounded square, gradient and shield as the sidebar's brand mark, so the tab and the application agree.</w:t>
       </w:r>
     </w:p>
     <w:p>
@@ -562,9 +559,9 @@
         <w:tblLook w:val="04A0" w:firstRow="1" w:lastRow="0" w:firstColumn="1" w:lastColumn="0" w:noHBand="0" w:noVBand="1"/>
       </w:tblPr>
       <w:tblGrid>
-        <w:gridCol w:w="1112"/>
-        <w:gridCol w:w="1585"/>
-        <w:gridCol w:w="6647"/>
+        <w:gridCol w:w="1121"/>
+        <w:gridCol w:w="1604"/>
+        <w:gridCol w:w="6926"/>
       </w:tblGrid>
       <w:tr>
         <w:tc>
@@ -603,6 +600,7 @@
                 <w:sz w:val="19"/>
                 <w:szCs w:val="19"/>
               </w:rPr>
+              <w:lastRenderedPageBreak/>
               <w:t>Region</w:t>
             </w:r>
           </w:p>
@@ -868,15 +866,7 @@
                 <w:sz w:val="19"/>
                 <w:szCs w:val="19"/>
               </w:rPr>
-              <w:t xml:space="preserve"> </w:t>
-            </w:r>
-            <w:r>
-              <w:rPr>
-                <w:rFonts w:ascii="Segoe UI" w:eastAsia="Times New Roman" w:hAnsi="Segoe UI" w:cs="Segoe UI"/>
-                <w:sz w:val="19"/>
-                <w:szCs w:val="19"/>
-              </w:rPr>
-              <w:t>grid</w:t>
+              <w:t xml:space="preserve"> grid</w:t>
             </w:r>
           </w:p>
         </w:tc>
@@ -1017,7 +1007,15 @@
                 <w:sz w:val="19"/>
                 <w:szCs w:val="19"/>
               </w:rPr>
-              <w:t>One row above the content. Search on the left, selects after it, Clear on the right.</w:t>
+              <w:t xml:space="preserve">One row above the content. </w:t>
+            </w:r>
+            <w:r>
+              <w:rPr>
+                <w:rFonts w:ascii="Segoe UI" w:eastAsia="Times New Roman" w:hAnsi="Segoe UI" w:cs="Segoe UI"/>
+                <w:sz w:val="19"/>
+                <w:szCs w:val="19"/>
+              </w:rPr>
+              <w:t>Search on the left, selects after it, Clear on the right.</w:t>
             </w:r>
           </w:p>
         </w:tc>
@@ -1123,15 +1121,7 @@
                 <w:sz w:val="19"/>
                 <w:szCs w:val="19"/>
               </w:rPr>
-              <w:t>A titled panel per block; tables scroll horizontal</w:t>
-            </w:r>
-            <w:r>
-              <w:rPr>
-                <w:rFonts w:ascii="Segoe UI" w:eastAsia="Times New Roman" w:hAnsi="Segoe UI" w:cs="Segoe UI"/>
-                <w:sz w:val="19"/>
-                <w:szCs w:val="19"/>
-              </w:rPr>
-              <w:t xml:space="preserve">ly inside </w:t>
+              <w:t xml:space="preserve">A titled panel per block; tables scroll horizontally inside </w:t>
             </w:r>
             <w:r>
               <w:rPr>
@@ -1252,7 +1242,15 @@
                 <w:sz w:val="19"/>
                 <w:szCs w:val="19"/>
               </w:rPr>
-              <w:t>Icon-only 34px buttons. Each carries a tooltip and an accessible label naming its subject; no text labels, because the row is narrow and the icon already says it.</w:t>
+              <w:t>Icon-only 34px buttons. Each carries a tooltip and an accessibl</w:t>
+            </w:r>
+            <w:r>
+              <w:rPr>
+                <w:rFonts w:ascii="Segoe UI" w:eastAsia="Times New Roman" w:hAnsi="Segoe UI" w:cs="Segoe UI"/>
+                <w:sz w:val="19"/>
+                <w:szCs w:val="19"/>
+              </w:rPr>
+              <w:t>e label naming its subject; no text labels, because the row is narrow and the icon already says it.</w:t>
             </w:r>
           </w:p>
         </w:tc>
@@ -1480,7 +1478,15 @@
           <w:sz w:val="22"/>
           <w:szCs w:val="22"/>
         </w:rPr>
-        <w:t xml:space="preserve"> username, password, Remember me, Sign in, then a divider reading </w:t>
+        <w:t xml:space="preserve"> </w:t>
+      </w:r>
+      <w:r>
+        <w:rPr>
+          <w:rFonts w:ascii="Segoe UI" w:eastAsia="Times New Roman" w:hAnsi="Segoe UI" w:cs="Segoe UI"/>
+          <w:sz w:val="22"/>
+          <w:szCs w:val="22"/>
+        </w:rPr>
+        <w:t xml:space="preserve">username, password, Remember me, Sign in, then a divider reading </w:t>
       </w:r>
       <w:r>
         <w:rPr>
@@ -1507,15 +1513,7 @@
           <w:sz w:val="22"/>
           <w:szCs w:val="22"/>
         </w:rPr>
-        <w:t xml:space="preserve"> button that opens a camera mo</w:t>
-      </w:r>
-      <w:r>
-        <w:rPr>
-          <w:rFonts w:ascii="Segoe UI" w:eastAsia="Times New Roman" w:hAnsi="Segoe UI" w:cs="Segoe UI"/>
-          <w:sz w:val="22"/>
-          <w:szCs w:val="22"/>
-        </w:rPr>
-        <w:t xml:space="preserve">dal. </w:t>
+        <w:t xml:space="preserve"> button that opens a camera modal. </w:t>
       </w:r>
     </w:p>
     <w:p>
@@ -1533,15 +1531,15 @@
           <w:sz w:val="22"/>
           <w:szCs w:val="22"/>
         </w:rPr>
-        <w:t>The divider is the point. These are two ways in, not two steps: the face button no longer validates the username and password first, and sends no username at all. Pressing it opens the camera straight away, and the face on its own identifies the acco</w:t>
-      </w:r>
-      <w:r>
-        <w:rPr>
-          <w:rFonts w:ascii="Segoe UI" w:hAnsi="Segoe UI" w:cs="Segoe UI"/>
-          <w:sz w:val="22"/>
-          <w:szCs w:val="22"/>
-        </w:rPr>
-        <w:t>unt.</w:t>
+        <w:t>The divider is the point. These are two ways in, not two steps: the face button no longer validates the username and password fi</w:t>
+      </w:r>
+      <w:r>
+        <w:rPr>
+          <w:rFonts w:ascii="Segoe UI" w:hAnsi="Segoe UI" w:cs="Segoe UI"/>
+          <w:sz w:val="22"/>
+          <w:szCs w:val="22"/>
+        </w:rPr>
+        <w:t>rst, and sends no username at all. Pressing it opens the camera straight away, and the face on its own identifies the account.</w:t>
       </w:r>
     </w:p>
     <w:p>
@@ -1583,41 +1581,7 @@
           <w:sz w:val="22"/>
           <w:szCs w:val="22"/>
         </w:rPr>
-        <w:t>Register (top to bottom):</w:t>
-      </w:r>
-      <w:r>
-        <w:rPr>
-          <w:rFonts w:ascii="Segoe UI" w:eastAsia="Times New Roman" w:hAnsi="Segoe UI" w:cs="Segoe UI"/>
-          <w:sz w:val="22"/>
-          <w:szCs w:val="22"/>
-        </w:rPr>
-        <w:t xml:space="preserve"> an information banner saying new accounts need </w:t>
-      </w:r>
-      <w:r>
-        <w:rPr>
-          <w:rFonts w:ascii="Segoe UI" w:eastAsia="Times New Roman" w:hAnsi="Segoe UI" w:cs="Segoe UI"/>
-          <w:sz w:val="22"/>
-          <w:szCs w:val="22"/>
-        </w:rPr>
-        <w:br/>
-        <w:t>an administrator's approval, then Full name · Username · Email · Passwo</w:t>
-      </w:r>
-      <w:r>
-        <w:rPr>
-          <w:rFonts w:ascii="Segoe UI" w:eastAsia="Times New Roman" w:hAnsi="Segoe UI" w:cs="Segoe UI"/>
-          <w:sz w:val="22"/>
-          <w:szCs w:val="22"/>
-        </w:rPr>
-        <w:t xml:space="preserve">rd · Confirm </w:t>
-      </w:r>
-      <w:r>
-        <w:rPr>
-          <w:rFonts w:ascii="Segoe UI" w:eastAsia="Times New Roman" w:hAnsi="Segoe UI" w:cs="Segoe UI"/>
-          <w:sz w:val="22"/>
-          <w:szCs w:val="22"/>
-        </w:rPr>
-        <w:lastRenderedPageBreak/>
-        <w:t xml:space="preserve">password · </w:t>
+        <w:t>Register (top to bottom</w:t>
       </w:r>
       <w:r>
         <w:rPr>
@@ -1627,15 +1591,24 @@
           <w:sz w:val="22"/>
           <w:szCs w:val="22"/>
         </w:rPr>
-        <w:t>Gender</w:t>
-      </w:r>
-      <w:r>
-        <w:rPr>
-          <w:rFonts w:ascii="Segoe UI" w:eastAsia="Times New Roman" w:hAnsi="Segoe UI" w:cs="Segoe UI"/>
-          <w:sz w:val="22"/>
-          <w:szCs w:val="22"/>
-        </w:rPr>
-        <w:t xml:space="preserve"> (select: Male / Female / Other, clearable) · </w:t>
+        <w:t>):</w:t>
+      </w:r>
+      <w:r>
+        <w:rPr>
+          <w:rFonts w:ascii="Segoe UI" w:eastAsia="Times New Roman" w:hAnsi="Segoe UI" w:cs="Segoe UI"/>
+          <w:sz w:val="22"/>
+          <w:szCs w:val="22"/>
+        </w:rPr>
+        <w:t xml:space="preserve"> an information banner saying new accounts need </w:t>
+      </w:r>
+      <w:r>
+        <w:rPr>
+          <w:rFonts w:ascii="Segoe UI" w:eastAsia="Times New Roman" w:hAnsi="Segoe UI" w:cs="Segoe UI"/>
+          <w:sz w:val="22"/>
+          <w:szCs w:val="22"/>
+        </w:rPr>
+        <w:br/>
+        <w:t xml:space="preserve">an administrator's approval, then Full name · Username · Email · Password · Confirm password · </w:t>
       </w:r>
       <w:r>
         <w:rPr>
@@ -1645,15 +1618,15 @@
           <w:sz w:val="22"/>
           <w:szCs w:val="22"/>
         </w:rPr>
-        <w:t>Birthday</w:t>
-      </w:r>
-      <w:r>
-        <w:rPr>
-          <w:rFonts w:ascii="Segoe UI" w:eastAsia="Times New Roman" w:hAnsi="Segoe UI" w:cs="Segoe UI"/>
-          <w:sz w:val="22"/>
-          <w:szCs w:val="22"/>
-        </w:rPr>
-        <w:t xml:space="preserve"> (date picker, future dates disabled) · </w:t>
+        <w:t>Gender</w:t>
+      </w:r>
+      <w:r>
+        <w:rPr>
+          <w:rFonts w:ascii="Segoe UI" w:eastAsia="Times New Roman" w:hAnsi="Segoe UI" w:cs="Segoe UI"/>
+          <w:sz w:val="22"/>
+          <w:szCs w:val="22"/>
+        </w:rPr>
+        <w:t xml:space="preserve"> (select: Male / Female / Other, clearable) · </w:t>
       </w:r>
       <w:r>
         <w:rPr>
@@ -1663,15 +1636,15 @@
           <w:sz w:val="22"/>
           <w:szCs w:val="22"/>
         </w:rPr>
-        <w:t>Phone number</w:t>
-      </w:r>
-      <w:r>
-        <w:rPr>
-          <w:rFonts w:ascii="Segoe UI" w:eastAsia="Times New Roman" w:hAnsi="Segoe UI" w:cs="Segoe UI"/>
-          <w:sz w:val="22"/>
-          <w:szCs w:val="22"/>
-        </w:rPr>
-        <w:t xml:space="preserve"> · </w:t>
+        <w:t>Birthday</w:t>
+      </w:r>
+      <w:r>
+        <w:rPr>
+          <w:rFonts w:ascii="Segoe UI" w:eastAsia="Times New Roman" w:hAnsi="Segoe UI" w:cs="Segoe UI"/>
+          <w:sz w:val="22"/>
+          <w:szCs w:val="22"/>
+        </w:rPr>
+        <w:t xml:space="preserve"> (date picker, future dates disabled) · </w:t>
       </w:r>
       <w:r>
         <w:rPr>
@@ -1681,15 +1654,7 @@
           <w:sz w:val="22"/>
           <w:szCs w:val="22"/>
         </w:rPr>
-        <w:t>Job</w:t>
-      </w:r>
-      <w:r>
-        <w:rPr>
-          <w:rFonts w:ascii="Segoe UI" w:eastAsia="Times New Roman" w:hAnsi="Segoe UI" w:cs="Segoe UI"/>
-          <w:sz w:val="22"/>
-          <w:szCs w:val="22"/>
-        </w:rPr>
-        <w:t xml:space="preserve"> · </w:t>
+        <w:t>Phone numb</w:t>
       </w:r>
       <w:r>
         <w:rPr>
@@ -1699,183 +1664,51 @@
           <w:sz w:val="22"/>
           <w:szCs w:val="22"/>
         </w:rPr>
-        <w:t>Address</w:t>
-      </w:r>
-      <w:r>
-        <w:rPr>
-          <w:rFonts w:ascii="Segoe UI" w:eastAsia="Times New Roman" w:hAnsi="Segoe UI" w:cs="Segoe UI"/>
-          <w:sz w:val="22"/>
-          <w:szCs w:val="22"/>
-        </w:rPr>
-        <w:t xml:space="preserve"> · face capture panel · Register. </w:t>
-      </w:r>
-    </w:p>
-    <w:p>
-      <w:pPr>
-        <w:pStyle w:val="NormalWeb"/>
-        <w:rPr>
-          <w:rFonts w:ascii="Segoe UI" w:hAnsi="Segoe UI" w:cs="Segoe UI"/>
-          <w:sz w:val="22"/>
-          <w:szCs w:val="22"/>
-        </w:rPr>
-      </w:pPr>
-      <w:r>
-        <w:rPr>
-          <w:rFonts w:ascii="Segoe UI" w:hAnsi="Segoe UI" w:cs="Segoe UI"/>
-          <w:sz w:val="22"/>
-          <w:szCs w:val="22"/>
-        </w:rPr>
-        <w:t>The banner sits above the form rather than appearing as a message aft</w:t>
-      </w:r>
-      <w:r>
-        <w:rPr>
-          <w:rFonts w:ascii="Segoe UI" w:hAnsi="Segoe UI" w:cs="Segoe UI"/>
-          <w:sz w:val="22"/>
-          <w:szCs w:val="22"/>
-        </w:rPr>
-        <w:t>er it is submitted: somebody expecting to be signed in at the end should find that out before filling anything in. On success the card returns to the Login side, because there is nothing more to do here until an administrator acts.</w:t>
-      </w:r>
-    </w:p>
-    <w:p>
-      <w:pPr>
-        <w:pStyle w:val="NormalWeb"/>
-        <w:rPr>
-          <w:rFonts w:ascii="Segoe UI" w:hAnsi="Segoe UI" w:cs="Segoe UI"/>
-          <w:sz w:val="22"/>
-          <w:szCs w:val="22"/>
-        </w:rPr>
-      </w:pPr>
-      <w:r>
-        <w:rPr>
-          <w:rFonts w:ascii="Segoe UI" w:hAnsi="Segoe UI" w:cs="Segoe UI"/>
-          <w:sz w:val="22"/>
-          <w:szCs w:val="22"/>
-        </w:rPr>
-        <w:t>The five personal fields</w:t>
-      </w:r>
-      <w:r>
-        <w:rPr>
-          <w:rFonts w:ascii="Segoe UI" w:hAnsi="Segoe UI" w:cs="Segoe UI"/>
-          <w:sz w:val="22"/>
-          <w:szCs w:val="22"/>
-        </w:rPr>
-        <w:t xml:space="preserve"> are optional and carry no asterisk. So is the face capture panel: it says "optional" under its heading, its status line reads "Face not registered — optional" against an information icon rather than a warning one, and once a photo is taken a </w:t>
-      </w:r>
-      <w:r>
-        <w:rPr>
-          <w:rFonts w:ascii="Segoe UI" w:hAnsi="Segoe UI" w:cs="Segoe UI"/>
+        <w:t>er</w:t>
+      </w:r>
+      <w:r>
+        <w:rPr>
+          <w:rFonts w:ascii="Segoe UI" w:eastAsia="Times New Roman" w:hAnsi="Segoe UI" w:cs="Segoe UI"/>
+          <w:sz w:val="22"/>
+          <w:szCs w:val="22"/>
+        </w:rPr>
+        <w:t xml:space="preserve"> · </w:t>
+      </w:r>
+      <w:r>
+        <w:rPr>
+          <w:rFonts w:ascii="Segoe UI" w:eastAsia="Times New Roman" w:hAnsi="Segoe UI" w:cs="Segoe UI"/>
           <w:b/>
           <w:bCs/>
           <w:sz w:val="22"/>
           <w:szCs w:val="22"/>
         </w:rPr>
-        <w:t>Remove</w:t>
-      </w:r>
-      <w:r>
-        <w:rPr>
-          <w:rFonts w:ascii="Segoe UI" w:hAnsi="Segoe UI" w:cs="Segoe UI"/>
-          <w:sz w:val="22"/>
-          <w:szCs w:val="22"/>
-        </w:rPr>
-        <w:t xml:space="preserve"> button</w:t>
-      </w:r>
-      <w:r>
-        <w:rPr>
-          <w:rFonts w:ascii="Segoe UI" w:hAnsi="Segoe UI" w:cs="Segoe UI"/>
-          <w:sz w:val="22"/>
-          <w:szCs w:val="22"/>
-        </w:rPr>
-        <w:t xml:space="preserve"> appears beside Change Face. Nothing on the panel blocks the form.</w:t>
-      </w:r>
-    </w:p>
-    <w:p>
-      <w:pPr>
-        <w:pStyle w:val="Heading3"/>
-        <w:rPr>
-          <w:rFonts w:ascii="Segoe UI" w:eastAsia="Times New Roman" w:hAnsi="Segoe UI" w:cs="Segoe UI"/>
-        </w:rPr>
-      </w:pPr>
-      <w:r>
-        <w:rPr>
-          <w:rFonts w:ascii="Segoe UI" w:eastAsia="Times New Roman" w:hAnsi="Segoe UI" w:cs="Segoe UI"/>
-        </w:rPr>
-        <w:t>3.2 Overview</w:t>
-      </w:r>
-    </w:p>
-    <w:p>
-      <w:pPr>
-        <w:pStyle w:val="NormalWeb"/>
-        <w:rPr>
-          <w:rFonts w:ascii="Segoe UI" w:hAnsi="Segoe UI" w:cs="Segoe UI"/>
-          <w:sz w:val="22"/>
-          <w:szCs w:val="22"/>
-        </w:rPr>
-      </w:pPr>
-      <w:r>
-        <w:rPr>
-          <w:rFonts w:ascii="Segoe UI" w:hAnsi="Segoe UI" w:cs="Segoe UI"/>
-          <w:sz w:val="22"/>
-          <w:szCs w:val="22"/>
-        </w:rPr>
-        <w:t>Stat cards for records, users, categories and cameras, a category distribution chart and a recent-activity list.</w:t>
-      </w:r>
-    </w:p>
-    <w:p>
-      <w:pPr>
-        <w:pStyle w:val="Heading3"/>
-        <w:rPr>
-          <w:rFonts w:ascii="Segoe UI" w:eastAsia="Times New Roman" w:hAnsi="Segoe UI" w:cs="Segoe UI"/>
-        </w:rPr>
-      </w:pPr>
-      <w:r>
-        <w:rPr>
-          <w:rFonts w:ascii="Segoe UI" w:eastAsia="Times New Roman" w:hAnsi="Segoe UI" w:cs="Segoe UI"/>
-        </w:rPr>
-        <w:t>3.3 Users</w:t>
-      </w:r>
-    </w:p>
-    <w:p>
-      <w:pPr>
-        <w:pStyle w:val="NormalWeb"/>
-        <w:rPr>
-          <w:rFonts w:ascii="Segoe UI" w:hAnsi="Segoe UI" w:cs="Segoe UI"/>
-          <w:sz w:val="22"/>
-          <w:szCs w:val="22"/>
-        </w:rPr>
-      </w:pPr>
-      <w:r>
-        <w:rPr>
-          <w:rFonts w:ascii="Segoe UI" w:hAnsi="Segoe UI" w:cs="Segoe UI"/>
-          <w:sz w:val="22"/>
-          <w:szCs w:val="22"/>
-        </w:rPr>
-        <w:t xml:space="preserve">Header actions: </w:t>
-      </w:r>
-      <w:r>
-        <w:rPr>
-          <w:rFonts w:ascii="Segoe UI" w:hAnsi="Segoe UI" w:cs="Segoe UI"/>
+        <w:t>Job</w:t>
+      </w:r>
+      <w:r>
+        <w:rPr>
+          <w:rFonts w:ascii="Segoe UI" w:eastAsia="Times New Roman" w:hAnsi="Segoe UI" w:cs="Segoe UI"/>
+          <w:sz w:val="22"/>
+          <w:szCs w:val="22"/>
+        </w:rPr>
+        <w:t xml:space="preserve"> · </w:t>
+      </w:r>
+      <w:r>
+        <w:rPr>
+          <w:rFonts w:ascii="Segoe UI" w:eastAsia="Times New Roman" w:hAnsi="Segoe UI" w:cs="Segoe UI"/>
           <w:b/>
           <w:bCs/>
           <w:sz w:val="22"/>
           <w:szCs w:val="22"/>
         </w:rPr>
-        <w:t>Refresh</w:t>
-      </w:r>
-      <w:r>
-        <w:rPr>
-          <w:rFonts w:ascii="Segoe UI" w:hAnsi="Segoe UI" w:cs="Segoe UI"/>
-          <w:sz w:val="22"/>
-          <w:szCs w:val="22"/>
-        </w:rPr>
-        <w:t xml:space="preserve"> and Add User (administrators </w:t>
-      </w:r>
-      <w:r>
-        <w:rPr>
-          <w:rFonts w:ascii="Segoe UI" w:hAnsi="Segoe UI" w:cs="Segoe UI"/>
-          <w:sz w:val="22"/>
-          <w:szCs w:val="22"/>
-        </w:rPr>
-        <w:t>only). The list is re-read whenever the page is opened, so an account created during the session is present without a reload.</w:t>
+        <w:t>Address</w:t>
+      </w:r>
+      <w:r>
+        <w:rPr>
+          <w:rFonts w:ascii="Segoe UI" w:eastAsia="Times New Roman" w:hAnsi="Segoe UI" w:cs="Segoe UI"/>
+          <w:sz w:val="22"/>
+          <w:szCs w:val="22"/>
+        </w:rPr>
+        <w:t xml:space="preserve"> · face capture panel · Register. </w:t>
       </w:r>
     </w:p>
     <w:p>
@@ -1893,7 +1726,41 @@
           <w:sz w:val="22"/>
           <w:szCs w:val="22"/>
         </w:rPr>
-        <w:t xml:space="preserve">Stat cards: Total users · Administrators · Regular users · Face ID enrolled · </w:t>
+        <w:t>The banner sits above the form rather than appearing as a message after it is submitted: somebody expecting to be signed in at the end should find that out before filling anything in. On success the card</w:t>
+      </w:r>
+      <w:r>
+        <w:rPr>
+          <w:rFonts w:ascii="Segoe UI" w:hAnsi="Segoe UI" w:cs="Segoe UI"/>
+          <w:sz w:val="22"/>
+          <w:szCs w:val="22"/>
+        </w:rPr>
+        <w:t xml:space="preserve"> returns to the Login side, because there is nothing more to do here until an administrator acts.</w:t>
+      </w:r>
+    </w:p>
+    <w:p>
+      <w:pPr>
+        <w:pStyle w:val="NormalWeb"/>
+        <w:rPr>
+          <w:rFonts w:ascii="Segoe UI" w:hAnsi="Segoe UI" w:cs="Segoe UI"/>
+          <w:sz w:val="22"/>
+          <w:szCs w:val="22"/>
+        </w:rPr>
+      </w:pPr>
+      <w:r>
+        <w:rPr>
+          <w:rFonts w:ascii="Segoe UI" w:hAnsi="Segoe UI" w:cs="Segoe UI"/>
+          <w:sz w:val="22"/>
+          <w:szCs w:val="22"/>
+        </w:rPr>
+        <w:t>The five personal fields are optional and carry no asterisk. So is the face capture panel: it says "optional" under its heading, its status line reads "Face n</w:t>
+      </w:r>
+      <w:r>
+        <w:rPr>
+          <w:rFonts w:ascii="Segoe UI" w:hAnsi="Segoe UI" w:cs="Segoe UI"/>
+          <w:sz w:val="22"/>
+          <w:szCs w:val="22"/>
+        </w:rPr>
+        <w:t xml:space="preserve">ot registered — optional" against an information icon rather than a warning one, and once a photo is taken a </w:t>
       </w:r>
       <w:r>
         <w:rPr>
@@ -1903,23 +1770,29 @@
           <w:sz w:val="22"/>
           <w:szCs w:val="22"/>
         </w:rPr>
-        <w:t>Waiting for approval</w:t>
-      </w:r>
-      <w:r>
-        <w:rPr>
-          <w:rFonts w:ascii="Segoe UI" w:hAnsi="Segoe UI" w:cs="Segoe UI"/>
-          <w:sz w:val="22"/>
-          <w:szCs w:val="22"/>
-        </w:rPr>
-        <w:t xml:space="preserve">. The last one is the only card </w:t>
-      </w:r>
-      <w:r>
-        <w:rPr>
-          <w:rFonts w:ascii="Segoe UI" w:hAnsi="Segoe UI" w:cs="Segoe UI"/>
-          <w:sz w:val="22"/>
-          <w:szCs w:val="22"/>
-        </w:rPr>
-        <w:t>on the page that is a job rather than a number — somebody registered and cannot use the system until it reaches zero — so it is amber whenever it is not zero, and its sub-line carries the denied count.</w:t>
+        <w:t>Remove</w:t>
+      </w:r>
+      <w:r>
+        <w:rPr>
+          <w:rFonts w:ascii="Segoe UI" w:hAnsi="Segoe UI" w:cs="Segoe UI"/>
+          <w:sz w:val="22"/>
+          <w:szCs w:val="22"/>
+        </w:rPr>
+        <w:t xml:space="preserve"> button appears beside Change Face. Nothing on the panel blocks the form.</w:t>
+      </w:r>
+    </w:p>
+    <w:p>
+      <w:pPr>
+        <w:pStyle w:val="Heading3"/>
+        <w:rPr>
+          <w:rFonts w:ascii="Segoe UI" w:eastAsia="Times New Roman" w:hAnsi="Segoe UI" w:cs="Segoe UI"/>
+        </w:rPr>
+      </w:pPr>
+      <w:r>
+        <w:rPr>
+          <w:rFonts w:ascii="Segoe UI" w:eastAsia="Times New Roman" w:hAnsi="Segoe UI" w:cs="Segoe UI"/>
+        </w:rPr>
+        <w:t>3.2 Overview</w:t>
       </w:r>
     </w:p>
     <w:p>
@@ -1937,7 +1810,48 @@
           <w:sz w:val="22"/>
           <w:szCs w:val="22"/>
         </w:rPr>
-        <w:t xml:space="preserve">Filter bar: search text, role, face-enrolment state, </w:t>
+        <w:lastRenderedPageBreak/>
+        <w:t>Stat cards for records, users, categories and cameras,</w:t>
+      </w:r>
+      <w:r>
+        <w:rPr>
+          <w:rFonts w:ascii="Segoe UI" w:hAnsi="Segoe UI" w:cs="Segoe UI"/>
+          <w:sz w:val="22"/>
+          <w:szCs w:val="22"/>
+        </w:rPr>
+        <w:t xml:space="preserve"> a category distribution chart and a recent-activity list.</w:t>
+      </w:r>
+    </w:p>
+    <w:p>
+      <w:pPr>
+        <w:pStyle w:val="Heading3"/>
+        <w:rPr>
+          <w:rFonts w:ascii="Segoe UI" w:eastAsia="Times New Roman" w:hAnsi="Segoe UI" w:cs="Segoe UI"/>
+        </w:rPr>
+      </w:pPr>
+      <w:r>
+        <w:rPr>
+          <w:rFonts w:ascii="Segoe UI" w:eastAsia="Times New Roman" w:hAnsi="Segoe UI" w:cs="Segoe UI"/>
+        </w:rPr>
+        <w:t>3.3 Users</w:t>
+      </w:r>
+    </w:p>
+    <w:p>
+      <w:pPr>
+        <w:pStyle w:val="NormalWeb"/>
+        <w:rPr>
+          <w:rFonts w:ascii="Segoe UI" w:hAnsi="Segoe UI" w:cs="Segoe UI"/>
+          <w:sz w:val="22"/>
+          <w:szCs w:val="22"/>
+        </w:rPr>
+      </w:pPr>
+      <w:r>
+        <w:rPr>
+          <w:rFonts w:ascii="Segoe UI" w:hAnsi="Segoe UI" w:cs="Segoe UI"/>
+          <w:sz w:val="22"/>
+          <w:szCs w:val="22"/>
+        </w:rPr>
+        <w:t xml:space="preserve">Header actions: </w:t>
       </w:r>
       <w:r>
         <w:rPr>
@@ -1947,7 +1861,41 @@
           <w:sz w:val="22"/>
           <w:szCs w:val="22"/>
         </w:rPr>
-        <w:t>s</w:t>
+        <w:t>Refresh</w:t>
+      </w:r>
+      <w:r>
+        <w:rPr>
+          <w:rFonts w:ascii="Segoe UI" w:hAnsi="Segoe UI" w:cs="Segoe UI"/>
+          <w:sz w:val="22"/>
+          <w:szCs w:val="22"/>
+        </w:rPr>
+        <w:t xml:space="preserve"> and Add User (administrators only). The list is re-read whenever the page is opened, so an account created during the session is present without a reload.</w:t>
+      </w:r>
+    </w:p>
+    <w:p>
+      <w:pPr>
+        <w:pStyle w:val="NormalWeb"/>
+        <w:rPr>
+          <w:rFonts w:ascii="Segoe UI" w:hAnsi="Segoe UI" w:cs="Segoe UI"/>
+          <w:sz w:val="22"/>
+          <w:szCs w:val="22"/>
+        </w:rPr>
+      </w:pPr>
+      <w:r>
+        <w:rPr>
+          <w:rFonts w:ascii="Segoe UI" w:hAnsi="Segoe UI" w:cs="Segoe UI"/>
+          <w:sz w:val="22"/>
+          <w:szCs w:val="22"/>
+        </w:rPr>
+        <w:t>Stat car</w:t>
+      </w:r>
+      <w:r>
+        <w:rPr>
+          <w:rFonts w:ascii="Segoe UI" w:hAnsi="Segoe UI" w:cs="Segoe UI"/>
+          <w:sz w:val="22"/>
+          <w:szCs w:val="22"/>
+        </w:rPr>
+        <w:t xml:space="preserve">ds: Total users · Administrators · Regular users · Face ID enrolled · </w:t>
       </w:r>
       <w:r>
         <w:rPr>
@@ -1957,15 +1905,23 @@
           <w:sz w:val="22"/>
           <w:szCs w:val="22"/>
         </w:rPr>
-        <w:t>tatus</w:t>
-      </w:r>
-      <w:r>
-        <w:rPr>
-          <w:rFonts w:ascii="Segoe UI" w:hAnsi="Segoe UI" w:cs="Segoe UI"/>
-          <w:sz w:val="22"/>
-          <w:szCs w:val="22"/>
-        </w:rPr>
-        <w:t>, Search and Reset.</w:t>
+        <w:t>Waiting for approval</w:t>
+      </w:r>
+      <w:r>
+        <w:rPr>
+          <w:rFonts w:ascii="Segoe UI" w:hAnsi="Segoe UI" w:cs="Segoe UI"/>
+          <w:sz w:val="22"/>
+          <w:szCs w:val="22"/>
+        </w:rPr>
+        <w:t xml:space="preserve">. The last one is the only card on the page that is a job rather than a number — somebody registered and cannot use the system until it reaches zero — so it is amber </w:t>
+      </w:r>
+      <w:r>
+        <w:rPr>
+          <w:rFonts w:ascii="Segoe UI" w:hAnsi="Segoe UI" w:cs="Segoe UI"/>
+          <w:sz w:val="22"/>
+          <w:szCs w:val="22"/>
+        </w:rPr>
+        <w:t>whenever it is not zero, and its sub-line carries the denied count.</w:t>
       </w:r>
     </w:p>
     <w:p>
@@ -1983,7 +1939,7 @@
           <w:sz w:val="22"/>
           <w:szCs w:val="22"/>
         </w:rPr>
-        <w:t xml:space="preserve">Table columns: Name · Photo · Username · Email · Role · </w:t>
+        <w:t xml:space="preserve">Filter bar: search text, role, face-enrolment state, </w:t>
       </w:r>
       <w:r>
         <w:rPr>
@@ -1993,15 +1949,15 @@
           <w:sz w:val="22"/>
           <w:szCs w:val="22"/>
         </w:rPr>
-        <w:t>Status</w:t>
-      </w:r>
-      <w:r>
-        <w:rPr>
-          <w:rFonts w:ascii="Segoe UI" w:hAnsi="Segoe UI" w:cs="Segoe UI"/>
-          <w:sz w:val="22"/>
-          <w:szCs w:val="22"/>
-        </w:rPr>
-        <w:t xml:space="preserve"> · Access · Actions.</w:t>
+        <w:t>status</w:t>
+      </w:r>
+      <w:r>
+        <w:rPr>
+          <w:rFonts w:ascii="Segoe UI" w:hAnsi="Segoe UI" w:cs="Segoe UI"/>
+          <w:sz w:val="22"/>
+          <w:szCs w:val="22"/>
+        </w:rPr>
+        <w:t>, Search and Reset.</w:t>
       </w:r>
     </w:p>
     <w:p>
@@ -2013,6 +1969,14 @@
           <w:szCs w:val="22"/>
         </w:rPr>
       </w:pPr>
+      <w:r>
+        <w:rPr>
+          <w:rFonts w:ascii="Segoe UI" w:hAnsi="Segoe UI" w:cs="Segoe UI"/>
+          <w:sz w:val="22"/>
+          <w:szCs w:val="22"/>
+        </w:rPr>
+        <w:t xml:space="preserve">Table columns: Name · Photo · Username · Email · Role · </w:t>
+      </w:r>
       <w:r>
         <w:rPr>
           <w:rFonts w:ascii="Segoe UI" w:hAnsi="Segoe UI" w:cs="Segoe UI"/>
@@ -2029,15 +1993,7 @@
           <w:sz w:val="22"/>
           <w:szCs w:val="22"/>
         </w:rPr>
-        <w:t xml:space="preserve"> is a pill: Pending in amber with a dot, Allowed in green, Denied in red. Amber rather than red for Pending, because it is a question waiting </w:t>
-      </w:r>
-      <w:r>
-        <w:rPr>
-          <w:rFonts w:ascii="Segoe UI" w:hAnsi="Segoe UI" w:cs="Segoe UI"/>
-          <w:sz w:val="22"/>
-          <w:szCs w:val="22"/>
-        </w:rPr>
-        <w:t>for an answer and not a failure; red is kept for the decision to refuse.</w:t>
+        <w:t xml:space="preserve"> · Access · Actions.</w:t>
       </w:r>
     </w:p>
     <w:p>
@@ -2057,16 +2013,34 @@
           <w:sz w:val="22"/>
           <w:szCs w:val="22"/>
         </w:rPr>
-        <w:t>Actions</w:t>
-      </w:r>
-      <w:r>
-        <w:rPr>
-          <w:rFonts w:ascii="Segoe UI" w:hAnsi="Segoe UI" w:cs="Segoe UI"/>
-          <w:sz w:val="22"/>
-          <w:szCs w:val="22"/>
-        </w:rPr>
-        <w:t xml:space="preserve"> per row, for administrators: </w:t>
-      </w:r>
+        <w:t>Status</w:t>
+      </w:r>
+      <w:r>
+        <w:rPr>
+          <w:rFonts w:ascii="Segoe UI" w:hAnsi="Segoe UI" w:cs="Segoe UI"/>
+          <w:sz w:val="22"/>
+          <w:szCs w:val="22"/>
+        </w:rPr>
+        <w:t xml:space="preserve"> is a pill: Pending </w:t>
+      </w:r>
+      <w:r>
+        <w:rPr>
+          <w:rFonts w:ascii="Segoe UI" w:hAnsi="Segoe UI" w:cs="Segoe UI"/>
+          <w:sz w:val="22"/>
+          <w:szCs w:val="22"/>
+        </w:rPr>
+        <w:t>in amber with a dot, Allowed in green, Denied in red. Amber rather than red for Pending, because it is a question waiting for an answer and not a failure; red is kept for the decision to refuse.</w:t>
+      </w:r>
+    </w:p>
+    <w:p>
+      <w:pPr>
+        <w:pStyle w:val="NormalWeb"/>
+        <w:rPr>
+          <w:rFonts w:ascii="Segoe UI" w:hAnsi="Segoe UI" w:cs="Segoe UI"/>
+          <w:sz w:val="22"/>
+          <w:szCs w:val="22"/>
+        </w:rPr>
+      </w:pPr>
       <w:r>
         <w:rPr>
           <w:rFonts w:ascii="Segoe UI" w:hAnsi="Segoe UI" w:cs="Segoe UI"/>
@@ -2075,15 +2049,15 @@
           <w:sz w:val="22"/>
           <w:szCs w:val="22"/>
         </w:rPr>
-        <w:t>Allow</w:t>
-      </w:r>
-      <w:r>
-        <w:rPr>
-          <w:rFonts w:ascii="Segoe UI" w:hAnsi="Segoe UI" w:cs="Segoe UI"/>
-          <w:sz w:val="22"/>
-          <w:szCs w:val="22"/>
-        </w:rPr>
-        <w:t xml:space="preserve"> (shown unless already allowed), </w:t>
+        <w:t>Actions</w:t>
+      </w:r>
+      <w:r>
+        <w:rPr>
+          <w:rFonts w:ascii="Segoe UI" w:hAnsi="Segoe UI" w:cs="Segoe UI"/>
+          <w:sz w:val="22"/>
+          <w:szCs w:val="22"/>
+        </w:rPr>
+        <w:t xml:space="preserve"> per row, for administrators: </w:t>
       </w:r>
       <w:r>
         <w:rPr>
@@ -2093,52 +2067,24 @@
           <w:sz w:val="22"/>
           <w:szCs w:val="22"/>
         </w:rPr>
-        <w:t>Deny</w:t>
-      </w:r>
-      <w:r>
-        <w:rPr>
-          <w:rFonts w:ascii="Segoe UI" w:hAnsi="Segoe UI" w:cs="Segoe UI"/>
-          <w:sz w:val="22"/>
-          <w:szCs w:val="22"/>
-        </w:rPr>
-        <w:t xml:space="preserve"> (unless already denied), edit, and delete. Allow and Deny act from the list without opening anything — </w:t>
-      </w:r>
-      <w:r>
-        <w:rPr>
-          <w:rFonts w:ascii="Segoe UI" w:hAnsi="Segoe UI" w:cs="Segoe UI"/>
-          <w:sz w:val="22"/>
-          <w:szCs w:val="22"/>
-        </w:rPr>
-        <w:t>approving a morning's registrations should not mean opening five dialogs.</w:t>
-      </w:r>
-    </w:p>
-    <w:p>
-      <w:pPr>
-        <w:pStyle w:val="NormalWeb"/>
-        <w:rPr>
-          <w:rFonts w:ascii="Segoe UI" w:hAnsi="Segoe UI" w:cs="Segoe UI"/>
-          <w:sz w:val="22"/>
-          <w:szCs w:val="22"/>
-        </w:rPr>
-      </w:pPr>
-      <w:r>
-        <w:rPr>
-          <w:rFonts w:ascii="Segoe UI" w:hAnsi="Segoe UI" w:cs="Segoe UI"/>
-          <w:sz w:val="22"/>
-          <w:szCs w:val="22"/>
-        </w:rPr>
-        <w:t>Deny and Delete are absent from your own row rather than shown and refused. The API blocks both either way, and a button that can only fail is not a choice.</w:t>
-      </w:r>
-    </w:p>
-    <w:p>
-      <w:pPr>
-        <w:pStyle w:val="NormalWeb"/>
-        <w:rPr>
-          <w:rFonts w:ascii="Segoe UI" w:hAnsi="Segoe UI" w:cs="Segoe UI"/>
-          <w:sz w:val="22"/>
-          <w:szCs w:val="22"/>
-        </w:rPr>
-      </w:pPr>
+        <w:t>Allow</w:t>
+      </w:r>
+      <w:r>
+        <w:rPr>
+          <w:rFonts w:ascii="Segoe UI" w:hAnsi="Segoe UI" w:cs="Segoe UI"/>
+          <w:sz w:val="22"/>
+          <w:szCs w:val="22"/>
+        </w:rPr>
+        <w:t xml:space="preserve"> (shown unless alre</w:t>
+      </w:r>
+      <w:r>
+        <w:rPr>
+          <w:rFonts w:ascii="Segoe UI" w:hAnsi="Segoe UI" w:cs="Segoe UI"/>
+          <w:sz w:val="22"/>
+          <w:szCs w:val="22"/>
+        </w:rPr>
+        <w:t xml:space="preserve">ady allowed), </w:t>
+      </w:r>
       <w:r>
         <w:rPr>
           <w:rFonts w:ascii="Segoe UI" w:hAnsi="Segoe UI" w:cs="Segoe UI"/>
@@ -2147,6 +2093,60 @@
           <w:sz w:val="22"/>
           <w:szCs w:val="22"/>
         </w:rPr>
+        <w:t>Deny</w:t>
+      </w:r>
+      <w:r>
+        <w:rPr>
+          <w:rFonts w:ascii="Segoe UI" w:hAnsi="Segoe UI" w:cs="Segoe UI"/>
+          <w:sz w:val="22"/>
+          <w:szCs w:val="22"/>
+        </w:rPr>
+        <w:t xml:space="preserve"> (unless already denied), edit, and delete. Allow and Deny act from the list without opening anything — approving a morning's registrations should not mean opening five dialogs.</w:t>
+      </w:r>
+    </w:p>
+    <w:p>
+      <w:pPr>
+        <w:pStyle w:val="NormalWeb"/>
+        <w:rPr>
+          <w:rFonts w:ascii="Segoe UI" w:hAnsi="Segoe UI" w:cs="Segoe UI"/>
+          <w:sz w:val="22"/>
+          <w:szCs w:val="22"/>
+        </w:rPr>
+      </w:pPr>
+      <w:r>
+        <w:rPr>
+          <w:rFonts w:ascii="Segoe UI" w:hAnsi="Segoe UI" w:cs="Segoe UI"/>
+          <w:sz w:val="22"/>
+          <w:szCs w:val="22"/>
+        </w:rPr>
+        <w:t>Deny and Delete are absent fr</w:t>
+      </w:r>
+      <w:r>
+        <w:rPr>
+          <w:rFonts w:ascii="Segoe UI" w:hAnsi="Segoe UI" w:cs="Segoe UI"/>
+          <w:sz w:val="22"/>
+          <w:szCs w:val="22"/>
+        </w:rPr>
+        <w:t>om your own row rather than shown and refused. The API blocks both either way, and a button that can only fail is not a choice.</w:t>
+      </w:r>
+    </w:p>
+    <w:p>
+      <w:pPr>
+        <w:pStyle w:val="NormalWeb"/>
+        <w:rPr>
+          <w:rFonts w:ascii="Segoe UI" w:hAnsi="Segoe UI" w:cs="Segoe UI"/>
+          <w:sz w:val="22"/>
+          <w:szCs w:val="22"/>
+        </w:rPr>
+      </w:pPr>
+      <w:r>
+        <w:rPr>
+          <w:rFonts w:ascii="Segoe UI" w:hAnsi="Segoe UI" w:cs="Segoe UI"/>
+          <w:b/>
+          <w:bCs/>
+          <w:sz w:val="22"/>
+          <w:szCs w:val="22"/>
+        </w:rPr>
         <w:t>Deleting an account</w:t>
       </w:r>
       <w:r>
@@ -2155,31 +2155,23 @@
           <w:sz w:val="22"/>
           <w:szCs w:val="22"/>
         </w:rPr>
-        <w:t xml:space="preserve"> </w:t>
-      </w:r>
-      <w:r>
-        <w:rPr>
-          <w:rFonts w:ascii="Segoe UI" w:hAnsi="Segoe UI" w:cs="Segoe UI"/>
-          <w:sz w:val="22"/>
-          <w:szCs w:val="22"/>
-        </w:rPr>
-        <w:t>asks with a dialog built from a server-side count of what will actually go: a list of what is destroyed — "12 data records (with their files)", "4 chat conversations (deleted for the other person too)", "2 meetings they host (with their recordings)" — and,</w:t>
-      </w:r>
-      <w:r>
-        <w:rPr>
-          <w:rFonts w:ascii="Segoe UI" w:hAnsi="Segoe UI" w:cs="Segoe UI"/>
-          <w:sz w:val="22"/>
-          <w:szCs w:val="22"/>
-        </w:rPr>
-        <w:t xml:space="preserve"> separately, what is kept and unlinked: projects whose ownership passes to you, tasks that are unassigned. A red line at the bottom says it cannot be undone. Where the account would be the last administrator able to sign in, a warning dialog explains that </w:t>
-      </w:r>
-      <w:r>
-        <w:rPr>
-          <w:rFonts w:ascii="Segoe UI" w:hAnsi="Segoe UI" w:cs="Segoe UI"/>
-          <w:sz w:val="22"/>
-          <w:szCs w:val="22"/>
-        </w:rPr>
-        <w:t>instead of offering the choice.</w:t>
+        <w:t xml:space="preserve"> asks with a dialog built from a server-side count of what will actually go: a list of what is destroyed — "1</w:t>
+      </w:r>
+      <w:r>
+        <w:rPr>
+          <w:rFonts w:ascii="Segoe UI" w:hAnsi="Segoe UI" w:cs="Segoe UI"/>
+          <w:sz w:val="22"/>
+          <w:szCs w:val="22"/>
+        </w:rPr>
+        <w:t>2 data records (with their files)", "4 chat conversations (deleted for the other person too)", "2 meetings they host (with their recordings)" — and, separately, what is kept and unlinked: projects whose ownership passes to you, tasks that are unassigned. A</w:t>
+      </w:r>
+      <w:r>
+        <w:rPr>
+          <w:rFonts w:ascii="Segoe UI" w:hAnsi="Segoe UI" w:cs="Segoe UI"/>
+          <w:sz w:val="22"/>
+          <w:szCs w:val="22"/>
+        </w:rPr>
+        <w:t xml:space="preserve"> red line at the bottom says it cannot be undone. Where the account would be the last administrator able to sign in, a warning dialog explains that instead of offering the choice.</w:t>
       </w:r>
     </w:p>
     <w:p>
@@ -2228,8 +2220,8 @@
         <w:tblLook w:val="04A0" w:firstRow="1" w:lastRow="0" w:firstColumn="1" w:lastColumn="0" w:noHBand="0" w:noVBand="1"/>
       </w:tblPr>
       <w:tblGrid>
-        <w:gridCol w:w="480"/>
-        <w:gridCol w:w="480"/>
+        <w:gridCol w:w="1149"/>
+        <w:gridCol w:w="8502"/>
       </w:tblGrid>
       <w:tr>
         <w:tc>
@@ -2380,7 +2372,15 @@
                 <w:sz w:val="19"/>
                 <w:szCs w:val="19"/>
               </w:rPr>
-              <w:t xml:space="preserve">Face photo card with Choose File; Full name; Email; </w:t>
+              <w:t>Face photo card wi</w:t>
+            </w:r>
+            <w:r>
+              <w:rPr>
+                <w:rFonts w:ascii="Segoe UI" w:eastAsia="Times New Roman" w:hAnsi="Segoe UI" w:cs="Segoe UI"/>
+                <w:sz w:val="19"/>
+                <w:szCs w:val="19"/>
+              </w:rPr>
+              <w:t xml:space="preserve">th Choose File; Full name; Email; </w:t>
             </w:r>
             <w:r>
               <w:rPr>
@@ -2507,15 +2507,7 @@
                 <w:sz w:val="19"/>
                 <w:szCs w:val="19"/>
               </w:rPr>
-              <w:t>Permissi</w:t>
-            </w:r>
-            <w:r>
-              <w:rPr>
-                <w:rFonts w:ascii="Segoe UI" w:eastAsia="Times New Roman" w:hAnsi="Segoe UI" w:cs="Segoe UI"/>
-                <w:sz w:val="19"/>
-                <w:szCs w:val="19"/>
-              </w:rPr>
-              <w:t>ons</w:t>
+              <w:t>Permissions</w:t>
             </w:r>
           </w:p>
         </w:tc>
@@ -2550,7 +2542,15 @@
                 <w:sz w:val="19"/>
                 <w:szCs w:val="19"/>
               </w:rPr>
-              <w:t>A page × action matrix with Grant all / Clear all. Replaced by an explanatory banner when the role is Admin, since an admin bypasses the list.</w:t>
+              <w:t>A page × action matrix with Grant all / Clear all. Replaced by an explanatory banner when the role is Ad</w:t>
+            </w:r>
+            <w:r>
+              <w:rPr>
+                <w:rFonts w:ascii="Segoe UI" w:eastAsia="Times New Roman" w:hAnsi="Segoe UI" w:cs="Segoe UI"/>
+                <w:sz w:val="19"/>
+                <w:szCs w:val="19"/>
+              </w:rPr>
+              <w:t>min, since an admin bypasses the list.</w:t>
             </w:r>
           </w:p>
         </w:tc>
@@ -2693,15 +2693,7 @@
           <w:sz w:val="22"/>
           <w:szCs w:val="22"/>
         </w:rPr>
-        <w:t xml:space="preserve"> </w:t>
-      </w:r>
-      <w:r>
-        <w:rPr>
-          <w:rFonts w:ascii="Segoe UI" w:hAnsi="Segoe UI" w:cs="Segoe UI"/>
-          <w:sz w:val="22"/>
-          <w:szCs w:val="22"/>
-        </w:rPr>
-        <w:t xml:space="preserve">(if permitted), </w:t>
+        <w:t xml:space="preserve"> (if permitted), </w:t>
       </w:r>
       <w:r>
         <w:rPr>
@@ -2737,6 +2729,7 @@
           <w:sz w:val="22"/>
           <w:szCs w:val="22"/>
         </w:rPr>
+        <w:lastRenderedPageBreak/>
         <w:t>The Account tab stacks three panels:</w:t>
       </w:r>
     </w:p>
@@ -2769,7 +2762,15 @@
           <w:sz w:val="22"/>
           <w:szCs w:val="22"/>
         </w:rPr>
-        <w:t xml:space="preserve"> — face photo beside a fact list: Name, Username, Email, </w:t>
+        <w:t xml:space="preserve"> </w:t>
+      </w:r>
+      <w:r>
+        <w:rPr>
+          <w:rFonts w:ascii="Segoe UI" w:eastAsia="Times New Roman" w:hAnsi="Segoe UI" w:cs="Segoe UI"/>
+          <w:sz w:val="22"/>
+          <w:szCs w:val="22"/>
+        </w:rPr>
+        <w:t xml:space="preserve">— face photo beside a fact list: Name, Username, Email, </w:t>
       </w:r>
       <w:r>
         <w:rPr>
@@ -2778,15 +2779,7 @@
           <w:szCs w:val="22"/>
         </w:rPr>
         <w:br/>
-        <w:t>Gender, Birthday, Phone, Job, Address, Member since. A note states that name, email and face photo are changed by</w:t>
-      </w:r>
-      <w:r>
-        <w:rPr>
-          <w:rFonts w:ascii="Segoe UI" w:eastAsia="Times New Roman" w:hAnsi="Segoe UI" w:cs="Segoe UI"/>
-          <w:sz w:val="22"/>
-          <w:szCs w:val="22"/>
-        </w:rPr>
-        <w:t xml:space="preserve"> an administrator. </w:t>
+        <w:t xml:space="preserve">Gender, Birthday, Phone, Job, Address, Member since. A note states that name, email and face photo are changed by an administrator. </w:t>
       </w:r>
     </w:p>
     <w:p>
@@ -2827,6 +2820,13 @@
           <w:szCs w:val="22"/>
         </w:rPr>
         <w:br/>
+      </w:r>
+      <w:r>
+        <w:rPr>
+          <w:rFonts w:ascii="Segoe UI" w:eastAsia="Times New Roman" w:hAnsi="Segoe UI" w:cs="Segoe UI"/>
+          <w:sz w:val="22"/>
+          <w:szCs w:val="22"/>
+        </w:rPr>
         <w:t xml:space="preserve">(gender, birthday, phone, job in a two-column grid; address full width) with a Save details button. </w:t>
       </w:r>
     </w:p>
@@ -2891,7 +2891,15 @@
           <w:sz w:val="22"/>
           <w:szCs w:val="22"/>
         </w:rPr>
-        <w:t>Embedded in My Page the toolbar sits on its own line, because that page already carries a header; otherwise the toolbar lives in the PageHeader. Toolbar: Refresh · Add entry.</w:t>
+        <w:t>Embedded in My Page the toolbar sits on its</w:t>
+      </w:r>
+      <w:r>
+        <w:rPr>
+          <w:rFonts w:ascii="Segoe UI" w:hAnsi="Segoe UI" w:cs="Segoe UI"/>
+          <w:sz w:val="22"/>
+          <w:szCs w:val="22"/>
+        </w:rPr>
+        <w:t xml:space="preserve"> own line, because that page already carries a header; otherwise the toolbar lives in the PageHeader. Toolbar: Refresh · Add entry.</w:t>
       </w:r>
     </w:p>
     <w:p>
@@ -2911,25 +2919,23 @@
           <w:sz w:val="22"/>
           <w:szCs w:val="22"/>
         </w:rPr>
-        <w:t xml:space="preserve">Statistics show both currencies </w:t>
-      </w:r>
-      <w:r>
-        <w:rPr>
-          <w:rFonts w:ascii="Segoe UI" w:hAnsi="Segoe UI" w:cs="Segoe UI"/>
-          <w:b/>
-          <w:bCs/>
-          <w:sz w:val="22"/>
-          <w:szCs w:val="22"/>
-        </w:rPr>
-        <w:t>at once.</w:t>
-      </w:r>
-      <w:r>
-        <w:rPr>
-          <w:rFonts w:ascii="Segoe UI" w:hAnsi="Segoe UI" w:cs="Segoe UI"/>
-          <w:sz w:val="22"/>
-          <w:szCs w:val="22"/>
-        </w:rPr>
-        <w:t xml:space="preserve"> There is no currency selector anywhere on the page, because there is nothing to choose between: every figure is reported per currency.</w:t>
+        <w:t>Statistics show both currencies at once.</w:t>
+      </w:r>
+      <w:r>
+        <w:rPr>
+          <w:rFonts w:ascii="Segoe UI" w:hAnsi="Segoe UI" w:cs="Segoe UI"/>
+          <w:sz w:val="22"/>
+          <w:szCs w:val="22"/>
+        </w:rPr>
+        <w:t xml:space="preserve"> There is no currency selector anywhere on the page, because there is nothing to cho</w:t>
+      </w:r>
+      <w:r>
+        <w:rPr>
+          <w:rFonts w:ascii="Segoe UI" w:hAnsi="Segoe UI" w:cs="Segoe UI"/>
+          <w:sz w:val="22"/>
+          <w:szCs w:val="22"/>
+        </w:rPr>
+        <w:t>ose between: every figure is reported per currency.</w:t>
       </w:r>
     </w:p>
     <w:p>
@@ -2945,10 +2951,7 @@
         <w:pStyle w:val="HTMLPreformatted"/>
       </w:pPr>
       <w:r>
-        <w:t xml:space="preserve">├ Income · REM ┼ Expense · REM ┼ Balance · REM </w:t>
-      </w:r>
-      <w:r>
-        <w:t>┼ Entries · REM ┤</w:t>
+        <w:t>├ Income · REM ┼ Expense · REM ┼ Balance · REM ┼ Entries · REM ┤</w:t>
       </w:r>
     </w:p>
     <w:p>
@@ -2964,7 +2967,10 @@
         <w:pStyle w:val="HTMLPreformatted"/>
       </w:pPr>
       <w:r>
-        <w:t xml:space="preserve"> Filters: date range · type · category · months</w:t>
+        <w:t xml:space="preserve"> Filters:</w:t>
+      </w:r>
+      <w:r>
+        <w:t xml:space="preserve"> date range · type · category · months</w:t>
       </w:r>
     </w:p>
     <w:p>
@@ -2985,10 +2991,7 @@
         <w:pStyle w:val="HTMLPreformatted"/>
       </w:pPr>
       <w:r>
-        <w:t xml:space="preserve"> │ [USD]  grouped bars, one pair per month                 </w:t>
-      </w:r>
-      <w:r>
-        <w:t xml:space="preserve">    │</w:t>
+        <w:t xml:space="preserve"> │ [USD]  grouped bars, one pair per month                     │</w:t>
       </w:r>
     </w:p>
     <w:p>
@@ -3004,7 +3007,10 @@
         <w:pStyle w:val="HTMLPreformatted"/>
       </w:pPr>
       <w:r>
-        <w:t xml:space="preserve"> │ [REM]  grouped bars, one pair per month                     │</w:t>
+        <w:t xml:space="preserve"> │ [REM]  grouped bar</w:t>
+      </w:r>
+      <w:r>
+        <w:t>s, one pair per month                     │</w:t>
       </w:r>
     </w:p>
     <w:p>
@@ -3020,10 +3026,7 @@
         <w:pStyle w:val="HTMLPreformatted"/>
       </w:pPr>
       <w:r>
-        <w:t xml:space="preserve"> ┌ Running balance (USD, REM) ─┬ Spending by category (</w:t>
-      </w:r>
-      <w:r>
-        <w:t>USD, REM)┐</w:t>
+        <w:t xml:space="preserve"> ┌ Running balance (USD, REM) ─┬ Spending by category (USD, REM)┐</w:t>
       </w:r>
     </w:p>
     <w:p>
@@ -3039,7 +3042,10 @@
         <w:pStyle w:val="HTMLPreformatted"/>
       </w:pPr>
       <w:r>
-        <w:t xml:space="preserve"> └ Entries table                                                ┘</w:t>
+        <w:t xml:space="preserve"> └ Entries tabl</w:t>
+      </w:r>
+      <w:r>
+        <w:t>e                                                ┘</w:t>
       </w:r>
     </w:p>
     <w:p>
@@ -3057,15 +3063,15 @@
           <w:sz w:val="22"/>
           <w:szCs w:val="22"/>
         </w:rPr>
-        <w:t xml:space="preserve">Each block inside a panel is introduced by a small pill carrying its currency code, separated from the next by a </w:t>
-      </w:r>
-      <w:r>
-        <w:rPr>
-          <w:rFonts w:ascii="Segoe UI" w:hAnsi="Segoe UI" w:cs="Segoe UI"/>
-          <w:sz w:val="22"/>
-          <w:szCs w:val="22"/>
-        </w:rPr>
-        <w:t>rule. A currency with no entries shows "Nothing recorded in &lt;code&gt;" rather than an empty axis.</w:t>
+        <w:t>Each block inside a panel is introduced by a small pill carrying its currency code, separated from the next by a rule. A currency with no entries shows "Nothing recorded in &lt;code&gt;" rather than an empty axi</w:t>
+      </w:r>
+      <w:r>
+        <w:rPr>
+          <w:rFonts w:ascii="Segoe UI" w:hAnsi="Segoe UI" w:cs="Segoe UI"/>
+          <w:sz w:val="22"/>
+          <w:szCs w:val="22"/>
+        </w:rPr>
+        <w:t>s.</w:t>
       </w:r>
     </w:p>
     <w:p>
@@ -3155,15 +3161,7 @@
           <w:sz w:val="22"/>
           <w:szCs w:val="22"/>
         </w:rPr>
-        <w:t xml:space="preserve"> · Amount · A</w:t>
-      </w:r>
-      <w:r>
-        <w:rPr>
-          <w:rFonts w:ascii="Segoe UI" w:eastAsia="Times New Roman" w:hAnsi="Segoe UI" w:cs="Segoe UI"/>
-          <w:sz w:val="22"/>
-          <w:szCs w:val="22"/>
-        </w:rPr>
-        <w:t xml:space="preserve">ctions. The amount is prefixed + or − and formatted in the entry's own currency. </w:t>
+        <w:t xml:space="preserve"> · Amount · Actions. The amount is prefixed + or − and formatted in the entry's own currency. </w:t>
       </w:r>
     </w:p>
     <w:p>
@@ -3187,15 +3185,7 @@
           <w:sz w:val="22"/>
           <w:szCs w:val="22"/>
         </w:rPr>
-        <w:t>Entry dialog:</w:t>
-      </w:r>
-      <w:r>
-        <w:rPr>
-          <w:rFonts w:ascii="Segoe UI" w:eastAsia="Times New Roman" w:hAnsi="Segoe UI" w:cs="Segoe UI"/>
-          <w:sz w:val="22"/>
-          <w:szCs w:val="22"/>
-        </w:rPr>
-        <w:t xml:space="preserve"> Type (Income / Expense radio) · Amount · </w:t>
+        <w:t>Entry dial</w:t>
       </w:r>
       <w:r>
         <w:rPr>
@@ -3205,167 +3195,175 @@
           <w:sz w:val="22"/>
           <w:szCs w:val="22"/>
         </w:rPr>
-        <w:t>Currency</w:t>
-      </w:r>
-      <w:r>
-        <w:rPr>
-          <w:rFonts w:ascii="Segoe UI" w:eastAsia="Times New Roman" w:hAnsi="Segoe UI" w:cs="Segoe UI"/>
-          <w:sz w:val="22"/>
-          <w:szCs w:val="22"/>
-        </w:rPr>
-        <w:t xml:space="preserve"> </w:t>
-      </w:r>
-      <w:r>
-        <w:rPr>
-          <w:rFonts w:ascii="Segoe UI" w:eastAsia="Times New Roman" w:hAnsi="Segoe UI" w:cs="Segoe UI"/>
-          <w:sz w:val="22"/>
-          <w:szCs w:val="22"/>
-        </w:rPr>
-        <w:br/>
-        <w:t>(USD / REM, preselected from the last entry, with the note "Kept per entry; totals are never converted") · Da</w:t>
-      </w:r>
-      <w:r>
-        <w:rPr>
-          <w:rFonts w:ascii="Segoe UI" w:eastAsia="Times New Roman" w:hAnsi="Segoe UI" w:cs="Segoe UI"/>
-          <w:sz w:val="22"/>
-          <w:szCs w:val="22"/>
-        </w:rPr>
-        <w:t xml:space="preserve">te · Category · Method · Note. </w:t>
-      </w:r>
-    </w:p>
-    <w:p>
-      <w:pPr>
-        <w:pStyle w:val="Heading3"/>
-        <w:rPr>
-          <w:rFonts w:ascii="Segoe UI" w:eastAsia="Times New Roman" w:hAnsi="Segoe UI" w:cs="Segoe UI"/>
-        </w:rPr>
-      </w:pPr>
-      <w:r>
-        <w:rPr>
-          <w:rFonts w:ascii="Segoe UI" w:eastAsia="Times New Roman" w:hAnsi="Segoe UI" w:cs="Segoe UI"/>
-        </w:rPr>
-        <w:t>3.5a Data — sharing a record</w:t>
-      </w:r>
-    </w:p>
-    <w:p>
-      <w:pPr>
-        <w:pStyle w:val="NormalWeb"/>
-        <w:rPr>
-          <w:rFonts w:ascii="Segoe UI" w:hAnsi="Segoe UI" w:cs="Segoe UI"/>
-          <w:sz w:val="22"/>
-          <w:szCs w:val="22"/>
-        </w:rPr>
-      </w:pPr>
-      <w:r>
-        <w:rPr>
-          <w:rFonts w:ascii="Segoe UI" w:hAnsi="Segoe UI" w:cs="Segoe UI"/>
-          <w:sz w:val="22"/>
-          <w:szCs w:val="22"/>
-        </w:rPr>
-        <w:t>The last control in both the add and edit dialogs, directly under the attachment picker:</w:t>
-      </w:r>
-    </w:p>
-    <w:p>
-      <w:pPr>
-        <w:pStyle w:val="HTMLPreformatted"/>
-      </w:pPr>
-      <w:r>
-        <w:t xml:space="preserve"> Share with   [ Everyone ]  [ Selected people ]</w:t>
-      </w:r>
-    </w:p>
-    <w:p>
-      <w:pPr>
-        <w:pStyle w:val="HTMLPreformatted"/>
-      </w:pPr>
-    </w:p>
-    <w:p>
-      <w:pPr>
-        <w:pStyle w:val="HTMLPreformatted"/>
-      </w:pPr>
-      <w:r>
-        <w:t xml:space="preserve"> People       [ </w:t>
-      </w:r>
-      <w:r>
-        <w:rPr>
-          <w:rFonts w:ascii="Cambria Math" w:hAnsi="Cambria Math" w:cs="Cambria Math"/>
-        </w:rPr>
-        <w:t>⌄</w:t>
-      </w:r>
-      <w:r>
-        <w:t xml:space="preserve"> Ada Lovelace (ada) </w:t>
-      </w:r>
-      <w:r>
-        <w:rPr>
-          <w:rFonts w:cs="Consolas"/>
-        </w:rPr>
-        <w:t>×</w:t>
-      </w:r>
-      <w:r>
-        <w:t xml:space="preserve"> ] [ </w:t>
-      </w:r>
-      <w:r>
-        <w:rPr>
-          <w:rFonts w:ascii="Cambria Math" w:hAnsi="Cambria Math" w:cs="Cambria Math"/>
-        </w:rPr>
-        <w:t>⌄</w:t>
-      </w:r>
-      <w:r>
-        <w:t xml:space="preserve"> </w:t>
-      </w:r>
-      <w:r>
-        <w:rPr>
-          <w:rFonts w:cs="Consolas"/>
-        </w:rPr>
-        <w:t>…</w:t>
-      </w:r>
-      <w:r>
-        <w:t xml:space="preserve"> ]</w:t>
-      </w:r>
-    </w:p>
-    <w:p>
-      <w:pPr>
-        <w:pStyle w:val="HTMLPreformatted"/>
-      </w:pPr>
-      <w:r>
-        <w:t xml:space="preserve">        </w:t>
-      </w:r>
-      <w:r>
-        <w:t xml:space="preserve">      Nobody selected — only you can see this record.</w:t>
-      </w:r>
-    </w:p>
-    <w:p>
-      <w:pPr>
-        <w:pStyle w:val="NormalWeb"/>
-        <w:rPr>
-          <w:rFonts w:ascii="Segoe UI" w:hAnsi="Segoe UI" w:cs="Segoe UI"/>
-          <w:sz w:val="22"/>
-          <w:szCs w:val="22"/>
-        </w:rPr>
-      </w:pPr>
-      <w:r>
-        <w:rPr>
-          <w:rFonts w:ascii="Segoe UI" w:hAnsi="Segoe UI" w:cs="Segoe UI"/>
-          <w:sz w:val="22"/>
-          <w:szCs w:val="22"/>
-        </w:rPr>
-        <w:t xml:space="preserve">Two questions rather than one list with an "everyone" entry in it: sharing with everyone and sharing with a named set are different answers, and a list that mixes them lets a record claim both at once. </w:t>
-      </w:r>
-      <w:r>
-        <w:rPr>
-          <w:rFonts w:ascii="Segoe UI" w:hAnsi="Segoe UI" w:cs="Segoe UI"/>
-          <w:sz w:val="22"/>
-          <w:szCs w:val="22"/>
-        </w:rPr>
-        <w:t xml:space="preserve">The people picker appears only when </w:t>
-      </w:r>
-      <w:r>
-        <w:rPr>
-          <w:rFonts w:ascii="Segoe UI" w:hAnsi="Segoe UI" w:cs="Segoe UI"/>
+        <w:t>og:</w:t>
+      </w:r>
+      <w:r>
+        <w:rPr>
+          <w:rFonts w:ascii="Segoe UI" w:eastAsia="Times New Roman" w:hAnsi="Segoe UI" w:cs="Segoe UI"/>
+          <w:sz w:val="22"/>
+          <w:szCs w:val="22"/>
+        </w:rPr>
+        <w:t xml:space="preserve"> Type (Income / Expense radio) · Amount · </w:t>
+      </w:r>
+      <w:r>
+        <w:rPr>
+          <w:rFonts w:ascii="Segoe UI" w:eastAsia="Times New Roman" w:hAnsi="Segoe UI" w:cs="Segoe UI"/>
           <w:b/>
           <w:bCs/>
           <w:sz w:val="22"/>
           <w:szCs w:val="22"/>
         </w:rPr>
+        <w:t>Currency</w:t>
+      </w:r>
+      <w:r>
+        <w:rPr>
+          <w:rFonts w:ascii="Segoe UI" w:eastAsia="Times New Roman" w:hAnsi="Segoe UI" w:cs="Segoe UI"/>
+          <w:sz w:val="22"/>
+          <w:szCs w:val="22"/>
+        </w:rPr>
+        <w:t xml:space="preserve"> </w:t>
+      </w:r>
+      <w:r>
+        <w:rPr>
+          <w:rFonts w:ascii="Segoe UI" w:eastAsia="Times New Roman" w:hAnsi="Segoe UI" w:cs="Segoe UI"/>
+          <w:sz w:val="22"/>
+          <w:szCs w:val="22"/>
+        </w:rPr>
+        <w:br/>
+        <w:t xml:space="preserve">(USD / REM, preselected from the last entry, with the note "Kept per entry; totals are never converted") · Date · Category · Method · Note. </w:t>
+      </w:r>
+    </w:p>
+    <w:p>
+      <w:pPr>
+        <w:pStyle w:val="Heading3"/>
+        <w:rPr>
+          <w:rFonts w:ascii="Segoe UI" w:eastAsia="Times New Roman" w:hAnsi="Segoe UI" w:cs="Segoe UI"/>
+        </w:rPr>
+      </w:pPr>
+      <w:r>
+        <w:rPr>
+          <w:rFonts w:ascii="Segoe UI" w:eastAsia="Times New Roman" w:hAnsi="Segoe UI" w:cs="Segoe UI"/>
+        </w:rPr>
+        <w:t>3.5a Data — sharing a record</w:t>
+      </w:r>
+    </w:p>
+    <w:p>
+      <w:pPr>
+        <w:pStyle w:val="NormalWeb"/>
+        <w:rPr>
+          <w:rFonts w:ascii="Segoe UI" w:hAnsi="Segoe UI" w:cs="Segoe UI"/>
+          <w:sz w:val="22"/>
+          <w:szCs w:val="22"/>
+        </w:rPr>
+      </w:pPr>
+      <w:r>
+        <w:rPr>
+          <w:rFonts w:ascii="Segoe UI" w:hAnsi="Segoe UI" w:cs="Segoe UI"/>
+          <w:sz w:val="22"/>
+          <w:szCs w:val="22"/>
+        </w:rPr>
+        <w:t>The last control in both the ad</w:t>
+      </w:r>
+      <w:r>
+        <w:rPr>
+          <w:rFonts w:ascii="Segoe UI" w:hAnsi="Segoe UI" w:cs="Segoe UI"/>
+          <w:sz w:val="22"/>
+          <w:szCs w:val="22"/>
+        </w:rPr>
+        <w:t>d and edit dialogs, directly under the attachment picker:</w:t>
+      </w:r>
+    </w:p>
+    <w:p>
+      <w:pPr>
+        <w:pStyle w:val="HTMLPreformatted"/>
+      </w:pPr>
+      <w:r>
+        <w:t xml:space="preserve"> Share with   [ Everyone ]  [ Selected people ]</w:t>
+      </w:r>
+    </w:p>
+    <w:p>
+      <w:pPr>
+        <w:pStyle w:val="HTMLPreformatted"/>
+      </w:pPr>
+    </w:p>
+    <w:p>
+      <w:pPr>
+        <w:pStyle w:val="HTMLPreformatted"/>
+      </w:pPr>
+      <w:r>
+        <w:t xml:space="preserve"> People       [ </w:t>
+      </w:r>
+      <w:r>
+        <w:rPr>
+          <w:rFonts w:ascii="Cambria Math" w:hAnsi="Cambria Math" w:cs="Cambria Math"/>
+        </w:rPr>
+        <w:t>⌄</w:t>
+      </w:r>
+      <w:r>
+        <w:t xml:space="preserve"> Ada Lovelace (ada) </w:t>
+      </w:r>
+      <w:r>
+        <w:rPr>
+          <w:rFonts w:cs="Consolas"/>
+        </w:rPr>
+        <w:t>×</w:t>
+      </w:r>
+      <w:r>
+        <w:t xml:space="preserve"> ] [ </w:t>
+      </w:r>
+      <w:r>
+        <w:rPr>
+          <w:rFonts w:ascii="Cambria Math" w:hAnsi="Cambria Math" w:cs="Cambria Math"/>
+        </w:rPr>
+        <w:t>⌄</w:t>
+      </w:r>
+      <w:r>
+        <w:t xml:space="preserve"> </w:t>
+      </w:r>
+      <w:r>
+        <w:rPr>
+          <w:rFonts w:cs="Consolas"/>
+        </w:rPr>
+        <w:t>…</w:t>
+      </w:r>
+      <w:r>
+        <w:t xml:space="preserve"> ]</w:t>
+      </w:r>
+    </w:p>
+    <w:p>
+      <w:pPr>
+        <w:pStyle w:val="HTMLPreformatted"/>
+      </w:pPr>
+      <w:r>
+        <w:t xml:space="preserve">              Nobody selected — only you can see this record.</w:t>
+      </w:r>
+    </w:p>
+    <w:p>
+      <w:pPr>
+        <w:pStyle w:val="NormalWeb"/>
+        <w:rPr>
+          <w:rFonts w:ascii="Segoe UI" w:hAnsi="Segoe UI" w:cs="Segoe UI"/>
+          <w:sz w:val="22"/>
+          <w:szCs w:val="22"/>
+        </w:rPr>
+      </w:pPr>
+      <w:r>
+        <w:rPr>
+          <w:rFonts w:ascii="Segoe UI" w:hAnsi="Segoe UI" w:cs="Segoe UI"/>
+          <w:sz w:val="22"/>
+          <w:szCs w:val="22"/>
+        </w:rPr>
+        <w:lastRenderedPageBreak/>
+        <w:t xml:space="preserve">Two questions rather than one list with an "everyone" entry in it: sharing with everyone and sharing with a named set are different answers, and a list that mixes them lets a record claim both at once. The people picker appears only when </w:t>
+      </w:r>
+      <w:r>
+        <w:rPr>
+          <w:rFonts w:ascii="Segoe UI" w:hAnsi="Segoe UI" w:cs="Segoe UI"/>
+          <w:b/>
+          <w:bCs/>
+          <w:sz w:val="22"/>
+          <w:szCs w:val="22"/>
+        </w:rPr>
         <w:t>Selected people</w:t>
       </w:r>
       <w:r>
@@ -3374,7 +3372,15 @@
           <w:sz w:val="22"/>
           <w:szCs w:val="22"/>
         </w:rPr>
-        <w:t xml:space="preserve"> is chosen, searches by name and username, and leaves the owner out — they always have access, so an empty selection means "only me" and the hint says so.</w:t>
+        <w:t xml:space="preserve"> is</w:t>
+      </w:r>
+      <w:r>
+        <w:rPr>
+          <w:rFonts w:ascii="Segoe UI" w:hAnsi="Segoe UI" w:cs="Segoe UI"/>
+          <w:sz w:val="22"/>
+          <w:szCs w:val="22"/>
+        </w:rPr>
+        <w:t xml:space="preserve"> chosen, searches by name and username, and leaves the owner out — they always have access, so an empty selection means "only me" and the hint says so.</w:t>
       </w:r>
     </w:p>
     <w:p>
@@ -3392,15 +3398,7 @@
           <w:sz w:val="22"/>
           <w:szCs w:val="22"/>
         </w:rPr>
-        <w:t xml:space="preserve">The record detail dialog states the result beside </w:t>
-      </w:r>
-      <w:r>
-        <w:rPr>
-          <w:rFonts w:ascii="Segoe UI" w:hAnsi="Segoe UI" w:cs="Segoe UI"/>
-          <w:sz w:val="22"/>
-          <w:szCs w:val="22"/>
-        </w:rPr>
-        <w:t xml:space="preserve">the category tag: </w:t>
+        <w:t xml:space="preserve">The record detail dialog states the result beside the category tag: </w:t>
       </w:r>
       <w:r>
         <w:rPr>
@@ -3428,15 +3426,7 @@
           <w:sz w:val="22"/>
           <w:szCs w:val="22"/>
         </w:rPr>
-        <w:t>Shared with Ada Lovelace, Grace Hopper</w:t>
-      </w:r>
-      <w:r>
-        <w:rPr>
-          <w:rFonts w:ascii="Segoe UI" w:hAnsi="Segoe UI" w:cs="Segoe UI"/>
-          <w:sz w:val="22"/>
-          <w:szCs w:val="22"/>
-        </w:rPr>
-        <w:t xml:space="preserve">, or </w:t>
+        <w:t>Shared with Ad</w:t>
       </w:r>
       <w:r>
         <w:rPr>
@@ -3446,6 +3436,24 @@
           <w:sz w:val="22"/>
           <w:szCs w:val="22"/>
         </w:rPr>
+        <w:t>a Lovelace, Grace Hopper</w:t>
+      </w:r>
+      <w:r>
+        <w:rPr>
+          <w:rFonts w:ascii="Segoe UI" w:hAnsi="Segoe UI" w:cs="Segoe UI"/>
+          <w:sz w:val="22"/>
+          <w:szCs w:val="22"/>
+        </w:rPr>
+        <w:t xml:space="preserve">, or </w:t>
+      </w:r>
+      <w:r>
+        <w:rPr>
+          <w:rFonts w:ascii="Segoe UI" w:hAnsi="Segoe UI" w:cs="Segoe UI"/>
+          <w:i/>
+          <w:iCs/>
+          <w:sz w:val="22"/>
+          <w:szCs w:val="22"/>
+        </w:rPr>
         <w:t>Private to you</w:t>
       </w:r>
       <w:r>
@@ -3504,15 +3512,7 @@
           <w:sz w:val="22"/>
           <w:szCs w:val="22"/>
         </w:rPr>
-        <w:t>Two columns: conversatio</w:t>
-      </w:r>
-      <w:r>
-        <w:rPr>
-          <w:rFonts w:ascii="Segoe UI" w:hAnsi="Segoe UI" w:cs="Segoe UI"/>
-          <w:sz w:val="22"/>
-          <w:szCs w:val="22"/>
-        </w:rPr>
-        <w:t>n list and the open thread.</w:t>
+        <w:t>Two columns: conversation list and the open thread.</w:t>
       </w:r>
     </w:p>
     <w:p>
@@ -3544,7 +3544,15 @@
           <w:sz w:val="22"/>
           <w:szCs w:val="22"/>
         </w:rPr>
-        <w:t xml:space="preserve"> one search box that both filters existing conversations and looks </w:t>
+        <w:t xml:space="preserve"> one search box that </w:t>
+      </w:r>
+      <w:r>
+        <w:rPr>
+          <w:rFonts w:ascii="Segoe UI" w:eastAsia="Times New Roman" w:hAnsi="Segoe UI" w:cs="Segoe UI"/>
+          <w:sz w:val="22"/>
+          <w:szCs w:val="22"/>
+        </w:rPr>
+        <w:t xml:space="preserve">both filters existing conversations and looks </w:t>
       </w:r>
       <w:r>
         <w:rPr>
@@ -3553,15 +3561,7 @@
           <w:szCs w:val="22"/>
         </w:rPr>
         <w:br/>
-        <w:t>up people to start a new one; results appear under a "People" heading. Each row: avatar, name, time, preview, unread badge. A conversation whose last messa</w:t>
-      </w:r>
-      <w:r>
-        <w:rPr>
-          <w:rFonts w:ascii="Segoe UI" w:eastAsia="Times New Roman" w:hAnsi="Segoe UI" w:cs="Segoe UI"/>
-          <w:sz w:val="22"/>
-          <w:szCs w:val="22"/>
-        </w:rPr>
-        <w:t xml:space="preserve">ge is a file previews it as </w:t>
+        <w:t xml:space="preserve">up people to start a new one; results appear under a "People" heading. Each row: avatar, name, time, preview, unread badge. A conversation whose last message is a file previews it as </w:t>
       </w:r>
       <w:r>
         <w:rPr>
@@ -3615,7 +3615,15 @@
           <w:sz w:val="22"/>
           <w:szCs w:val="22"/>
         </w:rPr>
-        <w:t xml:space="preserve"> day dividers, bubbles right-aligned for your own messages, a </w:t>
+        <w:t xml:space="preserve"> d</w:t>
+      </w:r>
+      <w:r>
+        <w:rPr>
+          <w:rFonts w:ascii="Segoe UI" w:eastAsia="Times New Roman" w:hAnsi="Segoe UI" w:cs="Segoe UI"/>
+          <w:sz w:val="22"/>
+          <w:szCs w:val="22"/>
+        </w:rPr>
+        <w:t xml:space="preserve">ay dividers, bubbles right-aligned for your own messages, a </w:t>
       </w:r>
       <w:r>
         <w:rPr>
@@ -3665,15 +3673,15 @@
           <w:szCs w:val="22"/>
         </w:rPr>
         <w:br/>
-        <w:t>and rem</w:t>
-      </w:r>
-      <w:r>
-        <w:rPr>
-          <w:rFonts w:ascii="Segoe UI" w:eastAsia="Times New Roman" w:hAnsi="Segoe UI" w:cs="Segoe UI"/>
-          <w:sz w:val="22"/>
-          <w:szCs w:val="22"/>
-        </w:rPr>
-        <w:t xml:space="preserve">aining retention ("Deleted in 5 days"). It is a download link while the file exists. Once swept, the same row is dimmed, is no longer a link, and the name carries its </w:t>
+        <w:t>and remaining retention ("Deleted in 5 days"). It is a downlo</w:t>
+      </w:r>
+      <w:r>
+        <w:rPr>
+          <w:rFonts w:ascii="Segoe UI" w:eastAsia="Times New Roman" w:hAnsi="Segoe UI" w:cs="Segoe UI"/>
+          <w:sz w:val="22"/>
+          <w:szCs w:val="22"/>
+        </w:rPr>
+        <w:t xml:space="preserve">ad link while the file exists. Once swept, the same row is dimmed, is no longer a link, and the name carries its </w:t>
       </w:r>
       <w:r>
         <w:rPr>
@@ -3729,15 +3737,15 @@
           <w:szCs w:val="22"/>
         </w:rPr>
         <w:br/>
-        <w:t>li</w:t>
-      </w:r>
-      <w:r>
-        <w:rPr>
-          <w:rFonts w:ascii="Segoe UI" w:eastAsia="Times New Roman" w:hAnsi="Segoe UI" w:cs="Segoe UI"/>
-          <w:sz w:val="22"/>
-          <w:szCs w:val="22"/>
-        </w:rPr>
-        <w:t xml:space="preserve">ne states that files are deleted a week after they are sent and that the name is tagged in the conversation. Anything typed in the box when a file is chosen is sent as the note on that file. </w:t>
+        <w:t>line states that files are deleted a week after they are</w:t>
+      </w:r>
+      <w:r>
+        <w:rPr>
+          <w:rFonts w:ascii="Segoe UI" w:eastAsia="Times New Roman" w:hAnsi="Segoe UI" w:cs="Segoe UI"/>
+          <w:sz w:val="22"/>
+          <w:szCs w:val="22"/>
+        </w:rPr>
+        <w:t xml:space="preserve"> sent and that the name is tagged in the conversation. Anything typed in the box when a file is chosen is sent as the note on that file. </w:t>
       </w:r>
     </w:p>
     <w:p>
@@ -3769,23 +3777,15 @@
           <w:sz w:val="22"/>
           <w:szCs w:val="22"/>
         </w:rPr>
-        <w:t>Card grid, one card per project: colour a</w:t>
-      </w:r>
-      <w:r>
-        <w:rPr>
-          <w:rFonts w:ascii="Segoe UI" w:hAnsi="Segoe UI" w:cs="Segoe UI"/>
-          <w:sz w:val="22"/>
-          <w:szCs w:val="22"/>
-        </w:rPr>
-        <w:t>ccent, key, name, status badge, description, progress bar with "x of y tasks done", and four counts (Open, In progress, To verify, Reopened). The footer holds the due date and three icon-only actions — Edit, Delete, Open — each with a tooltip and a label n</w:t>
-      </w:r>
-      <w:r>
-        <w:rPr>
-          <w:rFonts w:ascii="Segoe UI" w:hAnsi="Segoe UI" w:cs="Segoe UI"/>
-          <w:sz w:val="22"/>
-          <w:szCs w:val="22"/>
-        </w:rPr>
-        <w:t>aming the project.</w:t>
+        <w:t xml:space="preserve">Card grid, one card per project: colour accent, key, name, status badge, description, progress </w:t>
+      </w:r>
+      <w:r>
+        <w:rPr>
+          <w:rFonts w:ascii="Segoe UI" w:hAnsi="Segoe UI" w:cs="Segoe UI"/>
+          <w:sz w:val="22"/>
+          <w:szCs w:val="22"/>
+        </w:rPr>
+        <w:t>bar with "x of y tasks done", and four counts (Open, In progress, To verify, Reopened). The footer holds the due date and three icon-only actions — Edit, Delete, Open — each with a tooltip and a label naming the project.</w:t>
       </w:r>
     </w:p>
     <w:p>
@@ -3959,6 +3959,7 @@
           <w:sz w:val="22"/>
           <w:szCs w:val="22"/>
         </w:rPr>
+        <w:lastRenderedPageBreak/>
         <w:t>The reading pane shows the sender, the recipients, the time, the body, and the attachment with its size. Then the open tracking, which differs by side:</w:t>
       </w:r>
     </w:p>
@@ -4498,6 +4499,7 @@
           <w:sz w:val="22"/>
           <w:szCs w:val="22"/>
         </w:rPr>
+        <w:lastRenderedPageBreak/>
         <w:t>A header line carries the title and a count of who is in the call, plus a recording pill while one is running. Under it, any of: a warning that somebody is r</w:t>
       </w:r>
       <w:r>
@@ -4586,7 +4588,7 @@
         <w:rPr>
           <w:rFonts w:ascii="Segoe UI" w:eastAsia="Times New Roman" w:hAnsi="Segoe UI" w:cs="Segoe UI"/>
         </w:rPr>
-        <w:t>8 Database Management</w:t>
+        <w:t>7d Automatic Attendance</w:t>
       </w:r>
     </w:p>
     <w:p>
@@ -4601,18 +4603,427 @@
       <w:r>
         <w:rPr>
           <w:rFonts w:ascii="Segoe UI" w:hAnsi="Segoe UI" w:cs="Segoe UI"/>
-          <w:sz w:val="22"/>
-          <w:szCs w:val="22"/>
-        </w:rPr>
-        <w:t>Four panels: Initialization (safe or reset, the latter requiring the word RESET and superuser details), Backups (create, upload, list, inspect, restore, download, delete), Replication (status, initiate, members), and Optimization (tas</w:t>
-      </w:r>
-      <w:r>
-        <w:rPr>
-          <w:rFonts w:ascii="Segoe UI" w:hAnsi="Segoe UI" w:cs="Segoe UI"/>
-          <w:sz w:val="22"/>
-          <w:szCs w:val="22"/>
-        </w:rPr>
-        <w:t>k list with per-task results).</w:t>
+          <w:b/>
+          <w:bCs/>
+          <w:sz w:val="22"/>
+          <w:szCs w:val="22"/>
+        </w:rPr>
+        <w:t>PTZ pad (camera view).</w:t>
+      </w:r>
+      <w:r>
+        <w:rPr>
+          <w:rFonts w:ascii="Segoe UI" w:hAnsi="Segoe UI" w:cs="Segoe UI"/>
+          <w:sz w:val="22"/>
+          <w:szCs w:val="22"/>
+        </w:rPr>
+        <w:t xml:space="preserve"> A three-by-three of circular buttons with the arrows where they point and Home in the middle, a zoom pair, and a speed slider. It appears only on a camera actually configured for PTZ and only for an account wi</w:t>
+      </w:r>
+      <w:r>
+        <w:rPr>
+          <w:rFonts w:ascii="Segoe UI" w:hAnsi="Segoe UI" w:cs="Segoe UI"/>
+          <w:sz w:val="22"/>
+          <w:szCs w:val="22"/>
+        </w:rPr>
+        <w:t xml:space="preserve">th </w:t>
+      </w:r>
+      <w:r>
+        <w:rPr>
+          <w:rStyle w:val="c1"/>
+          <w:rFonts w:cs="Segoe UI"/>
+        </w:rPr>
+        <w:t>cameras:edit</w:t>
+      </w:r>
+      <w:r>
+        <w:rPr>
+          <w:rFonts w:ascii="Segoe UI" w:hAnsi="Segoe UI" w:cs="Segoe UI"/>
+          <w:sz w:val="22"/>
+          <w:szCs w:val="22"/>
+        </w:rPr>
+        <w:t xml:space="preserve"> — a pad on a fixed camera would be a grid of buttons that all answer with an error.</w:t>
+      </w:r>
+    </w:p>
+    <w:p>
+      <w:pPr>
+        <w:pStyle w:val="NormalWeb"/>
+        <w:rPr>
+          <w:rFonts w:ascii="Segoe UI" w:hAnsi="Segoe UI" w:cs="Segoe UI"/>
+          <w:sz w:val="22"/>
+          <w:szCs w:val="22"/>
+        </w:rPr>
+      </w:pPr>
+      <w:r>
+        <w:rPr>
+          <w:rFonts w:ascii="Segoe UI" w:hAnsi="Segoe UI" w:cs="Segoe UI"/>
+          <w:sz w:val="22"/>
+          <w:szCs w:val="22"/>
+        </w:rPr>
+        <w:t>Direction buttons travel while held and stop on release. Because a stop that never arrives leaves a camera turning for ever, the stop is sent from pointer-u</w:t>
+      </w:r>
+      <w:r>
+        <w:rPr>
+          <w:rFonts w:ascii="Segoe UI" w:hAnsi="Segoe UI" w:cs="Segoe UI"/>
+          <w:sz w:val="22"/>
+          <w:szCs w:val="22"/>
+        </w:rPr>
+        <w:t xml:space="preserve">p, pointer-leave, pointer-cancel </w:t>
+      </w:r>
+      <w:r>
+        <w:rPr>
+          <w:rFonts w:ascii="Segoe UI" w:hAnsi="Segoe UI" w:cs="Segoe UI"/>
+          <w:b/>
+          <w:bCs/>
+          <w:sz w:val="22"/>
+          <w:szCs w:val="22"/>
+        </w:rPr>
+        <w:t>and</w:t>
+      </w:r>
+      <w:r>
+        <w:rPr>
+          <w:rFonts w:ascii="Segoe UI" w:hAnsi="Segoe UI" w:cs="Segoe UI"/>
+          <w:sz w:val="22"/>
+          <w:szCs w:val="22"/>
+        </w:rPr>
+        <w:t xml:space="preserve"> unmount, with a four-second timer behind all of them.</w:t>
+      </w:r>
+    </w:p>
+    <w:p>
+      <w:pPr>
+        <w:pStyle w:val="NormalWeb"/>
+        <w:rPr>
+          <w:rFonts w:ascii="Segoe UI" w:hAnsi="Segoe UI" w:cs="Segoe UI"/>
+          <w:sz w:val="22"/>
+          <w:szCs w:val="22"/>
+        </w:rPr>
+      </w:pPr>
+      <w:r>
+        <w:rPr>
+          <w:rFonts w:ascii="Segoe UI" w:hAnsi="Segoe UI" w:cs="Segoe UI"/>
+          <w:b/>
+          <w:bCs/>
+          <w:sz w:val="22"/>
+          <w:szCs w:val="22"/>
+        </w:rPr>
+        <w:t>Sweep dialog.</w:t>
+      </w:r>
+      <w:r>
+        <w:rPr>
+          <w:rFonts w:ascii="Segoe UI" w:hAnsi="Segoe UI" w:cs="Segoe UI"/>
+          <w:sz w:val="22"/>
+          <w:szCs w:val="22"/>
+        </w:rPr>
+        <w:t xml:space="preserve"> Opened from </w:t>
+      </w:r>
+      <w:r>
+        <w:rPr>
+          <w:rFonts w:ascii="Segoe UI" w:hAnsi="Segoe UI" w:cs="Segoe UI"/>
+          <w:b/>
+          <w:bCs/>
+          <w:sz w:val="22"/>
+          <w:szCs w:val="22"/>
+        </w:rPr>
+        <w:t>Automatic Attendance</w:t>
+      </w:r>
+      <w:r>
+        <w:rPr>
+          <w:rFonts w:ascii="Segoe UI" w:hAnsi="Segoe UI" w:cs="Segoe UI"/>
+          <w:sz w:val="22"/>
+          <w:szCs w:val="22"/>
+        </w:rPr>
+        <w:t xml:space="preserve"> in the camera view, in two states.</w:t>
+      </w:r>
+    </w:p>
+    <w:p>
+      <w:pPr>
+        <w:pStyle w:val="NormalWeb"/>
+        <w:rPr>
+          <w:rFonts w:ascii="Segoe UI" w:hAnsi="Segoe UI" w:cs="Segoe UI"/>
+          <w:sz w:val="22"/>
+          <w:szCs w:val="22"/>
+        </w:rPr>
+      </w:pPr>
+      <w:r>
+        <w:rPr>
+          <w:rFonts w:ascii="Segoe UI" w:hAnsi="Segoe UI" w:cs="Segoe UI"/>
+          <w:i/>
+          <w:iCs/>
+          <w:sz w:val="22"/>
+          <w:szCs w:val="22"/>
+        </w:rPr>
+        <w:t>Setup:</w:t>
+      </w:r>
+      <w:r>
+        <w:rPr>
+          <w:rFonts w:ascii="Segoe UI" w:hAnsi="Segoe UI" w:cs="Segoe UI"/>
+          <w:sz w:val="22"/>
+          <w:szCs w:val="22"/>
+        </w:rPr>
+        <w:t xml:space="preserve"> sweep width (90° / 180° / 360°), a zoom slider with a note that more zoom re</w:t>
+      </w:r>
+      <w:r>
+        <w:rPr>
+          <w:rFonts w:ascii="Segoe UI" w:hAnsi="Segoe UI" w:cs="Segoe UI"/>
+          <w:sz w:val="22"/>
+          <w:szCs w:val="22"/>
+        </w:rPr>
+        <w:t>aches further but needs more positions, and Start.</w:t>
+      </w:r>
+    </w:p>
+    <w:p>
+      <w:pPr>
+        <w:pStyle w:val="NormalWeb"/>
+        <w:rPr>
+          <w:rFonts w:ascii="Segoe UI" w:hAnsi="Segoe UI" w:cs="Segoe UI"/>
+          <w:sz w:val="22"/>
+          <w:szCs w:val="22"/>
+        </w:rPr>
+      </w:pPr>
+      <w:r>
+        <w:rPr>
+          <w:rFonts w:ascii="Segoe UI" w:hAnsi="Segoe UI" w:cs="Segoe UI"/>
+          <w:i/>
+          <w:iCs/>
+          <w:sz w:val="22"/>
+          <w:szCs w:val="22"/>
+        </w:rPr>
+        <w:t>Running:</w:t>
+      </w:r>
+      <w:r>
+        <w:rPr>
+          <w:rFonts w:ascii="Segoe UI" w:hAnsi="Segoe UI" w:cs="Segoe UI"/>
+          <w:sz w:val="22"/>
+          <w:szCs w:val="22"/>
+        </w:rPr>
+        <w:t xml:space="preserve"> a progress bar reading "Position 3 of 6", a Stop button, and the frame the camera is looking at </w:t>
+      </w:r>
+      <w:r>
+        <w:rPr>
+          <w:rFonts w:ascii="Segoe UI" w:hAnsi="Segoe UI" w:cs="Segoe UI"/>
+          <w:b/>
+          <w:bCs/>
+          <w:sz w:val="22"/>
+          <w:szCs w:val="22"/>
+        </w:rPr>
+        <w:t>right now</w:t>
+      </w:r>
+      <w:r>
+        <w:rPr>
+          <w:rFonts w:ascii="Segoe UI" w:hAnsi="Segoe UI" w:cs="Segoe UI"/>
+          <w:sz w:val="22"/>
+          <w:szCs w:val="22"/>
+        </w:rPr>
+        <w:t xml:space="preserve"> with a box drawn round every face in it. That live frame is not decoration — a sweep that </w:t>
+      </w:r>
+      <w:r>
+        <w:rPr>
+          <w:rFonts w:ascii="Segoe UI" w:hAnsi="Segoe UI" w:cs="Segoe UI"/>
+          <w:sz w:val="22"/>
+          <w:szCs w:val="22"/>
+        </w:rPr>
+        <w:t>finds nobody is either an empty room or a camera pointing at a wall, and those two are identical in a list of results. Under it, the people found so far as a grid of face thumbnails, enrolled ones edged green and unidentified ones amber, each with either t</w:t>
+      </w:r>
+      <w:r>
+        <w:rPr>
+          <w:rFonts w:ascii="Segoe UI" w:hAnsi="Segoe UI" w:cs="Segoe UI"/>
+          <w:sz w:val="22"/>
+          <w:szCs w:val="22"/>
+        </w:rPr>
+        <w:t>he match distance or how many frames they appeared in.</w:t>
+      </w:r>
+    </w:p>
+    <w:p>
+      <w:pPr>
+        <w:pStyle w:val="NormalWeb"/>
+        <w:rPr>
+          <w:rFonts w:ascii="Segoe UI" w:hAnsi="Segoe UI" w:cs="Segoe UI"/>
+          <w:sz w:val="22"/>
+          <w:szCs w:val="22"/>
+        </w:rPr>
+      </w:pPr>
+      <w:r>
+        <w:rPr>
+          <w:rFonts w:ascii="Segoe UI" w:hAnsi="Segoe UI" w:cs="Segoe UI"/>
+          <w:sz w:val="22"/>
+          <w:szCs w:val="22"/>
+        </w:rPr>
+        <w:t>Warnings appear inline as they happen rather than at the end: a position the camera could not reach, a frame that never arrived, a face too similar to two enrolled people to identify. A sweep that cove</w:t>
+      </w:r>
+      <w:r>
+        <w:rPr>
+          <w:rFonts w:ascii="Segoe UI" w:hAnsi="Segoe UI" w:cs="Segoe UI"/>
+          <w:sz w:val="22"/>
+          <w:szCs w:val="22"/>
+        </w:rPr>
+        <w:t>red less than the requested arc says so both here and afterwards in the sweep list.</w:t>
+      </w:r>
+    </w:p>
+    <w:p>
+      <w:pPr>
+        <w:pStyle w:val="NormalWeb"/>
+        <w:rPr>
+          <w:rFonts w:ascii="Segoe UI" w:hAnsi="Segoe UI" w:cs="Segoe UI"/>
+          <w:sz w:val="22"/>
+          <w:szCs w:val="22"/>
+        </w:rPr>
+      </w:pPr>
+      <w:r>
+        <w:rPr>
+          <w:rFonts w:ascii="Segoe UI" w:hAnsi="Segoe UI" w:cs="Segoe UI"/>
+          <w:b/>
+          <w:bCs/>
+          <w:sz w:val="22"/>
+          <w:szCs w:val="22"/>
+        </w:rPr>
+        <w:t>Attendance page.</w:t>
+      </w:r>
+      <w:r>
+        <w:rPr>
+          <w:rFonts w:ascii="Segoe UI" w:hAnsi="Segoe UI" w:cs="Segoe UI"/>
+          <w:sz w:val="22"/>
+          <w:szCs w:val="22"/>
+        </w:rPr>
+        <w:t xml:space="preserve"> Three stat cards — sweeps, recognised last sweep, faces on file — over two tabs.</w:t>
+      </w:r>
+    </w:p>
+    <w:p>
+      <w:pPr>
+        <w:pStyle w:val="NormalWeb"/>
+        <w:rPr>
+          <w:rFonts w:ascii="Segoe UI" w:hAnsi="Segoe UI" w:cs="Segoe UI"/>
+          <w:sz w:val="22"/>
+          <w:szCs w:val="22"/>
+        </w:rPr>
+      </w:pPr>
+      <w:r>
+        <w:rPr>
+          <w:rFonts w:ascii="Segoe UI" w:hAnsi="Segoe UI" w:cs="Segoe UI"/>
+          <w:i/>
+          <w:iCs/>
+          <w:sz w:val="22"/>
+          <w:szCs w:val="22"/>
+        </w:rPr>
+        <w:t>Sweeps</w:t>
+      </w:r>
+      <w:r>
+        <w:rPr>
+          <w:rFonts w:ascii="Segoe UI" w:hAnsi="Segoe UI" w:cs="Segoe UI"/>
+          <w:sz w:val="22"/>
+          <w:szCs w:val="22"/>
+        </w:rPr>
+        <w:t xml:space="preserve"> is a table: when, which camera, who ran it, recognised and unknown </w:t>
+      </w:r>
+      <w:r>
+        <w:rPr>
+          <w:rFonts w:ascii="Segoe UI" w:hAnsi="Segoe UI" w:cs="Segoe UI"/>
+          <w:sz w:val="22"/>
+          <w:szCs w:val="22"/>
+        </w:rPr>
+        <w:t>counts, coverage, status. Coverage is a tag that turns amber when the sweep covered less than it was asked to, because a short list is most often explained by a short sweep. A row opens the full attendance list for that sweep.</w:t>
+      </w:r>
+    </w:p>
+    <w:p>
+      <w:pPr>
+        <w:pStyle w:val="NormalWeb"/>
+        <w:rPr>
+          <w:rFonts w:ascii="Segoe UI" w:hAnsi="Segoe UI" w:cs="Segoe UI"/>
+          <w:sz w:val="22"/>
+          <w:szCs w:val="22"/>
+        </w:rPr>
+      </w:pPr>
+      <w:r>
+        <w:rPr>
+          <w:rFonts w:ascii="Segoe UI" w:hAnsi="Segoe UI" w:cs="Segoe UI"/>
+          <w:i/>
+          <w:iCs/>
+          <w:sz w:val="22"/>
+          <w:szCs w:val="22"/>
+        </w:rPr>
+        <w:lastRenderedPageBreak/>
+        <w:t>Faces on file</w:t>
+      </w:r>
+      <w:r>
+        <w:rPr>
+          <w:rFonts w:ascii="Segoe UI" w:hAnsi="Segoe UI" w:cs="Segoe UI"/>
+          <w:sz w:val="22"/>
+          <w:szCs w:val="22"/>
+        </w:rPr>
+        <w:t xml:space="preserve"> </w:t>
+      </w:r>
+      <w:r>
+        <w:rPr>
+          <w:rFonts w:ascii="Segoe UI" w:hAnsi="Segoe UI" w:cs="Segoe UI"/>
+          <w:sz w:val="22"/>
+          <w:szCs w:val="22"/>
+        </w:rPr>
+        <w:t xml:space="preserve">is the part that needs a person. Each unidentified face is a card with its picture, a name box, a dropdown to link it to an account, when it was last seen, and Forget. The dropdown is absent — rather than broken — for an operator without </w:t>
+      </w:r>
+      <w:r>
+        <w:rPr>
+          <w:rStyle w:val="c1"/>
+          <w:rFonts w:cs="Segoe UI"/>
+        </w:rPr>
+        <w:t>users:view</w:t>
+      </w:r>
+      <w:r>
+        <w:rPr>
+          <w:rFonts w:ascii="Segoe UI" w:hAnsi="Segoe UI" w:cs="Segoe UI"/>
+          <w:sz w:val="22"/>
+          <w:szCs w:val="22"/>
+        </w:rPr>
+        <w:t xml:space="preserve">, since </w:t>
+      </w:r>
+      <w:r>
+        <w:rPr>
+          <w:rFonts w:ascii="Segoe UI" w:hAnsi="Segoe UI" w:cs="Segoe UI"/>
+          <w:sz w:val="22"/>
+          <w:szCs w:val="22"/>
+        </w:rPr>
+        <w:t>reading the account list needs that permission and naming a face does not.</w:t>
+      </w:r>
+    </w:p>
+    <w:p>
+      <w:pPr>
+        <w:pStyle w:val="NormalWeb"/>
+        <w:rPr>
+          <w:rFonts w:ascii="Segoe UI" w:hAnsi="Segoe UI" w:cs="Segoe UI"/>
+          <w:sz w:val="22"/>
+          <w:szCs w:val="22"/>
+        </w:rPr>
+      </w:pPr>
+      <w:r>
+        <w:rPr>
+          <w:rFonts w:ascii="Segoe UI" w:hAnsi="Segoe UI" w:cs="Segoe UI"/>
+          <w:sz w:val="22"/>
+          <w:szCs w:val="22"/>
+        </w:rPr>
+        <w:t xml:space="preserve">Naming a face updates every past attendance row it appears in, so putting a name to somebody fixes the record rather than only the next sweep. Forgetting one deletes the face but </w:t>
+      </w:r>
+      <w:r>
+        <w:rPr>
+          <w:rFonts w:ascii="Segoe UI" w:hAnsi="Segoe UI" w:cs="Segoe UI"/>
+          <w:b/>
+          <w:bCs/>
+          <w:sz w:val="22"/>
+          <w:szCs w:val="22"/>
+        </w:rPr>
+        <w:t>ke</w:t>
+      </w:r>
+      <w:r>
+        <w:rPr>
+          <w:rFonts w:ascii="Segoe UI" w:hAnsi="Segoe UI" w:cs="Segoe UI"/>
+          <w:b/>
+          <w:bCs/>
+          <w:sz w:val="22"/>
+          <w:szCs w:val="22"/>
+        </w:rPr>
+        <w:t>eps</w:t>
+      </w:r>
+      <w:r>
+        <w:rPr>
+          <w:rFonts w:ascii="Segoe UI" w:hAnsi="Segoe UI" w:cs="Segoe UI"/>
+          <w:sz w:val="22"/>
+          <w:szCs w:val="22"/>
+        </w:rPr>
+        <w:t xml:space="preserve"> the attendance rows: that somebody unidentified was present remains true whether or not their face is still on file.</w:t>
       </w:r>
     </w:p>
     <w:p>
@@ -4626,6 +5037,46 @@
         <w:rPr>
           <w:rFonts w:ascii="Segoe UI" w:eastAsia="Times New Roman" w:hAnsi="Segoe UI" w:cs="Segoe UI"/>
         </w:rPr>
+        <w:t>3.8 Database Management</w:t>
+      </w:r>
+    </w:p>
+    <w:p>
+      <w:pPr>
+        <w:pStyle w:val="NormalWeb"/>
+        <w:rPr>
+          <w:rFonts w:ascii="Segoe UI" w:hAnsi="Segoe UI" w:cs="Segoe UI"/>
+          <w:sz w:val="22"/>
+          <w:szCs w:val="22"/>
+        </w:rPr>
+      </w:pPr>
+      <w:r>
+        <w:rPr>
+          <w:rFonts w:ascii="Segoe UI" w:hAnsi="Segoe UI" w:cs="Segoe UI"/>
+          <w:sz w:val="22"/>
+          <w:szCs w:val="22"/>
+        </w:rPr>
+        <w:t>Four panels: Initialization (safe or reset, the latter requiring the word RESET and superuser details), Backups</w:t>
+      </w:r>
+      <w:r>
+        <w:rPr>
+          <w:rFonts w:ascii="Segoe UI" w:hAnsi="Segoe UI" w:cs="Segoe UI"/>
+          <w:sz w:val="22"/>
+          <w:szCs w:val="22"/>
+        </w:rPr>
+        <w:t xml:space="preserve"> (create, upload, list, inspect, restore, download, delete), Replication (status, initiate, members), and Optimization (task list with per-task results).</w:t>
+      </w:r>
+    </w:p>
+    <w:p>
+      <w:pPr>
+        <w:pStyle w:val="Heading3"/>
+        <w:rPr>
+          <w:rFonts w:ascii="Segoe UI" w:eastAsia="Times New Roman" w:hAnsi="Segoe UI" w:cs="Segoe UI"/>
+        </w:rPr>
+      </w:pPr>
+      <w:r>
+        <w:rPr>
+          <w:rFonts w:ascii="Segoe UI" w:eastAsia="Times New Roman" w:hAnsi="Segoe UI" w:cs="Segoe UI"/>
+        </w:rPr>
         <w:t>3.9 System Monitoring</w:t>
       </w:r>
     </w:p>
@@ -4644,7 +5095,15 @@
           <w:sz w:val="22"/>
           <w:szCs w:val="22"/>
         </w:rPr>
-        <w:t>Cards for API latency, browser heap, record and user counts, and line charts of the measured series. Nothing on this page is simulated.</w:t>
+        <w:t xml:space="preserve">Cards for API latency, browser heap, record and user counts, and line charts of </w:t>
+      </w:r>
+      <w:r>
+        <w:rPr>
+          <w:rFonts w:ascii="Segoe UI" w:hAnsi="Segoe UI" w:cs="Segoe UI"/>
+          <w:sz w:val="22"/>
+          <w:szCs w:val="22"/>
+        </w:rPr>
+        <w:t>the measured series. Nothing on this page is simulated.</w:t>
       </w:r>
     </w:p>
     <w:p>
@@ -4679,8 +5138,8 @@
         <w:tblLook w:val="04A0" w:firstRow="1" w:lastRow="0" w:firstColumn="1" w:lastColumn="0" w:noHBand="0" w:noVBand="1"/>
       </w:tblPr>
       <w:tblGrid>
-        <w:gridCol w:w="480"/>
-        <w:gridCol w:w="480"/>
+        <w:gridCol w:w="1685"/>
+        <w:gridCol w:w="7966"/>
       </w:tblGrid>
       <w:tr>
         <w:tc>
@@ -4831,15 +5290,7 @@
                 <w:sz w:val="19"/>
                 <w:szCs w:val="19"/>
               </w:rPr>
-              <w:t>Filter bar (text, categor</w:t>
-            </w:r>
-            <w:r>
-              <w:rPr>
-                <w:rFonts w:ascii="Segoe UI" w:eastAsia="Times New Roman" w:hAnsi="Segoe UI" w:cs="Segoe UI"/>
-                <w:sz w:val="19"/>
-                <w:szCs w:val="19"/>
-              </w:rPr>
-              <w:t>y, mode, date range), table, record detail drawer with Word export, add/edit modal with a rich-text editor, attachments and the sharing control below them.</w:t>
+              <w:t>Filter bar (text, category, mode, date range), table, record detail drawer with Word export, add/edit modal with a rich-text editor, attachments and the sharing control below them.</w:t>
             </w:r>
           </w:p>
         </w:tc>
@@ -4983,7 +5434,59 @@
                 <w:sz w:val="19"/>
                 <w:szCs w:val="19"/>
               </w:rPr>
-              <w:t>Card grid of cameras with a preview or a "no preview" placeholder, status badge, protocol chip and per-card actions (Edit and Delete only with the permission); a wall of live tiles; a single-camera view with fullscreen and object detection.</w:t>
+              <w:t>Card g</w:t>
+            </w:r>
+            <w:r>
+              <w:rPr>
+                <w:rFonts w:ascii="Segoe UI" w:eastAsia="Times New Roman" w:hAnsi="Segoe UI" w:cs="Segoe UI"/>
+                <w:sz w:val="19"/>
+                <w:szCs w:val="19"/>
+              </w:rPr>
+              <w:t xml:space="preserve">rid of cameras with a preview or a "no preview" placeholder, status badge, protocol chip and per-card actions (Edit and Delete only with the permission); a wall of live tiles; a single-camera view with fullscreen, object detection, a PTZ pad and Automatic </w:t>
+            </w:r>
+            <w:r>
+              <w:rPr>
+                <w:rFonts w:ascii="Segoe UI" w:eastAsia="Times New Roman" w:hAnsi="Segoe UI" w:cs="Segoe UI"/>
+                <w:sz w:val="19"/>
+                <w:szCs w:val="19"/>
+              </w:rPr>
+              <w:t xml:space="preserve">Attendance. The camera dialog carries a folded </w:t>
+            </w:r>
+            <w:r>
+              <w:rPr>
+                <w:rFonts w:ascii="Segoe UI" w:eastAsia="Times New Roman" w:hAnsi="Segoe UI" w:cs="Segoe UI"/>
+                <w:b/>
+                <w:bCs/>
+                <w:sz w:val="19"/>
+                <w:szCs w:val="19"/>
+              </w:rPr>
+              <w:t>PTZ and automatic attendance</w:t>
+            </w:r>
+            <w:r>
+              <w:rPr>
+                <w:rFonts w:ascii="Segoe UI" w:eastAsia="Times New Roman" w:hAnsi="Segoe UI" w:cs="Segoe UI"/>
+                <w:sz w:val="19"/>
+                <w:szCs w:val="19"/>
+              </w:rPr>
+              <w:t xml:space="preserve"> section: ONVIF address, credentials, a </w:t>
+            </w:r>
+            <w:r>
+              <w:rPr>
+                <w:rFonts w:ascii="Segoe UI" w:eastAsia="Times New Roman" w:hAnsi="Segoe UI" w:cs="Segoe UI"/>
+                <w:b/>
+                <w:bCs/>
+                <w:sz w:val="19"/>
+                <w:szCs w:val="19"/>
+              </w:rPr>
+              <w:t>Detect</w:t>
+            </w:r>
+            <w:r>
+              <w:rPr>
+                <w:rFonts w:ascii="Segoe UI" w:eastAsia="Times New Roman" w:hAnsi="Segoe UI" w:cs="Segoe UI"/>
+                <w:sz w:val="19"/>
+                <w:szCs w:val="19"/>
+              </w:rPr>
+              <w:t xml:space="preserve"> button that fills the profile dropdown from the camera itself, and the optics the sweep planner needs.</w:t>
             </w:r>
           </w:p>
         </w:tc>
@@ -5055,7 +5558,7 @@
                 <w:sz w:val="19"/>
                 <w:szCs w:val="19"/>
               </w:rPr>
-              <w:t>Month</w:t>
+              <w:t>Month view with an en</w:t>
             </w:r>
             <w:r>
               <w:rPr>
@@ -5063,7 +5566,7 @@
                 <w:sz w:val="19"/>
                 <w:szCs w:val="19"/>
               </w:rPr>
-              <w:t xml:space="preserve"> view with an entry dialog and an upcoming list.</w:t>
+              <w:t>try dialog and an upcoming list.</w:t>
             </w:r>
           </w:p>
         </w:tc>
@@ -5225,7 +5728,7 @@
                 <w:sz w:val="19"/>
                 <w:szCs w:val="19"/>
               </w:rPr>
-              <w:t xml:space="preserve"> group beneath them, sin</w:t>
+              <w:t xml:space="preserve"> group beneath them, since those are abo</w:t>
             </w:r>
             <w:r>
               <w:rPr>
@@ -5233,7 +5736,7 @@
                 <w:sz w:val="19"/>
                 <w:szCs w:val="19"/>
               </w:rPr>
-              <w:t>ce those are about models where the other two are file converters. Both image tools — Converting and the LVGL image tab — take SVG as well as raster input, and render the vector at each output size rather than scaling one decode of it. Converting also emit</w:t>
+              <w:t>ut models where the other two are file converters. Both image tools — Converting and the LVGL image tab — take SVG as well as raster input, and render the vector at each output size rather than scaling one decode of it. Converting also emits SVG, by tracin</w:t>
             </w:r>
             <w:r>
               <w:rPr>
@@ -5241,7 +5744,7 @@
                 <w:sz w:val="19"/>
                 <w:szCs w:val="19"/>
               </w:rPr>
-              <w:t xml:space="preserve">s SVG, by tracing. The LVGL tab emits the v9 </w:t>
+              <w:t xml:space="preserve">g. The LVGL tab emits the v9 </w:t>
             </w:r>
             <w:r>
               <w:rPr>
@@ -5256,7 +5759,7 @@
                 <w:sz w:val="19"/>
                 <w:szCs w:val="19"/>
               </w:rPr>
-              <w:t xml:space="preserve"> form and says so on the output card. YOLO has a Labelling tab: a folder picker on the left with the class list, the image on a canvas in the middle, and the shape list and exports on the right. TT</w:t>
+              <w:t xml:space="preserve"> form and says so on the output card. YOLO has a Labelling tab: a folder picker on the left with the class list, the image on a canvas in the middle, and the shape list and exports on the right. TTS mirrors that s</w:t>
             </w:r>
             <w:r>
               <w:rPr>
@@ -5264,7 +5767,7 @@
                 <w:sz w:val="19"/>
                 <w:szCs w:val="19"/>
               </w:rPr>
-              <w:t>S mirrors that shape for audio: folder picker, rejected-file list and exports on the left; the player and transcript box in the middle; the text history on the right, ticking off clips as they are done.</w:t>
+              <w:t>hape for audio: folder picker, rejected-file list and exports on the left; the player and transcript box in the middle; the text history on the right, ticking off clips as they are done.</w:t>
             </w:r>
           </w:p>
         </w:tc>
@@ -5303,6 +5806,7 @@
           <w:sz w:val="22"/>
           <w:szCs w:val="22"/>
         </w:rPr>
+        <w:lastRenderedPageBreak/>
         <w:t xml:space="preserve">A destructive action </w:t>
       </w:r>
       <w:r>
@@ -5321,15 +5825,15 @@
           <w:sz w:val="22"/>
           <w:szCs w:val="22"/>
         </w:rPr>
-        <w:t xml:space="preserve"> con</w:t>
-      </w:r>
-      <w:r>
-        <w:rPr>
-          <w:rFonts w:ascii="Segoe UI" w:eastAsia="Times New Roman" w:hAnsi="Segoe UI" w:cs="Segoe UI"/>
-          <w:sz w:val="22"/>
-          <w:szCs w:val="22"/>
-        </w:rPr>
-        <w:t xml:space="preserve">firms — there is no exception anywhere in </w:t>
+        <w:t xml:space="preserve"> confirms — there is</w:t>
+      </w:r>
+      <w:r>
+        <w:rPr>
+          <w:rFonts w:ascii="Segoe UI" w:eastAsia="Times New Roman" w:hAnsi="Segoe UI" w:cs="Segoe UI"/>
+          <w:sz w:val="22"/>
+          <w:szCs w:val="22"/>
+        </w:rPr>
+        <w:t xml:space="preserve"> no exception anywhere in </w:t>
       </w:r>
       <w:r>
         <w:rPr>
@@ -5338,15 +5842,15 @@
           <w:szCs w:val="22"/>
         </w:rPr>
         <w:br/>
-        <w:t>the application — and the confirmation states what else it takes with it ("its 12 tasks, with every comment and the whole history"), not merely "are you sure?". Where the scope can only be known by asking the serv</w:t>
-      </w:r>
-      <w:r>
-        <w:rPr>
-          <w:rFonts w:ascii="Segoe UI" w:eastAsia="Times New Roman" w:hAnsi="Segoe UI" w:cs="Segoe UI"/>
-          <w:sz w:val="22"/>
-          <w:szCs w:val="22"/>
-        </w:rPr>
-        <w:t xml:space="preserve">er, it is asked before the dialog opens; that is what deleting an account does. </w:t>
+        <w:t xml:space="preserve">the application — and the confirmation states what else it takes with it ("its 12 tasks, with every comment and the whole history"), not merely "are you sure?". Where the scope can only be known by asking the server, it is asked </w:t>
+      </w:r>
+      <w:r>
+        <w:rPr>
+          <w:rFonts w:ascii="Segoe UI" w:eastAsia="Times New Roman" w:hAnsi="Segoe UI" w:cs="Segoe UI"/>
+          <w:sz w:val="22"/>
+          <w:szCs w:val="22"/>
+        </w:rPr>
+        <w:t xml:space="preserve">before the dialog opens; that is what deleting an account does. </w:t>
       </w:r>
     </w:p>
     <w:p>
@@ -5417,15 +5921,7 @@
           <w:sz w:val="22"/>
           <w:szCs w:val="22"/>
         </w:rPr>
-        <w:t xml:space="preserve">The destructive button in a confirmation </w:t>
-      </w:r>
-      <w:r>
-        <w:rPr>
-          <w:rFonts w:ascii="Segoe UI" w:eastAsia="Times New Roman" w:hAnsi="Segoe UI" w:cs="Segoe UI"/>
-          <w:sz w:val="22"/>
-          <w:szCs w:val="22"/>
-        </w:rPr>
-        <w:t xml:space="preserve">is </w:t>
+        <w:t xml:space="preserve">The destructive button in a confirmation is </w:t>
       </w:r>
       <w:r>
         <w:rPr>
@@ -5502,15 +5998,15 @@
           <w:sz w:val="22"/>
           <w:szCs w:val="22"/>
         </w:rPr>
-        <w:t>Pickers that list people</w:t>
-      </w:r>
-      <w:r>
-        <w:rPr>
-          <w:rFonts w:ascii="Segoe UI" w:eastAsia="Times New Roman" w:hAnsi="Segoe UI" w:cs="Segoe UI"/>
-          <w:sz w:val="22"/>
-          <w:szCs w:val="22"/>
-        </w:rPr>
-        <w:t xml:space="preserve"> — project members, task assignee — re-read the </w:t>
+        <w:t>Pickers that list people — projec</w:t>
+      </w:r>
+      <w:r>
+        <w:rPr>
+          <w:rFonts w:ascii="Segoe UI" w:eastAsia="Times New Roman" w:hAnsi="Segoe UI" w:cs="Segoe UI"/>
+          <w:sz w:val="22"/>
+          <w:szCs w:val="22"/>
+        </w:rPr>
+        <w:t xml:space="preserve">t members, task assignee — re-read the </w:t>
       </w:r>
       <w:r>
         <w:rPr>
@@ -5580,26 +6076,27 @@
           <w:rStyle w:val="c1"/>
           <w:rFonts w:cs="Segoe UI"/>
         </w:rPr>
-        <w:t>frontend/public/translat</w:t>
-      </w:r>
-      <w:r>
-        <w:rPr>
-          <w:rStyle w:val="c1"/>
-          <w:rFonts w:cs="Segoe UI"/>
-        </w:rPr>
-        <w:t>ions.xml</w:t>
-      </w:r>
-      <w:r>
-        <w:rPr>
-          <w:rFonts w:ascii="Segoe UI" w:hAnsi="Segoe UI" w:cs="Segoe UI"/>
-          <w:sz w:val="22"/>
-          <w:szCs w:val="22"/>
-        </w:rPr>
-        <w:t xml:space="preserve"> (English, Spanish, Chinese, Japanese). Dates and numbers are formatted with the browser's locale; currency amounts follow the rules in the System Design Document.</w:t>
+        <w:t>frontend/public/translations.xml</w:t>
+      </w:r>
+      <w:r>
+        <w:rPr>
+          <w:rFonts w:ascii="Segoe UI" w:hAnsi="Segoe UI" w:cs="Segoe UI"/>
+          <w:sz w:val="22"/>
+          <w:szCs w:val="22"/>
+        </w:rPr>
+        <w:t xml:space="preserve"> </w:t>
+      </w:r>
+      <w:r>
+        <w:rPr>
+          <w:rFonts w:ascii="Segoe UI" w:hAnsi="Segoe UI" w:cs="Segoe UI"/>
+          <w:sz w:val="22"/>
+          <w:szCs w:val="22"/>
+        </w:rPr>
+        <w:t>(English, Spanish, Chinese, Japanese). Dates and numbers are formatted with the browser's locale; currency amounts follow the rules in the System Design Document.</w:t>
       </w:r>
     </w:p>
     <w:sectPr>
-      <w:pgSz w:w="12240" w:h="15840"/>
+      <w:pgSz w:w="11907" w:h="16839"/>
       <w:pgMar w:top="1120" w:right="1120" w:bottom="1120" w:left="1120" w:header="720" w:footer="720" w:gutter="0"/>
       <w:cols w:space="720"/>
       <w:docGrid w:linePitch="360"/>
@@ -5611,122 +6108,9 @@
 <file path=word/numbering.xml><?xml version="1.0" encoding="utf-8"?>
 <w:numbering xmlns:wpc="http://schemas.microsoft.com/office/word/2010/wordprocessingCanvas" xmlns:cx="http://schemas.microsoft.com/office/drawing/2014/chartex" xmlns:mc="http://schemas.openxmlformats.org/markup-compatibility/2006" xmlns:o="urn:schemas-microsoft-com:office:office" xmlns:r="http://schemas.openxmlformats.org/officeDocument/2006/relationships" xmlns:m="http://schemas.openxmlformats.org/officeDocument/2006/math" xmlns:v="urn:schemas-microsoft-com:vml" xmlns:wp14="http://schemas.microsoft.com/office/word/2010/wordprocessingDrawing" xmlns:wp="http://schemas.openxmlformats.org/drawingml/2006/wordprocessingDrawing" xmlns:w10="urn:schemas-microsoft-com:office:word" xmlns:w="http://schemas.openxmlformats.org/wordprocessingml/2006/main" xmlns:w14="http://schemas.microsoft.com/office/word/2010/wordml" xmlns:w15="http://schemas.microsoft.com/office/word/2012/wordml" xmlns:w16se="http://schemas.microsoft.com/office/word/2015/wordml/symex" xmlns:wpg="http://schemas.microsoft.com/office/word/2010/wordprocessingGroup" xmlns:wpi="http://schemas.microsoft.com/office/word/2010/wordprocessingInk" xmlns:wne="http://schemas.microsoft.com/office/word/2006/wordml" xmlns:wps="http://schemas.microsoft.com/office/word/2010/wordprocessingShape" mc:Ignorable="w14 w15 w16se wp14">
   <w:abstractNum w:abstractNumId="0" w15:restartNumberingAfterBreak="0">
-    <w:nsid w:val="05B7779E"/>
+    <w:nsid w:val="29B07DA9"/>
     <w:multiLevelType w:val="multilevel"/>
-    <w:tmpl w:val="751C4C12"/>
-    <w:lvl w:ilvl="0">
-      <w:start w:val="1"/>
-      <w:numFmt w:val="decimal"/>
-      <w:lvlText w:val="%1."/>
-      <w:lvlJc w:val="left"/>
-      <w:pPr>
-        <w:tabs>
-          <w:tab w:val="num" w:pos="720"/>
-        </w:tabs>
-        <w:ind w:left="720" w:hanging="360"/>
-      </w:pPr>
-    </w:lvl>
-    <w:lvl w:ilvl="1" w:tentative="1">
-      <w:start w:val="1"/>
-      <w:numFmt w:val="decimal"/>
-      <w:lvlText w:val="%2."/>
-      <w:lvlJc w:val="left"/>
-      <w:pPr>
-        <w:tabs>
-          <w:tab w:val="num" w:pos="1440"/>
-        </w:tabs>
-        <w:ind w:left="1440" w:hanging="360"/>
-      </w:pPr>
-    </w:lvl>
-    <w:lvl w:ilvl="2" w:tentative="1">
-      <w:start w:val="1"/>
-      <w:numFmt w:val="decimal"/>
-      <w:lvlText w:val="%3."/>
-      <w:lvlJc w:val="left"/>
-      <w:pPr>
-        <w:tabs>
-          <w:tab w:val="num" w:pos="2160"/>
-        </w:tabs>
-        <w:ind w:left="2160" w:hanging="360"/>
-      </w:pPr>
-    </w:lvl>
-    <w:lvl w:ilvl="3" w:tentative="1">
-      <w:start w:val="1"/>
-      <w:numFmt w:val="decimal"/>
-      <w:lvlText w:val="%4."/>
-      <w:lvlJc w:val="left"/>
-      <w:pPr>
-        <w:tabs>
-          <w:tab w:val="num" w:pos="2880"/>
-        </w:tabs>
-        <w:ind w:left="2880" w:hanging="360"/>
-      </w:pPr>
-    </w:lvl>
-    <w:lvl w:ilvl="4" w:tentative="1">
-      <w:start w:val="1"/>
-      <w:numFmt w:val="decimal"/>
-      <w:lvlText w:val="%5."/>
-      <w:lvlJc w:val="left"/>
-      <w:pPr>
-        <w:tabs>
-          <w:tab w:val="num" w:pos="3600"/>
-        </w:tabs>
-        <w:ind w:left="3600" w:hanging="360"/>
-      </w:pPr>
-    </w:lvl>
-    <w:lvl w:ilvl="5" w:tentative="1">
-      <w:start w:val="1"/>
-      <w:numFmt w:val="decimal"/>
-      <w:lvlText w:val="%6."/>
-      <w:lvlJc w:val="left"/>
-      <w:pPr>
-        <w:tabs>
-          <w:tab w:val="num" w:pos="4320"/>
-        </w:tabs>
-        <w:ind w:left="4320" w:hanging="360"/>
-      </w:pPr>
-    </w:lvl>
-    <w:lvl w:ilvl="6" w:tentative="1">
-      <w:start w:val="1"/>
-      <w:numFmt w:val="decimal"/>
-      <w:lvlText w:val="%7."/>
-      <w:lvlJc w:val="left"/>
-      <w:pPr>
-        <w:tabs>
-          <w:tab w:val="num" w:pos="5040"/>
-        </w:tabs>
-        <w:ind w:left="5040" w:hanging="360"/>
-      </w:pPr>
-    </w:lvl>
-    <w:lvl w:ilvl="7" w:tentative="1">
-      <w:start w:val="1"/>
-      <w:numFmt w:val="decimal"/>
-      <w:lvlText w:val="%8."/>
-      <w:lvlJc w:val="left"/>
-      <w:pPr>
-        <w:tabs>
-          <w:tab w:val="num" w:pos="5760"/>
-        </w:tabs>
-        <w:ind w:left="5760" w:hanging="360"/>
-      </w:pPr>
-    </w:lvl>
-    <w:lvl w:ilvl="8" w:tentative="1">
-      <w:start w:val="1"/>
-      <w:numFmt w:val="decimal"/>
-      <w:lvlText w:val="%9."/>
-      <w:lvlJc w:val="left"/>
-      <w:pPr>
-        <w:tabs>
-          <w:tab w:val="num" w:pos="6480"/>
-        </w:tabs>
-        <w:ind w:left="6480" w:hanging="360"/>
-      </w:pPr>
-    </w:lvl>
-  </w:abstractNum>
-  <w:abstractNum w:abstractNumId="1" w15:restartNumberingAfterBreak="0">
-    <w:nsid w:val="1F25036F"/>
-    <w:multiLevelType w:val="multilevel"/>
-    <w:tmpl w:val="CA3E3138"/>
+    <w:tmpl w:val="3BB4B456"/>
     <w:lvl w:ilvl="0">
       <w:start w:val="1"/>
       <w:numFmt w:val="bullet"/>
@@ -5872,10 +6256,10 @@
       </w:rPr>
     </w:lvl>
   </w:abstractNum>
-  <w:abstractNum w:abstractNumId="2" w15:restartNumberingAfterBreak="0">
-    <w:nsid w:val="3EC00C2E"/>
+  <w:abstractNum w:abstractNumId="1" w15:restartNumberingAfterBreak="0">
+    <w:nsid w:val="353A2283"/>
     <w:multiLevelType w:val="multilevel"/>
-    <w:tmpl w:val="C9E84E06"/>
+    <w:tmpl w:val="438E1C86"/>
     <w:lvl w:ilvl="0">
       <w:start w:val="1"/>
       <w:numFmt w:val="bullet"/>
@@ -6021,10 +6405,10 @@
       </w:rPr>
     </w:lvl>
   </w:abstractNum>
-  <w:abstractNum w:abstractNumId="3" w15:restartNumberingAfterBreak="0">
-    <w:nsid w:val="526B1010"/>
+  <w:abstractNum w:abstractNumId="2" w15:restartNumberingAfterBreak="0">
+    <w:nsid w:val="50632BBE"/>
     <w:multiLevelType w:val="multilevel"/>
-    <w:tmpl w:val="D9DA0E9C"/>
+    <w:tmpl w:val="9E48D2AC"/>
     <w:lvl w:ilvl="0">
       <w:start w:val="1"/>
       <w:numFmt w:val="bullet"/>
@@ -6170,10 +6554,10 @@
       </w:rPr>
     </w:lvl>
   </w:abstractNum>
-  <w:abstractNum w:abstractNumId="4" w15:restartNumberingAfterBreak="0">
-    <w:nsid w:val="5672159D"/>
+  <w:abstractNum w:abstractNumId="3" w15:restartNumberingAfterBreak="0">
+    <w:nsid w:val="55A26A6B"/>
     <w:multiLevelType w:val="multilevel"/>
-    <w:tmpl w:val="A4C0DC8E"/>
+    <w:tmpl w:val="8CEEFE26"/>
     <w:lvl w:ilvl="0">
       <w:start w:val="1"/>
       <w:numFmt w:val="bullet"/>
@@ -6319,10 +6703,10 @@
       </w:rPr>
     </w:lvl>
   </w:abstractNum>
-  <w:abstractNum w:abstractNumId="5" w15:restartNumberingAfterBreak="0">
-    <w:nsid w:val="59EC6F41"/>
+  <w:abstractNum w:abstractNumId="4" w15:restartNumberingAfterBreak="0">
+    <w:nsid w:val="63B677D4"/>
     <w:multiLevelType w:val="multilevel"/>
-    <w:tmpl w:val="BDB2FD76"/>
+    <w:tmpl w:val="C662377E"/>
     <w:lvl w:ilvl="0">
       <w:start w:val="1"/>
       <w:numFmt w:val="bullet"/>
@@ -6468,10 +6852,10 @@
       </w:rPr>
     </w:lvl>
   </w:abstractNum>
-  <w:abstractNum w:abstractNumId="6" w15:restartNumberingAfterBreak="0">
-    <w:nsid w:val="71441265"/>
+  <w:abstractNum w:abstractNumId="5" w15:restartNumberingAfterBreak="0">
+    <w:nsid w:val="77665383"/>
     <w:multiLevelType w:val="multilevel"/>
-    <w:tmpl w:val="C4DA8866"/>
+    <w:tmpl w:val="335E27E2"/>
     <w:lvl w:ilvl="0">
       <w:start w:val="1"/>
       <w:numFmt w:val="bullet"/>
@@ -6617,23 +7001,136 @@
       </w:rPr>
     </w:lvl>
   </w:abstractNum>
+  <w:abstractNum w:abstractNumId="6" w15:restartNumberingAfterBreak="0">
+    <w:nsid w:val="7B996A25"/>
+    <w:multiLevelType w:val="multilevel"/>
+    <w:tmpl w:val="D4B83A9C"/>
+    <w:lvl w:ilvl="0">
+      <w:start w:val="1"/>
+      <w:numFmt w:val="decimal"/>
+      <w:lvlText w:val="%1."/>
+      <w:lvlJc w:val="left"/>
+      <w:pPr>
+        <w:tabs>
+          <w:tab w:val="num" w:pos="720"/>
+        </w:tabs>
+        <w:ind w:left="720" w:hanging="360"/>
+      </w:pPr>
+    </w:lvl>
+    <w:lvl w:ilvl="1" w:tentative="1">
+      <w:start w:val="1"/>
+      <w:numFmt w:val="decimal"/>
+      <w:lvlText w:val="%2."/>
+      <w:lvlJc w:val="left"/>
+      <w:pPr>
+        <w:tabs>
+          <w:tab w:val="num" w:pos="1440"/>
+        </w:tabs>
+        <w:ind w:left="1440" w:hanging="360"/>
+      </w:pPr>
+    </w:lvl>
+    <w:lvl w:ilvl="2" w:tentative="1">
+      <w:start w:val="1"/>
+      <w:numFmt w:val="decimal"/>
+      <w:lvlText w:val="%3."/>
+      <w:lvlJc w:val="left"/>
+      <w:pPr>
+        <w:tabs>
+          <w:tab w:val="num" w:pos="2160"/>
+        </w:tabs>
+        <w:ind w:left="2160" w:hanging="360"/>
+      </w:pPr>
+    </w:lvl>
+    <w:lvl w:ilvl="3" w:tentative="1">
+      <w:start w:val="1"/>
+      <w:numFmt w:val="decimal"/>
+      <w:lvlText w:val="%4."/>
+      <w:lvlJc w:val="left"/>
+      <w:pPr>
+        <w:tabs>
+          <w:tab w:val="num" w:pos="2880"/>
+        </w:tabs>
+        <w:ind w:left="2880" w:hanging="360"/>
+      </w:pPr>
+    </w:lvl>
+    <w:lvl w:ilvl="4" w:tentative="1">
+      <w:start w:val="1"/>
+      <w:numFmt w:val="decimal"/>
+      <w:lvlText w:val="%5."/>
+      <w:lvlJc w:val="left"/>
+      <w:pPr>
+        <w:tabs>
+          <w:tab w:val="num" w:pos="3600"/>
+        </w:tabs>
+        <w:ind w:left="3600" w:hanging="360"/>
+      </w:pPr>
+    </w:lvl>
+    <w:lvl w:ilvl="5" w:tentative="1">
+      <w:start w:val="1"/>
+      <w:numFmt w:val="decimal"/>
+      <w:lvlText w:val="%6."/>
+      <w:lvlJc w:val="left"/>
+      <w:pPr>
+        <w:tabs>
+          <w:tab w:val="num" w:pos="4320"/>
+        </w:tabs>
+        <w:ind w:left="4320" w:hanging="360"/>
+      </w:pPr>
+    </w:lvl>
+    <w:lvl w:ilvl="6" w:tentative="1">
+      <w:start w:val="1"/>
+      <w:numFmt w:val="decimal"/>
+      <w:lvlText w:val="%7."/>
+      <w:lvlJc w:val="left"/>
+      <w:pPr>
+        <w:tabs>
+          <w:tab w:val="num" w:pos="5040"/>
+        </w:tabs>
+        <w:ind w:left="5040" w:hanging="360"/>
+      </w:pPr>
+    </w:lvl>
+    <w:lvl w:ilvl="7" w:tentative="1">
+      <w:start w:val="1"/>
+      <w:numFmt w:val="decimal"/>
+      <w:lvlText w:val="%8."/>
+      <w:lvlJc w:val="left"/>
+      <w:pPr>
+        <w:tabs>
+          <w:tab w:val="num" w:pos="5760"/>
+        </w:tabs>
+        <w:ind w:left="5760" w:hanging="360"/>
+      </w:pPr>
+    </w:lvl>
+    <w:lvl w:ilvl="8" w:tentative="1">
+      <w:start w:val="1"/>
+      <w:numFmt w:val="decimal"/>
+      <w:lvlText w:val="%9."/>
+      <w:lvlJc w:val="left"/>
+      <w:pPr>
+        <w:tabs>
+          <w:tab w:val="num" w:pos="6480"/>
+        </w:tabs>
+        <w:ind w:left="6480" w:hanging="360"/>
+      </w:pPr>
+    </w:lvl>
+  </w:abstractNum>
   <w:num w:numId="1">
-    <w:abstractNumId w:val="3"/>
+    <w:abstractNumId w:val="4"/>
   </w:num>
   <w:num w:numId="2">
+    <w:abstractNumId w:val="0"/>
+  </w:num>
+  <w:num w:numId="3">
     <w:abstractNumId w:val="6"/>
   </w:num>
-  <w:num w:numId="3">
-    <w:abstractNumId w:val="0"/>
-  </w:num>
   <w:num w:numId="4">
-    <w:abstractNumId w:val="4"/>
+    <w:abstractNumId w:val="5"/>
   </w:num>
   <w:num w:numId="5">
-    <w:abstractNumId w:val="5"/>
+    <w:abstractNumId w:val="1"/>
   </w:num>
   <w:num w:numId="6">
-    <w:abstractNumId w:val="1"/>
+    <w:abstractNumId w:val="3"/>
   </w:num>
   <w:num w:numId="7">
     <w:abstractNumId w:val="2"/>
